--- a/Advanced-Digital-Design/howTo/howTo 08 Build IP For Zynq.docx
+++ b/Advanced-Digital-Design/howTo/howTo 08 Build IP For Zynq.docx
@@ -1,10 +1,26 @@
 
 <file path=word/document.xml><?xml version="1.0" encoding="utf-8"?>
-<w:document xmlns:wpc="http://schemas.microsoft.com/office/word/2010/wordprocessingCanvas" xmlns:cx="http://schemas.microsoft.com/office/drawing/2014/chartex" xmlns:cx1="http://schemas.microsoft.com/office/drawing/2015/9/8/chartex" xmlns:cx2="http://schemas.microsoft.com/office/drawing/2015/10/21/chartex" xmlns:cx3="http://schemas.microsoft.com/office/drawing/2016/5/9/chartex" xmlns:cx4="http://schemas.microsoft.com/office/drawing/2016/5/10/chartex" xmlns:cx5="http://schemas.microsoft.com/office/drawing/2016/5/11/chartex" xmlns:cx6="http://schemas.microsoft.com/office/drawing/2016/5/12/chartex" xmlns:cx7="http://schemas.microsoft.com/office/drawing/2016/5/13/chartex" xmlns:cx8="http://schemas.microsoft.com/office/drawing/2016/5/14/chartex" xmlns:mc="http://schemas.openxmlformats.org/markup-compatibility/2006" xmlns:aink="http://schemas.microsoft.com/office/drawing/2016/ink" xmlns:am3d="http://schemas.microsoft.com/office/drawing/2017/model3d" xmlns:o="urn:schemas-microsoft-com:office:office" xmlns:oel="http://schemas.microsoft.com/office/2019/extlst" xmlns:r="http://schemas.openxmlformats.org/officeDocument/2006/relationships" xmlns:m="http://schemas.openxmlformats.org/officeDocument/2006/math" xmlns:v="urn:schemas-microsoft-com:vml" xmlns:wp14="http://schemas.microsoft.com/office/word/2010/wordprocessingDrawing" xmlns:wp="http://schemas.openxmlformats.org/drawingml/2006/wordprocessingDrawing" xmlns:w10="urn:schemas-microsoft-com:office:word" xmlns:w="http://schemas.openxmlformats.org/wordprocessingml/2006/main" xmlns:w14="http://schemas.microsoft.com/office/word/2010/wordml" xmlns:w15="http://schemas.microsoft.com/office/word/2012/wordml" xmlns:w16cex="http://schemas.microsoft.com/office/word/2018/wordml/cex" xmlns:w16cid="http://schemas.microsoft.com/office/word/2016/wordml/cid" xmlns:w16="http://schemas.microsoft.com/office/word/2018/wordml" xmlns:w16sdtdh="http://schemas.microsoft.com/office/word/2020/wordml/sdtdatahash" xmlns:w16se="http://schemas.microsoft.com/office/word/2015/wordml/symex" xmlns:wpg="http://schemas.microsoft.com/office/word/2010/wordprocessingGroup" xmlns:wpi="http://schemas.microsoft.com/office/word/2010/wordprocessingInk" xmlns:wne="http://schemas.microsoft.com/office/word/2006/wordml" xmlns:wps="http://schemas.microsoft.com/office/word/2010/wordprocessingShape" mc:Ignorable="w14 w15 w16se w16cid w16 w16cex w16sdtdh wp14">
+<w:document xmlns:wpc="http://schemas.microsoft.com/office/word/2010/wordprocessingCanvas" xmlns:cx="http://schemas.microsoft.com/office/drawing/2014/chartex" xmlns:cx1="http://schemas.microsoft.com/office/drawing/2015/9/8/chartex" xmlns:cx2="http://schemas.microsoft.com/office/drawing/2015/10/21/chartex" xmlns:cx3="http://schemas.microsoft.com/office/drawing/2016/5/9/chartex" xmlns:cx4="http://schemas.microsoft.com/office/drawing/2016/5/10/chartex" xmlns:cx5="http://schemas.microsoft.com/office/drawing/2016/5/11/chartex" xmlns:cx6="http://schemas.microsoft.com/office/drawing/2016/5/12/chartex" xmlns:cx7="http://schemas.microsoft.com/office/drawing/2016/5/13/chartex" xmlns:cx8="http://schemas.microsoft.com/office/drawing/2016/5/14/chartex" xmlns:mc="http://schemas.openxmlformats.org/markup-compatibility/2006" xmlns:aink="http://schemas.microsoft.com/office/drawing/2016/ink" xmlns:am3d="http://schemas.microsoft.com/office/drawing/2017/model3d" xmlns:o="urn:schemas-microsoft-com:office:office" xmlns:oel="http://schemas.microsoft.com/office/2019/extlst" xmlns:r="http://schemas.openxmlformats.org/officeDocument/2006/relationships" xmlns:m="http://schemas.openxmlformats.org/officeDocument/2006/math" xmlns:v="urn:schemas-microsoft-com:vml" xmlns:wp14="http://schemas.microsoft.com/office/word/2010/wordprocessingDrawing" xmlns:wp="http://schemas.openxmlformats.org/drawingml/2006/wordprocessingDrawing" xmlns:w10="urn:schemas-microsoft-com:office:word" xmlns:w="http://schemas.openxmlformats.org/wordprocessingml/2006/main" xmlns:w14="http://schemas.microsoft.com/office/word/2010/wordml" xmlns:w15="http://schemas.microsoft.com/office/word/2012/wordml" xmlns:w16cex="http://schemas.microsoft.com/office/word/2018/wordml/cex" xmlns:w16cid="http://schemas.microsoft.com/office/word/2016/wordml/cid" xmlns:w16="http://schemas.microsoft.com/office/word/2018/wordml" xmlns:w16du="http://schemas.microsoft.com/office/word/2023/wordml/word16du" xmlns:w16sdtdh="http://schemas.microsoft.com/office/word/2020/wordml/sdtdatahash" xmlns:w16sdtfl="http://schemas.microsoft.com/office/word/2024/wordml/sdtformatlock" xmlns:w16se="http://schemas.microsoft.com/office/word/2015/wordml/symex" xmlns:wpg="http://schemas.microsoft.com/office/word/2010/wordprocessingGroup" xmlns:wpi="http://schemas.microsoft.com/office/word/2010/wordprocessingInk" xmlns:wne="http://schemas.microsoft.com/office/word/2006/wordml" xmlns:wps="http://schemas.microsoft.com/office/word/2010/wordprocessingShape" mc:Ignorable="w14 w15 w16se w16cid w16 w16cex w16sdtdh w16sdtfl w16du wp14">
   <w:body>
     <w:p>
       <w:r>
-        <w:t xml:space="preserve">You will need to start the process of creating custom IP from some existing Vivado project.  This project does not need to have any relationship with the custom IP that you are creating in this howTo. </w:t>
+        <w:t xml:space="preserve">You will need to start the process of creating custom IP from some existing </w:t>
+      </w:r>
+      <w:proofErr w:type="spellStart"/>
+      <w:r>
+        <w:t>Vivado</w:t>
+      </w:r>
+      <w:proofErr w:type="spellEnd"/>
+      <w:r>
+        <w:t xml:space="preserve"> project.  This project does not need to have any relationship with the custom IP that you are creating in this </w:t>
+      </w:r>
+      <w:proofErr w:type="spellStart"/>
+      <w:r>
+        <w:t>howTo</w:t>
+      </w:r>
+      <w:proofErr w:type="spellEnd"/>
+      <w:r>
+        <w:t xml:space="preserve">. </w:t>
       </w:r>
     </w:p>
     <w:p>
@@ -36,7 +52,15 @@
         <w:t xml:space="preserve"> a</w:t>
       </w:r>
       <w:r>
-        <w:t xml:space="preserve">nd find the enhancedPWM component.  </w:t>
+        <w:t xml:space="preserve">nd find the </w:t>
+      </w:r>
+      <w:proofErr w:type="spellStart"/>
+      <w:r>
+        <w:t>enhancedPWM</w:t>
+      </w:r>
+      <w:proofErr w:type="spellEnd"/>
+      <w:r>
+        <w:t xml:space="preserve"> component.  </w:t>
       </w:r>
       <w:r>
         <w:t>Let’s explore where the signal on its entity are being routed to.</w:t>
@@ -116,7 +140,15 @@
     </w:p>
     <w:p>
       <w:r>
-        <w:t xml:space="preserve">The signals on the enhancedPwn </w:t>
+        <w:t xml:space="preserve">The signals on the </w:t>
+      </w:r>
+      <w:proofErr w:type="spellStart"/>
+      <w:r>
+        <w:t>enhancedPwn</w:t>
+      </w:r>
+      <w:proofErr w:type="spellEnd"/>
+      <w:r>
+        <w:t xml:space="preserve"> </w:t>
       </w:r>
       <w:r>
         <w:t>interface</w:t>
@@ -133,12 +165,14 @@
           <w:numId w:val="26"/>
         </w:numPr>
       </w:pPr>
+      <w:proofErr w:type="spellStart"/>
       <w:r>
         <w:t>c</w:t>
       </w:r>
       <w:r>
         <w:t>lk</w:t>
       </w:r>
+      <w:proofErr w:type="spellEnd"/>
       <w:r>
         <w:t xml:space="preserve"> and</w:t>
       </w:r>
@@ -157,24 +191,33 @@
           <w:numId w:val="26"/>
         </w:numPr>
       </w:pPr>
+      <w:proofErr w:type="spellStart"/>
       <w:r>
         <w:t>en</w:t>
       </w:r>
       <w:r>
-        <w:t xml:space="preserve">b, </w:t>
-      </w:r>
+        <w:t>b</w:t>
+      </w:r>
+      <w:proofErr w:type="spellEnd"/>
+      <w:r>
+        <w:t xml:space="preserve">, </w:t>
+      </w:r>
+      <w:proofErr w:type="spellStart"/>
       <w:r>
         <w:t>pwmSignal</w:t>
       </w:r>
+      <w:proofErr w:type="spellEnd"/>
       <w:r>
         <w:t xml:space="preserve"> and </w:t>
       </w:r>
+      <w:proofErr w:type="spellStart"/>
       <w:r>
         <w:rPr>
           <w:color w:val="auto"/>
         </w:rPr>
         <w:t>rollOver</w:t>
       </w:r>
+      <w:proofErr w:type="spellEnd"/>
       <w:r>
         <w:rPr>
           <w:color w:val="auto"/>
@@ -202,8 +245,21 @@
           <w:numId w:val="26"/>
         </w:numPr>
       </w:pPr>
-      <w:r>
-        <w:t>dutyCycle and pwmCount will be written/read by a program that we will write for the ARM processor in a later stage.</w:t>
+      <w:proofErr w:type="spellStart"/>
+      <w:r>
+        <w:t>dutyCycle</w:t>
+      </w:r>
+      <w:proofErr w:type="spellEnd"/>
+      <w:r>
+        <w:t xml:space="preserve"> and </w:t>
+      </w:r>
+      <w:proofErr w:type="spellStart"/>
+      <w:r>
+        <w:t>pwmCount</w:t>
+      </w:r>
+      <w:proofErr w:type="spellEnd"/>
+      <w:r>
+        <w:t xml:space="preserve"> will be written/read by a program that we will write for the ARM processor in a later stage.</w:t>
       </w:r>
     </w:p>
     <w:p>
@@ -237,7 +293,15 @@
     </w:p>
     <w:p>
       <w:r>
-        <w:t>When a signal from your custom IP needs to interface to the ARM processor, you need to deal with the slv_regX interface.</w:t>
+        <w:t xml:space="preserve">When a signal from your custom IP needs to interface to the ARM processor, you need to deal with the </w:t>
+      </w:r>
+      <w:proofErr w:type="spellStart"/>
+      <w:r>
+        <w:t>slv_regX</w:t>
+      </w:r>
+      <w:proofErr w:type="spellEnd"/>
+      <w:r>
+        <w:t xml:space="preserve"> interface.</w:t>
       </w:r>
       <w:r>
         <w:t xml:space="preserve"> </w:t>
@@ -721,11 +785,16 @@
       <w:r>
         <w:t xml:space="preserve"> of </w:t>
       </w:r>
+      <w:proofErr w:type="spellStart"/>
       <w:r>
         <w:t>V</w:t>
       </w:r>
       <w:r>
-        <w:t xml:space="preserve">ivado will </w:t>
+        <w:t>ivado</w:t>
+      </w:r>
+      <w:proofErr w:type="spellEnd"/>
+      <w:r>
+        <w:t xml:space="preserve"> will </w:t>
       </w:r>
       <w:r>
         <w:t>launch.</w:t>
@@ -744,14 +813,24 @@
       <w:r>
         <w:t xml:space="preserve">package the </w:t>
       </w:r>
-      <w:r>
-        <w:t xml:space="preserve">enhancedPwm component </w:t>
+      <w:proofErr w:type="spellStart"/>
+      <w:r>
+        <w:t>enhancedPwm</w:t>
+      </w:r>
+      <w:proofErr w:type="spellEnd"/>
+      <w:r>
+        <w:t xml:space="preserve"> component </w:t>
       </w:r>
       <w:r>
         <w:t xml:space="preserve">into a form that will make it compatible to the AXI bus used by the Zynq processor.  Start by adding </w:t>
       </w:r>
-      <w:r>
-        <w:t xml:space="preserve">enhancedPwm </w:t>
+      <w:proofErr w:type="spellStart"/>
+      <w:r>
+        <w:t>enhancedPwm</w:t>
+      </w:r>
+      <w:proofErr w:type="spellEnd"/>
+      <w:r>
+        <w:t xml:space="preserve"> </w:t>
       </w:r>
       <w:r>
         <w:t xml:space="preserve">to the project.  Do this by right clicking on Design Sources and selecting Add Sources… </w:t>
@@ -909,7 +988,39 @@
     </w:p>
     <w:p>
       <w:r>
-        <w:t xml:space="preserve">Click Add Files.  In the Add Source Files pop-up, navigate to the enhancedPwm, select the file, then click Open.  Do the same for the genericCounter, genericCompare and basicBuildingBlocks_package. </w:t>
+        <w:t xml:space="preserve">Click Add Files.  In the Add Source Files pop-up, navigate to the </w:t>
+      </w:r>
+      <w:proofErr w:type="spellStart"/>
+      <w:r>
+        <w:t>enhancedPwm</w:t>
+      </w:r>
+      <w:proofErr w:type="spellEnd"/>
+      <w:r>
+        <w:t xml:space="preserve">, select the file, then click Open.  Do the same for the </w:t>
+      </w:r>
+      <w:proofErr w:type="spellStart"/>
+      <w:r>
+        <w:t>genericCounter</w:t>
+      </w:r>
+      <w:proofErr w:type="spellEnd"/>
+      <w:r>
+        <w:t xml:space="preserve">, </w:t>
+      </w:r>
+      <w:proofErr w:type="spellStart"/>
+      <w:r>
+        <w:t>genericCompare</w:t>
+      </w:r>
+      <w:proofErr w:type="spellEnd"/>
+      <w:r>
+        <w:t xml:space="preserve"> and </w:t>
+      </w:r>
+      <w:proofErr w:type="spellStart"/>
+      <w:r>
+        <w:t>basicBuildingBlocks_package</w:t>
+      </w:r>
+      <w:proofErr w:type="spellEnd"/>
+      <w:r>
+        <w:t xml:space="preserve">. </w:t>
       </w:r>
       <w:r>
         <w:t>Make sure to c</w:t>
@@ -980,8 +1091,13 @@
       <w:r>
         <w:t xml:space="preserve">declaring the </w:t>
       </w:r>
-      <w:r>
-        <w:t xml:space="preserve">enhancedPwm </w:t>
+      <w:proofErr w:type="spellStart"/>
+      <w:r>
+        <w:t>enhancedPwm</w:t>
+      </w:r>
+      <w:proofErr w:type="spellEnd"/>
+      <w:r>
+        <w:t xml:space="preserve"> </w:t>
       </w:r>
       <w:r>
         <w:t xml:space="preserve">as a component </w:t>
@@ -989,6 +1105,7 @@
       <w:r>
         <w:t xml:space="preserve">inside </w:t>
       </w:r>
+      <w:proofErr w:type="gramStart"/>
       <w:r>
         <w:t>enhancedPwm_v1_0_S00_AXI</w:t>
       </w:r>
@@ -996,10 +1113,22 @@
         <w:t xml:space="preserve">.vhd  </w:t>
       </w:r>
       <w:r>
-        <w:t xml:space="preserve">Open </w:t>
-      </w:r>
-      <w:r>
-        <w:t>the enhancedPwm.vhd file, cop</w:t>
+        <w:t>Open</w:t>
+      </w:r>
+      <w:proofErr w:type="gramEnd"/>
+      <w:r>
+        <w:t xml:space="preserve"> </w:t>
+      </w:r>
+      <w:r>
+        <w:t xml:space="preserve">the </w:t>
+      </w:r>
+      <w:proofErr w:type="spellStart"/>
+      <w:r>
+        <w:t>enhancedPwm.vhd</w:t>
+      </w:r>
+      <w:proofErr w:type="spellEnd"/>
+      <w:r>
+        <w:t xml:space="preserve"> file, cop</w:t>
       </w:r>
       <w:r>
         <w:t>y</w:t>
@@ -1008,16 +1137,32 @@
         <w:t xml:space="preserve"> the entity description </w:t>
       </w:r>
       <w:r>
-        <w:t xml:space="preserve">for the enhancedPwm </w:t>
-      </w:r>
-      <w:r>
-        <w:t xml:space="preserve">and then paste it into the  </w:t>
+        <w:t xml:space="preserve">for the </w:t>
+      </w:r>
+      <w:proofErr w:type="spellStart"/>
+      <w:r>
+        <w:t>enhancedPwm</w:t>
+      </w:r>
+      <w:proofErr w:type="spellEnd"/>
+      <w:r>
+        <w:t xml:space="preserve"> </w:t>
+      </w:r>
+      <w:r>
+        <w:t xml:space="preserve">and then paste it into </w:t>
+      </w:r>
+      <w:proofErr w:type="gramStart"/>
+      <w:r>
+        <w:t xml:space="preserve">the  </w:t>
       </w:r>
       <w:r>
         <w:t>enhancedPwm_v1_0_S00_AXI</w:t>
       </w:r>
       <w:r>
-        <w:t xml:space="preserve">.vhd file </w:t>
+        <w:t>.vhd</w:t>
+      </w:r>
+      <w:proofErr w:type="gramEnd"/>
+      <w:r>
+        <w:t xml:space="preserve"> file </w:t>
       </w:r>
       <w:r>
         <w:t xml:space="preserve">below the signal declarations and just before the begin statement </w:t>
@@ -1086,12 +1231,28 @@
     </w:p>
     <w:p>
       <w:r>
-        <w:t>You now need to instantiate the enhancedPwm component inside the AXI file.  Do this as follows.</w:t>
-      </w:r>
-    </w:p>
-    <w:p>
-      <w:r>
-        <w:t>In the “add user logic” section of the AXI file, instantiate the enhancedPwm component.  The instantiation will:</w:t>
+        <w:t xml:space="preserve">You now need to instantiate the </w:t>
+      </w:r>
+      <w:proofErr w:type="spellStart"/>
+      <w:r>
+        <w:t>enhancedPwm</w:t>
+      </w:r>
+      <w:proofErr w:type="spellEnd"/>
+      <w:r>
+        <w:t xml:space="preserve"> component inside the AXI file.  Do this as follows.</w:t>
+      </w:r>
+    </w:p>
+    <w:p>
+      <w:r>
+        <w:t xml:space="preserve">In the “add user logic” section of the AXI file, instantiate the </w:t>
+      </w:r>
+      <w:proofErr w:type="spellStart"/>
+      <w:r>
+        <w:t>enhancedPwm</w:t>
+      </w:r>
+      <w:proofErr w:type="spellEnd"/>
+      <w:r>
+        <w:t xml:space="preserve"> component.  The instantiation will:</w:t>
       </w:r>
     </w:p>
     <w:p>
@@ -1104,7 +1265,15 @@
         <w:spacing w:after="0" w:line="240" w:lineRule="auto"/>
       </w:pPr>
       <w:r>
-        <w:t>Have the ARM set the value of the dutyCycle input through the slv_reg0.</w:t>
+        <w:t xml:space="preserve">Have the ARM set the value of the </w:t>
+      </w:r>
+      <w:proofErr w:type="spellStart"/>
+      <w:r>
+        <w:t>dutyCycle</w:t>
+      </w:r>
+      <w:proofErr w:type="spellEnd"/>
+      <w:r>
+        <w:t xml:space="preserve"> input through the slv_reg0.</w:t>
       </w:r>
     </w:p>
     <w:p>
@@ -1117,10 +1286,26 @@
         <w:spacing w:after="0" w:line="240" w:lineRule="auto"/>
       </w:pPr>
       <w:r>
-        <w:t xml:space="preserve">Send the pwmCount output to </w:t>
-      </w:r>
-      <w:r>
-        <w:t xml:space="preserve">a local signal called pwmCount_int and on </w:t>
+        <w:t xml:space="preserve">Send the </w:t>
+      </w:r>
+      <w:proofErr w:type="spellStart"/>
+      <w:r>
+        <w:t>pwmCount</w:t>
+      </w:r>
+      <w:proofErr w:type="spellEnd"/>
+      <w:r>
+        <w:t xml:space="preserve"> output to </w:t>
+      </w:r>
+      <w:r>
+        <w:t xml:space="preserve">a local signal called </w:t>
+      </w:r>
+      <w:proofErr w:type="spellStart"/>
+      <w:r>
+        <w:t>pwmCount_int</w:t>
+      </w:r>
+      <w:proofErr w:type="spellEnd"/>
+      <w:r>
+        <w:t xml:space="preserve"> and on </w:t>
       </w:r>
       <w:r>
         <w:t>the ARM through slv_reg1.</w:t>
@@ -1136,7 +1321,15 @@
         <w:spacing w:after="0" w:line="240" w:lineRule="auto"/>
       </w:pPr>
       <w:r>
-        <w:t>The clk is provided by some external signal, S_AXI_CLK.  You will see later that this is the common bus shared by all peripherals.  This is important because it keeps your custom hardware synchronized with the ZYNQ processor.</w:t>
+        <w:t xml:space="preserve">The </w:t>
+      </w:r>
+      <w:proofErr w:type="spellStart"/>
+      <w:r>
+        <w:t>clk</w:t>
+      </w:r>
+      <w:proofErr w:type="spellEnd"/>
+      <w:r>
+        <w:t xml:space="preserve"> is provided by some external signal, S_AXI_CLK.  You will see later that this is the common bus shared by all peripherals.  This is important because it keeps your custom hardware synchronized with the ZYNQ processor.</w:t>
       </w:r>
     </w:p>
     <w:p>
@@ -1188,14 +1381,40 @@
     </w:p>
     <w:p>
       <w:r>
-        <w:t>Line 370: Add the pwmCount_int signal as the value for reg_data_out in place of slv_reg1.  This will allow the pwm counter to be read by the Zynq processor when the Zynq processor tries to read slv_reg1.</w:t>
+        <w:t xml:space="preserve">Line 370: Add the </w:t>
+      </w:r>
+      <w:proofErr w:type="spellStart"/>
+      <w:r>
+        <w:t>pwmCount_int</w:t>
+      </w:r>
+      <w:proofErr w:type="spellEnd"/>
+      <w:r>
+        <w:t xml:space="preserve"> signal as the value for </w:t>
+      </w:r>
+      <w:proofErr w:type="spellStart"/>
+      <w:r>
+        <w:t>reg_data_out</w:t>
+      </w:r>
+      <w:proofErr w:type="spellEnd"/>
+      <w:r>
+        <w:t xml:space="preserve"> in place of slv_reg1.  This will allow the </w:t>
+      </w:r>
+      <w:proofErr w:type="spellStart"/>
+      <w:r>
+        <w:t>pwm</w:t>
+      </w:r>
+      <w:proofErr w:type="spellEnd"/>
+      <w:r>
+        <w:t xml:space="preserve"> counter to be read by the Zynq processor when the Zynq processor tries to read slv_reg1.</w:t>
       </w:r>
       <w:r>
         <w:t xml:space="preserve">  Also add </w:t>
       </w:r>
+      <w:proofErr w:type="spellStart"/>
       <w:r>
         <w:t>pwmCount_int</w:t>
       </w:r>
+      <w:proofErr w:type="spellEnd"/>
       <w:r>
         <w:t xml:space="preserve"> to the sensitivity list.</w:t>
       </w:r>
@@ -1246,7 +1465,23 @@
     <w:p/>
     <w:p>
       <w:r>
-        <w:t xml:space="preserve">Just below your enhancedPwm component declaration you added earlier, add the declaration of pwmCount_int signal. </w:t>
+        <w:t xml:space="preserve">Just below your </w:t>
+      </w:r>
+      <w:proofErr w:type="spellStart"/>
+      <w:r>
+        <w:t>enhancedPwm</w:t>
+      </w:r>
+      <w:proofErr w:type="spellEnd"/>
+      <w:r>
+        <w:t xml:space="preserve"> component declaration you added earlier, add the declaration of </w:t>
+      </w:r>
+      <w:proofErr w:type="spellStart"/>
+      <w:r>
+        <w:t>pwmCount_int</w:t>
+      </w:r>
+      <w:proofErr w:type="spellEnd"/>
+      <w:r>
+        <w:t xml:space="preserve"> signal. </w:t>
       </w:r>
     </w:p>
     <w:p/>
@@ -1305,10 +1540,34 @@
         <w:t>_ip_v1_0_S00_AXI</w:t>
       </w:r>
       <w:r>
-        <w:t>.  You will need to route these signals outside the Zynq chip.  The 1-bits enb_ext will get its value from PL KEY4 and pwmSignal_ext will go to LED4</w:t>
-      </w:r>
-      <w:r>
-        <w:t xml:space="preserve"> and rollover_ext will go to LED3.</w:t>
+        <w:t xml:space="preserve">.  You will need to route these signals outside the Zynq chip.  The 1-bits </w:t>
+      </w:r>
+      <w:proofErr w:type="spellStart"/>
+      <w:r>
+        <w:t>enb_ext</w:t>
+      </w:r>
+      <w:proofErr w:type="spellEnd"/>
+      <w:r>
+        <w:t xml:space="preserve"> will get its value from PL KEY4 and </w:t>
+      </w:r>
+      <w:proofErr w:type="spellStart"/>
+      <w:r>
+        <w:t>pwmSignal_ext</w:t>
+      </w:r>
+      <w:proofErr w:type="spellEnd"/>
+      <w:r>
+        <w:t xml:space="preserve"> will go to LED4</w:t>
+      </w:r>
+      <w:r>
+        <w:t xml:space="preserve"> and </w:t>
+      </w:r>
+      <w:proofErr w:type="spellStart"/>
+      <w:r>
+        <w:t>rollover_ext</w:t>
+      </w:r>
+      <w:proofErr w:type="spellEnd"/>
+      <w:r>
+        <w:t xml:space="preserve"> will go to LED3.</w:t>
       </w:r>
     </w:p>
     <w:p>
@@ -1393,17 +1652,32 @@
     </w:p>
     <w:p>
       <w:r>
-        <w:t>You will need to send the enb_ext</w:t>
-      </w:r>
+        <w:t xml:space="preserve">You will need to send the </w:t>
+      </w:r>
+      <w:proofErr w:type="spellStart"/>
+      <w:r>
+        <w:t>enb_ext</w:t>
+      </w:r>
+      <w:proofErr w:type="spellEnd"/>
       <w:r>
         <w:t>,</w:t>
       </w:r>
       <w:r>
-        <w:t xml:space="preserve"> pwmSignal_ext</w:t>
-      </w:r>
-      <w:r>
-        <w:t xml:space="preserve"> and rollover_ext</w:t>
-      </w:r>
+        <w:t xml:space="preserve"> </w:t>
+      </w:r>
+      <w:proofErr w:type="spellStart"/>
+      <w:r>
+        <w:t>pwmSignal_ext</w:t>
+      </w:r>
+      <w:proofErr w:type="spellEnd"/>
+      <w:r>
+        <w:t xml:space="preserve"> and </w:t>
+      </w:r>
+      <w:proofErr w:type="spellStart"/>
+      <w:r>
+        <w:t>rollover_ext</w:t>
+      </w:r>
+      <w:proofErr w:type="spellEnd"/>
       <w:r>
         <w:t xml:space="preserve"> signals outside this module.  It’s fairly straightforward.</w:t>
       </w:r>
@@ -1569,7 +1843,15 @@
     <w:p/>
     <w:p>
       <w:r>
-        <w:t>Save all the files and check the sources area of the project manager tab once it is done updating.  The enhancedPwm component should be part of the hierarchy and there should be no syntax errors.</w:t>
+        <w:t xml:space="preserve">Save all the files and check the sources area of the project manager tab once it is done updating.  The </w:t>
+      </w:r>
+      <w:proofErr w:type="spellStart"/>
+      <w:r>
+        <w:t>enhancedPwm</w:t>
+      </w:r>
+      <w:proofErr w:type="spellEnd"/>
+      <w:r>
+        <w:t xml:space="preserve"> component should be part of the hierarchy and there should be no syntax errors.</w:t>
       </w:r>
     </w:p>
     <w:p>
@@ -1667,10 +1949,28 @@
         <w:t>File Groups</w:t>
       </w:r>
       <w:r>
-        <w:t xml:space="preserve"> – Click on “Merge changes from File Groups Wizard”</w:t>
-      </w:r>
-      <w:r>
-        <w:t xml:space="preserve">  This step saves the state of the project.  You MUST do this before quitting otherwise you will loose all your work.  Ask me how I know :/</w:t>
+        <w:t xml:space="preserve"> – Click on “Merge changes from File Groups </w:t>
+      </w:r>
+      <w:proofErr w:type="gramStart"/>
+      <w:r>
+        <w:t>Wizard”</w:t>
+      </w:r>
+      <w:r>
+        <w:t xml:space="preserve">  This</w:t>
+      </w:r>
+      <w:proofErr w:type="gramEnd"/>
+      <w:r>
+        <w:t xml:space="preserve"> step saves the state of the project.  You MUST do this before quitting otherwise you will </w:t>
+      </w:r>
+      <w:proofErr w:type="spellStart"/>
+      <w:proofErr w:type="gramStart"/>
+      <w:r>
+        <w:t>loose</w:t>
+      </w:r>
+      <w:proofErr w:type="spellEnd"/>
+      <w:proofErr w:type="gramEnd"/>
+      <w:r>
+        <w:t xml:space="preserve"> all your work.  Ask me how I know :/</w:t>
       </w:r>
     </w:p>
     <w:p>
@@ -1792,17 +2092,29 @@
         <w:t>Ports and Interfaces</w:t>
       </w:r>
       <w:r>
-        <w:t xml:space="preserve"> – Notice that your enb_ext</w:t>
-      </w:r>
+        <w:t xml:space="preserve"> – Notice that your </w:t>
+      </w:r>
+      <w:proofErr w:type="spellStart"/>
+      <w:r>
+        <w:t>enb_ext</w:t>
+      </w:r>
+      <w:proofErr w:type="spellEnd"/>
       <w:r>
         <w:t xml:space="preserve">, </w:t>
       </w:r>
+      <w:proofErr w:type="spellStart"/>
       <w:r>
         <w:t>pwmSignal_ext</w:t>
       </w:r>
-      <w:r>
-        <w:t xml:space="preserve"> and rollover_ext</w:t>
-      </w:r>
+      <w:proofErr w:type="spellEnd"/>
+      <w:r>
+        <w:t xml:space="preserve"> and </w:t>
+      </w:r>
+      <w:proofErr w:type="spellStart"/>
+      <w:r>
+        <w:t>rollover_ext</w:t>
+      </w:r>
+      <w:proofErr w:type="spellEnd"/>
       <w:r>
         <w:t xml:space="preserve"> signals have the correct direction and are part of the IP interface.</w:t>
       </w:r>
@@ -1931,7 +2243,31 @@
         <w:t xml:space="preserve"> </w:t>
       </w:r>
       <w:r>
-        <w:t>Notice that your enb_ext, pwmSignal_ext and rollover_ext are part of the block diagram.  You will need to connect them in a coming step.</w:t>
+        <w:t xml:space="preserve">Notice that your </w:t>
+      </w:r>
+      <w:proofErr w:type="spellStart"/>
+      <w:r>
+        <w:t>enb_ext</w:t>
+      </w:r>
+      <w:proofErr w:type="spellEnd"/>
+      <w:r>
+        <w:t xml:space="preserve">, </w:t>
+      </w:r>
+      <w:proofErr w:type="spellStart"/>
+      <w:r>
+        <w:t>pwmSignal_ext</w:t>
+      </w:r>
+      <w:proofErr w:type="spellEnd"/>
+      <w:r>
+        <w:t xml:space="preserve"> and </w:t>
+      </w:r>
+      <w:proofErr w:type="spellStart"/>
+      <w:r>
+        <w:t>rollover_ext</w:t>
+      </w:r>
+      <w:proofErr w:type="spellEnd"/>
+      <w:r>
+        <w:t xml:space="preserve"> are part of the block diagram.  You will need to connect them in a coming step.</w:t>
       </w:r>
     </w:p>
     <w:p>
@@ -2078,799 +2414,13 @@
         <w:t>Click the Re-Package IP button and agree to close the project.  You can close this project when it’s done.</w:t>
       </w:r>
     </w:p>
-    <w:p>
-      <w:pPr>
-        <w:spacing w:after="160" w:line="259" w:lineRule="auto"/>
-        <w:ind w:left="0" w:firstLine="0"/>
-      </w:pPr>
-    </w:p>
-    <w:p>
-      <w:r>
-        <w:t>One final step that will solve a lot of problems later needs to be done.  Use the windows explorer to navigate to your ip_repo folder.  From this folder navigate to:</w:t>
-      </w:r>
-    </w:p>
-    <w:p>
-      <w:pPr>
-        <w:rPr>
-          <w:rFonts w:ascii="Courier New" w:hAnsi="Courier New" w:cs="Courier New"/>
-          <w:sz w:val="16"/>
-          <w:szCs w:val="16"/>
-        </w:rPr>
-      </w:pPr>
-      <w:r>
-        <w:rPr>
-          <w:rFonts w:ascii="Courier New" w:hAnsi="Courier New" w:cs="Courier New"/>
-          <w:sz w:val="16"/>
-          <w:szCs w:val="16"/>
-        </w:rPr>
-        <w:t>...</w:t>
-      </w:r>
-      <w:r>
-        <w:rPr>
-          <w:rFonts w:ascii="Courier New" w:hAnsi="Courier New" w:cs="Courier New"/>
-          <w:sz w:val="16"/>
-          <w:szCs w:val="16"/>
-        </w:rPr>
-        <w:t>\enhancedPwm_1_0\drivers\enhancedPwm_v1_0\src</w:t>
-      </w:r>
-    </w:p>
-    <w:p>
-      <w:r>
-        <w:t>In this directory you should find the following files:</w:t>
-      </w:r>
-    </w:p>
-    <w:p>
-      <w:r>
-        <w:rPr>
-          <w:noProof/>
-        </w:rPr>
-        <w:drawing>
-          <wp:inline distT="0" distB="0" distL="0" distR="0" wp14:anchorId="27DFEA94" wp14:editId="751D4737">
-            <wp:extent cx="2880000" cy="1010953"/>
-            <wp:effectExtent l="0" t="0" r="0" b="0"/>
-            <wp:docPr id="242690295" name="Picture 1"/>
-            <wp:cNvGraphicFramePr>
-              <a:graphicFrameLocks xmlns:a="http://schemas.openxmlformats.org/drawingml/2006/main" noChangeAspect="1"/>
-            </wp:cNvGraphicFramePr>
-            <a:graphic xmlns:a="http://schemas.openxmlformats.org/drawingml/2006/main">
-              <a:graphicData uri="http://schemas.openxmlformats.org/drawingml/2006/picture">
-                <pic:pic xmlns:pic="http://schemas.openxmlformats.org/drawingml/2006/picture">
-                  <pic:nvPicPr>
-                    <pic:cNvPr id="242690295" name=""/>
-                    <pic:cNvPicPr/>
-                  </pic:nvPicPr>
-                  <pic:blipFill>
-                    <a:blip r:embed="rId35"/>
-                    <a:stretch>
-                      <a:fillRect/>
-                    </a:stretch>
-                  </pic:blipFill>
-                  <pic:spPr>
-                    <a:xfrm>
-                      <a:off x="0" y="0"/>
-                      <a:ext cx="2880000" cy="1010953"/>
-                    </a:xfrm>
-                    <a:prstGeom prst="rect">
-                      <a:avLst/>
-                    </a:prstGeom>
-                  </pic:spPr>
-                </pic:pic>
-              </a:graphicData>
-            </a:graphic>
-          </wp:inline>
-        </w:drawing>
-      </w:r>
-    </w:p>
-    <w:p/>
-    <w:p>
-      <w:r>
-        <w:t>Double click on Makefile</w:t>
-      </w:r>
-      <w:r>
-        <w:t xml:space="preserve"> and open it in Notepad</w:t>
-      </w:r>
-      <w:r>
-        <w:t xml:space="preserve">.  Replace the contents at the end of </w:t>
-      </w:r>
-      <w:r>
-        <w:t>Makefile</w:t>
-      </w:r>
-      <w:r>
-        <w:t xml:space="preserve"> with the text shown in the Modify column below.  Save and exit.</w:t>
-      </w:r>
-    </w:p>
-    <w:tbl>
-      <w:tblPr>
-        <w:tblStyle w:val="TableGrid"/>
-        <w:tblW w:w="0" w:type="auto"/>
-        <w:tblInd w:w="10" w:type="dxa"/>
-        <w:tblLook w:val="04A0" w:firstRow="1" w:lastRow="0" w:firstColumn="1" w:lastColumn="0" w:noHBand="0" w:noVBand="1"/>
-      </w:tblPr>
-      <w:tblGrid>
-        <w:gridCol w:w="3387"/>
-        <w:gridCol w:w="5957"/>
-      </w:tblGrid>
-      <w:tr>
-        <w:tc>
-          <w:tcPr>
-            <w:tcW w:w="3387" w:type="dxa"/>
-          </w:tcPr>
-          <w:p>
-            <w:pPr>
-              <w:ind w:left="0" w:firstLine="0"/>
-            </w:pPr>
-            <w:r>
-              <w:t>Original</w:t>
-            </w:r>
-          </w:p>
-        </w:tc>
-        <w:tc>
-          <w:tcPr>
-            <w:tcW w:w="5957" w:type="dxa"/>
-          </w:tcPr>
-          <w:p>
-            <w:pPr>
-              <w:ind w:left="0" w:firstLine="0"/>
-            </w:pPr>
-            <w:r>
-              <w:t>Modify</w:t>
-            </w:r>
-          </w:p>
-        </w:tc>
-      </w:tr>
-      <w:tr>
-        <w:tc>
-          <w:tcPr>
-            <w:tcW w:w="3387" w:type="dxa"/>
-          </w:tcPr>
-          <w:p>
-            <w:pPr>
-              <w:ind w:left="0" w:firstLine="0"/>
-              <w:rPr>
-                <w:sz w:val="12"/>
-                <w:szCs w:val="12"/>
-              </w:rPr>
-            </w:pPr>
-            <w:r>
-              <w:rPr>
-                <w:rFonts w:ascii="Courier" w:hAnsi="Courier"/>
-                <w:color w:val="333333"/>
-                <w:sz w:val="12"/>
-                <w:szCs w:val="12"/>
-                <w:shd w:val="clear" w:color="auto" w:fill="FFFFFF"/>
-              </w:rPr>
-              <w:t>INCLUDEFILES=*.h</w:t>
-            </w:r>
-            <w:r>
-              <w:rPr>
-                <w:rFonts w:ascii="Courier" w:hAnsi="Courier"/>
-                <w:color w:val="333333"/>
-                <w:sz w:val="12"/>
-                <w:szCs w:val="12"/>
-              </w:rPr>
-              <w:br/>
-            </w:r>
-            <w:r>
-              <w:rPr>
-                <w:rFonts w:ascii="Courier" w:hAnsi="Courier"/>
-                <w:color w:val="333333"/>
-                <w:sz w:val="12"/>
-                <w:szCs w:val="12"/>
-                <w:shd w:val="clear" w:color="auto" w:fill="FFFFFF"/>
-              </w:rPr>
-              <w:t>LIBSOURCES=*.c</w:t>
-            </w:r>
-            <w:r>
-              <w:rPr>
-                <w:rFonts w:ascii="Courier" w:hAnsi="Courier"/>
-                <w:color w:val="333333"/>
-                <w:sz w:val="12"/>
-                <w:szCs w:val="12"/>
-              </w:rPr>
-              <w:br/>
-            </w:r>
-            <w:r>
-              <w:rPr>
-                <w:rFonts w:ascii="Courier" w:hAnsi="Courier"/>
-                <w:color w:val="333333"/>
-                <w:sz w:val="12"/>
-                <w:szCs w:val="12"/>
-                <w:shd w:val="clear" w:color="auto" w:fill="FFFFFF"/>
-              </w:rPr>
-              <w:t>OUTS = *.o</w:t>
-            </w:r>
-            <w:r>
-              <w:rPr>
-                <w:rFonts w:ascii="Courier" w:hAnsi="Courier"/>
-                <w:color w:val="333333"/>
-                <w:sz w:val="12"/>
-                <w:szCs w:val="12"/>
-              </w:rPr>
-              <w:br/>
-            </w:r>
-            <w:r>
-              <w:rPr>
-                <w:rFonts w:ascii="Courier" w:hAnsi="Courier"/>
-                <w:color w:val="333333"/>
-                <w:sz w:val="12"/>
-                <w:szCs w:val="12"/>
-              </w:rPr>
-              <w:br/>
-            </w:r>
-            <w:r>
-              <w:rPr>
-                <w:rFonts w:ascii="Courier" w:hAnsi="Courier"/>
-                <w:color w:val="333333"/>
-                <w:sz w:val="12"/>
-                <w:szCs w:val="12"/>
-                <w:shd w:val="clear" w:color="auto" w:fill="FFFFFF"/>
-              </w:rPr>
-              <w:t>libs:</w:t>
-            </w:r>
-            <w:r>
-              <w:rPr>
-                <w:rFonts w:ascii="Courier" w:hAnsi="Courier"/>
-                <w:color w:val="333333"/>
-                <w:sz w:val="12"/>
-                <w:szCs w:val="12"/>
-              </w:rPr>
-              <w:br/>
-            </w:r>
-            <w:r>
-              <w:rPr>
-                <w:rFonts w:ascii="Courier" w:hAnsi="Courier"/>
-                <w:color w:val="333333"/>
-                <w:sz w:val="12"/>
-                <w:szCs w:val="12"/>
-                <w:shd w:val="clear" w:color="auto" w:fill="FFFFFF"/>
-              </w:rPr>
-              <w:t>echo "Compiling myip"</w:t>
-            </w:r>
-            <w:r>
-              <w:rPr>
-                <w:rFonts w:ascii="Courier" w:hAnsi="Courier"/>
-                <w:color w:val="333333"/>
-                <w:sz w:val="12"/>
-                <w:szCs w:val="12"/>
-              </w:rPr>
-              <w:br/>
-            </w:r>
-            <w:r>
-              <w:rPr>
-                <w:rFonts w:ascii="Courier" w:hAnsi="Courier"/>
-                <w:color w:val="333333"/>
-                <w:sz w:val="12"/>
-                <w:szCs w:val="12"/>
-                <w:shd w:val="clear" w:color="auto" w:fill="FFFFFF"/>
-              </w:rPr>
-              <w:t>$(COMPILER) $(COMPILER_FLAGS) $(EXTRA_COMPILER_FLAGS) $(INCLUDES) $(LIBSOURCES)</w:t>
-            </w:r>
-            <w:r>
-              <w:rPr>
-                <w:rFonts w:ascii="Courier" w:hAnsi="Courier"/>
-                <w:color w:val="333333"/>
-                <w:sz w:val="12"/>
-                <w:szCs w:val="12"/>
-              </w:rPr>
-              <w:br/>
-            </w:r>
-            <w:r>
-              <w:rPr>
-                <w:rFonts w:ascii="Courier" w:hAnsi="Courier"/>
-                <w:color w:val="333333"/>
-                <w:sz w:val="12"/>
-                <w:szCs w:val="12"/>
-                <w:shd w:val="clear" w:color="auto" w:fill="FFFFFF"/>
-              </w:rPr>
-              <w:t>$(ARCHIVER) -r ${RELEASEDIR}/${LIB} $(OUTS)</w:t>
-            </w:r>
-            <w:r>
-              <w:rPr>
-                <w:rFonts w:ascii="Courier" w:hAnsi="Courier"/>
-                <w:color w:val="333333"/>
-                <w:sz w:val="12"/>
-                <w:szCs w:val="12"/>
-              </w:rPr>
-              <w:br/>
-            </w:r>
-            <w:r>
-              <w:rPr>
-                <w:rFonts w:ascii="Courier" w:hAnsi="Courier"/>
-                <w:color w:val="333333"/>
-                <w:sz w:val="12"/>
-                <w:szCs w:val="12"/>
-                <w:shd w:val="clear" w:color="auto" w:fill="FFFFFF"/>
-              </w:rPr>
-              <w:t>make clean</w:t>
-            </w:r>
-            <w:r>
-              <w:rPr>
-                <w:rFonts w:ascii="Courier" w:hAnsi="Courier"/>
-                <w:color w:val="333333"/>
-                <w:sz w:val="12"/>
-                <w:szCs w:val="12"/>
-              </w:rPr>
-              <w:br/>
-            </w:r>
-            <w:r>
-              <w:rPr>
-                <w:rFonts w:ascii="Courier" w:hAnsi="Courier"/>
-                <w:color w:val="333333"/>
-                <w:sz w:val="12"/>
-                <w:szCs w:val="12"/>
-              </w:rPr>
-              <w:br/>
-            </w:r>
-            <w:r>
-              <w:rPr>
-                <w:rFonts w:ascii="Courier" w:hAnsi="Courier"/>
-                <w:color w:val="333333"/>
-                <w:sz w:val="12"/>
-                <w:szCs w:val="12"/>
-                <w:shd w:val="clear" w:color="auto" w:fill="FFFFFF"/>
-              </w:rPr>
-              <w:t>include:</w:t>
-            </w:r>
-            <w:r>
-              <w:rPr>
-                <w:rFonts w:ascii="Courier" w:hAnsi="Courier"/>
-                <w:color w:val="333333"/>
-                <w:sz w:val="12"/>
-                <w:szCs w:val="12"/>
-              </w:rPr>
-              <w:br/>
-            </w:r>
-            <w:r>
-              <w:rPr>
-                <w:rFonts w:ascii="Courier" w:hAnsi="Courier"/>
-                <w:color w:val="333333"/>
-                <w:sz w:val="12"/>
-                <w:szCs w:val="12"/>
-                <w:shd w:val="clear" w:color="auto" w:fill="FFFFFF"/>
-              </w:rPr>
-              <w:t>${CP} $(INCLUDEFILES) $(INCLUDEDIR)</w:t>
-            </w:r>
-            <w:r>
-              <w:rPr>
-                <w:rFonts w:ascii="Courier" w:hAnsi="Courier"/>
-                <w:color w:val="333333"/>
-                <w:sz w:val="12"/>
-                <w:szCs w:val="12"/>
-              </w:rPr>
-              <w:br/>
-            </w:r>
-            <w:r>
-              <w:rPr>
-                <w:rFonts w:ascii="Courier" w:hAnsi="Courier"/>
-                <w:color w:val="333333"/>
-                <w:sz w:val="12"/>
-                <w:szCs w:val="12"/>
-              </w:rPr>
-              <w:br/>
-            </w:r>
-            <w:r>
-              <w:rPr>
-                <w:rFonts w:ascii="Courier" w:hAnsi="Courier"/>
-                <w:color w:val="333333"/>
-                <w:sz w:val="12"/>
-                <w:szCs w:val="12"/>
-                <w:shd w:val="clear" w:color="auto" w:fill="FFFFFF"/>
-              </w:rPr>
-              <w:t>clean:</w:t>
-            </w:r>
-            <w:r>
-              <w:rPr>
-                <w:rFonts w:ascii="Courier" w:hAnsi="Courier"/>
-                <w:color w:val="333333"/>
-                <w:sz w:val="12"/>
-                <w:szCs w:val="12"/>
-              </w:rPr>
-              <w:br/>
-            </w:r>
-            <w:r>
-              <w:rPr>
-                <w:rFonts w:ascii="Courier" w:hAnsi="Courier"/>
-                <w:color w:val="333333"/>
-                <w:sz w:val="12"/>
-                <w:szCs w:val="12"/>
-                <w:shd w:val="clear" w:color="auto" w:fill="FFFFFF"/>
-              </w:rPr>
-              <w:t>rm -rf ${OUTS}</w:t>
-            </w:r>
-          </w:p>
-        </w:tc>
-        <w:tc>
-          <w:tcPr>
-            <w:tcW w:w="5957" w:type="dxa"/>
-          </w:tcPr>
-          <w:p>
-            <w:pPr>
-              <w:spacing w:after="0" w:line="240" w:lineRule="auto"/>
-              <w:ind w:left="0" w:firstLine="0"/>
-              <w:rPr>
-                <w:rFonts w:ascii="Courier" w:hAnsi="Courier"/>
-                <w:color w:val="auto"/>
-                <w:sz w:val="12"/>
-                <w:szCs w:val="12"/>
-              </w:rPr>
-            </w:pPr>
-            <w:r>
-              <w:rPr>
-                <w:rFonts w:ascii="Courier" w:hAnsi="Courier"/>
-                <w:color w:val="auto"/>
-                <w:sz w:val="12"/>
-                <w:szCs w:val="12"/>
-              </w:rPr>
-              <w:t>INCLUDEFILES=$(wildcard *.h)</w:t>
-            </w:r>
-          </w:p>
-          <w:p>
-            <w:pPr>
-              <w:spacing w:after="0" w:line="240" w:lineRule="auto"/>
-              <w:ind w:left="0" w:firstLine="0"/>
-              <w:rPr>
-                <w:rFonts w:ascii="Courier" w:hAnsi="Courier"/>
-                <w:color w:val="auto"/>
-                <w:sz w:val="12"/>
-                <w:szCs w:val="12"/>
-              </w:rPr>
-            </w:pPr>
-            <w:r>
-              <w:rPr>
-                <w:rFonts w:ascii="Courier" w:hAnsi="Courier"/>
-                <w:color w:val="auto"/>
-                <w:sz w:val="12"/>
-                <w:szCs w:val="12"/>
-              </w:rPr>
-              <w:t>LIBSOURCES=$(wildcard *.c)</w:t>
-            </w:r>
-          </w:p>
-          <w:p>
-            <w:pPr>
-              <w:spacing w:after="0" w:line="240" w:lineRule="auto"/>
-              <w:ind w:left="0" w:firstLine="0"/>
-              <w:rPr>
-                <w:rFonts w:ascii="Courier" w:hAnsi="Courier"/>
-                <w:color w:val="auto"/>
-                <w:sz w:val="12"/>
-                <w:szCs w:val="12"/>
-              </w:rPr>
-            </w:pPr>
-            <w:r>
-              <w:rPr>
-                <w:rFonts w:ascii="Courier" w:hAnsi="Courier"/>
-                <w:color w:val="auto"/>
-                <w:sz w:val="12"/>
-                <w:szCs w:val="12"/>
-              </w:rPr>
-              <w:t>OUTS = $(wildcard *.o)</w:t>
-            </w:r>
-          </w:p>
-          <w:p>
-            <w:pPr>
-              <w:spacing w:after="0" w:line="240" w:lineRule="auto"/>
-              <w:ind w:left="0" w:firstLine="0"/>
-              <w:rPr>
-                <w:color w:val="auto"/>
-                <w:sz w:val="12"/>
-                <w:szCs w:val="12"/>
-              </w:rPr>
-            </w:pPr>
-            <w:r>
-              <w:rPr>
-                <w:rFonts w:ascii="Courier" w:hAnsi="Courier"/>
-                <w:color w:val="auto"/>
-                <w:sz w:val="12"/>
-                <w:szCs w:val="12"/>
-              </w:rPr>
-              <w:br/>
-            </w:r>
-            <w:r>
-              <w:rPr>
-                <w:rStyle w:val="Strong"/>
-                <w:rFonts w:ascii="Courier" w:hAnsi="Courier"/>
-                <w:b w:val="0"/>
-                <w:bCs w:val="0"/>
-                <w:color w:val="auto"/>
-                <w:sz w:val="12"/>
-                <w:szCs w:val="12"/>
-                <w:shd w:val="clear" w:color="auto" w:fill="FFFFFF"/>
-              </w:rPr>
-              <w:t>OBJECTS = $(addsuffix .o, $(basename $(wildcard *.c)))</w:t>
-            </w:r>
-            <w:r>
-              <w:rPr>
-                <w:rFonts w:ascii="Courier" w:hAnsi="Courier"/>
-                <w:b/>
-                <w:bCs/>
-                <w:color w:val="auto"/>
-                <w:sz w:val="12"/>
-                <w:szCs w:val="12"/>
-              </w:rPr>
-              <w:br/>
-            </w:r>
-            <w:r>
-              <w:rPr>
-                <w:rFonts w:ascii="Courier" w:hAnsi="Courier"/>
-                <w:color w:val="auto"/>
-                <w:sz w:val="12"/>
-                <w:szCs w:val="12"/>
-                <w:shd w:val="clear" w:color="auto" w:fill="FFFFFF"/>
-              </w:rPr>
-              <w:t>ASSEMBLY_OBJECTS = $(addsuffix .o, $(basename $(wildcard *.S)))</w:t>
-            </w:r>
-            <w:r>
-              <w:rPr>
-                <w:rFonts w:ascii="Courier" w:hAnsi="Courier"/>
-                <w:color w:val="auto"/>
-                <w:sz w:val="12"/>
-                <w:szCs w:val="12"/>
-              </w:rPr>
-              <w:br/>
-            </w:r>
-            <w:r>
-              <w:rPr>
-                <w:rFonts w:ascii="Courier" w:hAnsi="Courier"/>
-                <w:color w:val="auto"/>
-                <w:sz w:val="12"/>
-                <w:szCs w:val="12"/>
-              </w:rPr>
-              <w:br/>
-            </w:r>
-            <w:r>
-              <w:rPr>
-                <w:rFonts w:ascii="Courier" w:hAnsi="Courier"/>
-                <w:color w:val="auto"/>
-                <w:sz w:val="12"/>
-                <w:szCs w:val="12"/>
-                <w:shd w:val="clear" w:color="auto" w:fill="FFFFFF"/>
-              </w:rPr>
-              <w:t>libs:</w:t>
-            </w:r>
-            <w:r>
-              <w:rPr>
-                <w:rFonts w:ascii="Courier" w:hAnsi="Courier"/>
-                <w:color w:val="auto"/>
-                <w:sz w:val="12"/>
-                <w:szCs w:val="12"/>
-              </w:rPr>
-              <w:br/>
-            </w:r>
-            <w:r>
-              <w:tab/>
-            </w:r>
-            <w:r>
-              <w:rPr>
-                <w:rFonts w:ascii="Courier" w:hAnsi="Courier"/>
-                <w:color w:val="auto"/>
-                <w:sz w:val="12"/>
-                <w:szCs w:val="12"/>
-                <w:shd w:val="clear" w:color="auto" w:fill="FFFFFF"/>
-              </w:rPr>
-              <w:t>echo "Compiling myip"</w:t>
-            </w:r>
-            <w:r>
-              <w:rPr>
-                <w:rFonts w:ascii="Courier" w:hAnsi="Courier"/>
-                <w:color w:val="auto"/>
-                <w:sz w:val="12"/>
-                <w:szCs w:val="12"/>
-              </w:rPr>
-              <w:br/>
-            </w:r>
-            <w:r>
-              <w:tab/>
-            </w:r>
-            <w:r>
-              <w:rPr>
-                <w:rFonts w:ascii="Courier" w:hAnsi="Courier"/>
-                <w:color w:val="auto"/>
-                <w:sz w:val="12"/>
-                <w:szCs w:val="12"/>
-                <w:shd w:val="clear" w:color="auto" w:fill="FFFFFF"/>
-              </w:rPr>
-              <w:t>$(COMPILER) $(COMPILER_FLAGS) $(EXTRA_COMPILER_FLAGS) $(INCLUDES) $(LIBSOURCES)</w:t>
-            </w:r>
-            <w:r>
-              <w:rPr>
-                <w:rFonts w:ascii="Courier" w:hAnsi="Courier"/>
-                <w:color w:val="auto"/>
-                <w:sz w:val="12"/>
-                <w:szCs w:val="12"/>
-              </w:rPr>
-              <w:br/>
-            </w:r>
-            <w:r>
-              <w:tab/>
-            </w:r>
-            <w:r>
-              <w:rPr>
-                <w:rFonts w:ascii="Courier" w:hAnsi="Courier"/>
-                <w:color w:val="auto"/>
-                <w:sz w:val="12"/>
-                <w:szCs w:val="12"/>
-                <w:shd w:val="clear" w:color="auto" w:fill="FFFFFF"/>
-              </w:rPr>
-              <w:t>$(ARCHIVER) -r ${RELEASEDIR}/${LIB} </w:t>
-            </w:r>
-            <w:r>
-              <w:rPr>
-                <w:rStyle w:val="Strong"/>
-                <w:rFonts w:ascii="Courier" w:hAnsi="Courier"/>
-                <w:b w:val="0"/>
-                <w:bCs w:val="0"/>
-                <w:color w:val="auto"/>
-                <w:sz w:val="12"/>
-                <w:szCs w:val="12"/>
-                <w:shd w:val="clear" w:color="auto" w:fill="FFFFFF"/>
-              </w:rPr>
-              <w:t>${OBJECTS} ${ASSEMBLY_OBJECTS}</w:t>
-            </w:r>
-            <w:r>
-              <w:rPr>
-                <w:rFonts w:ascii="Courier" w:hAnsi="Courier"/>
-                <w:color w:val="auto"/>
-                <w:sz w:val="12"/>
-                <w:szCs w:val="12"/>
-              </w:rPr>
-              <w:br/>
-            </w:r>
-            <w:r>
-              <w:tab/>
-            </w:r>
-            <w:r>
-              <w:rPr>
-                <w:rFonts w:ascii="Courier" w:hAnsi="Courier"/>
-                <w:color w:val="auto"/>
-                <w:sz w:val="12"/>
-                <w:szCs w:val="12"/>
-                <w:shd w:val="clear" w:color="auto" w:fill="FFFFFF"/>
-              </w:rPr>
-              <w:t>make clean</w:t>
-            </w:r>
-            <w:r>
-              <w:rPr>
-                <w:rFonts w:ascii="Courier" w:hAnsi="Courier"/>
-                <w:color w:val="auto"/>
-                <w:sz w:val="12"/>
-                <w:szCs w:val="12"/>
-              </w:rPr>
-              <w:br/>
-            </w:r>
-            <w:r>
-              <w:rPr>
-                <w:rFonts w:ascii="Courier" w:hAnsi="Courier"/>
-                <w:color w:val="auto"/>
-                <w:sz w:val="12"/>
-                <w:szCs w:val="12"/>
-              </w:rPr>
-              <w:br/>
-            </w:r>
-            <w:r>
-              <w:rPr>
-                <w:rFonts w:ascii="Courier" w:hAnsi="Courier"/>
-                <w:color w:val="auto"/>
-                <w:sz w:val="12"/>
-                <w:szCs w:val="12"/>
-                <w:shd w:val="clear" w:color="auto" w:fill="FFFFFF"/>
-              </w:rPr>
-              <w:t>include:</w:t>
-            </w:r>
-            <w:r>
-              <w:rPr>
-                <w:rFonts w:ascii="Courier" w:hAnsi="Courier"/>
-                <w:color w:val="auto"/>
-                <w:sz w:val="12"/>
-                <w:szCs w:val="12"/>
-              </w:rPr>
-              <w:br/>
-            </w:r>
-            <w:r>
-              <w:tab/>
-            </w:r>
-            <w:r>
-              <w:rPr>
-                <w:rFonts w:ascii="Courier" w:hAnsi="Courier"/>
-                <w:color w:val="auto"/>
-                <w:sz w:val="12"/>
-                <w:szCs w:val="12"/>
-                <w:shd w:val="clear" w:color="auto" w:fill="FFFFFF"/>
-              </w:rPr>
-              <w:t>${CP} $(INCLUDEFILES) $(INCLUDEDIR)</w:t>
-            </w:r>
-            <w:r>
-              <w:rPr>
-                <w:rFonts w:ascii="Courier" w:hAnsi="Courier"/>
-                <w:color w:val="auto"/>
-                <w:sz w:val="12"/>
-                <w:szCs w:val="12"/>
-              </w:rPr>
-              <w:br/>
-            </w:r>
-            <w:r>
-              <w:rPr>
-                <w:rFonts w:ascii="Courier" w:hAnsi="Courier"/>
-                <w:color w:val="auto"/>
-                <w:sz w:val="12"/>
-                <w:szCs w:val="12"/>
-              </w:rPr>
-              <w:br/>
-            </w:r>
-            <w:r>
-              <w:rPr>
-                <w:rFonts w:ascii="Courier" w:hAnsi="Courier"/>
-                <w:color w:val="auto"/>
-                <w:sz w:val="12"/>
-                <w:szCs w:val="12"/>
-                <w:shd w:val="clear" w:color="auto" w:fill="FFFFFF"/>
-              </w:rPr>
-              <w:t>clean:</w:t>
-            </w:r>
-            <w:r>
-              <w:rPr>
-                <w:rFonts w:ascii="Courier" w:hAnsi="Courier"/>
-                <w:color w:val="auto"/>
-                <w:sz w:val="12"/>
-                <w:szCs w:val="12"/>
-              </w:rPr>
-              <w:br/>
-            </w:r>
-            <w:r>
-              <w:tab/>
-            </w:r>
-            <w:r>
-              <w:rPr>
-                <w:rFonts w:ascii="Courier" w:hAnsi="Courier"/>
-                <w:color w:val="auto"/>
-                <w:sz w:val="12"/>
-                <w:szCs w:val="12"/>
-                <w:shd w:val="clear" w:color="auto" w:fill="FFFFFF"/>
-              </w:rPr>
-              <w:t>rm -rf </w:t>
-            </w:r>
-            <w:r>
-              <w:rPr>
-                <w:rStyle w:val="Strong"/>
-                <w:rFonts w:ascii="Courier" w:hAnsi="Courier"/>
-                <w:b w:val="0"/>
-                <w:bCs w:val="0"/>
-                <w:color w:val="auto"/>
-                <w:sz w:val="12"/>
-                <w:szCs w:val="12"/>
-                <w:shd w:val="clear" w:color="auto" w:fill="FFFFFF"/>
-              </w:rPr>
-              <w:t>${OBJECTS} ${ASSEMBLY_OBJECTS}</w:t>
-            </w:r>
-          </w:p>
-        </w:tc>
-      </w:tr>
-    </w:tbl>
-    <w:p/>
-    <w:p>
-      <w:r>
-        <w:t>It is very important that you have tabs on the statements following “libs:”, “include:”, and “clean:”.</w:t>
-      </w:r>
-      <w:r>
-        <w:t xml:space="preserve"> </w:t>
-      </w:r>
-      <w:r>
-        <w:t xml:space="preserve">Ask me why :/ </w:t>
-      </w:r>
-      <w:r>
-        <w:t>You are now done creating your custom IP.  It’s time to integrate this IP with a Zynq processor</w:t>
-      </w:r>
-      <w:r>
-        <w:t>.</w:t>
-      </w:r>
-    </w:p>
-    <w:p/>
     <w:sectPr>
-      <w:headerReference w:type="even" r:id="rId36"/>
-      <w:headerReference w:type="default" r:id="rId37"/>
-      <w:footerReference w:type="even" r:id="rId38"/>
-      <w:footerReference w:type="default" r:id="rId39"/>
-      <w:headerReference w:type="first" r:id="rId40"/>
-      <w:footerReference w:type="first" r:id="rId41"/>
+      <w:headerReference w:type="even" r:id="rId35"/>
+      <w:headerReference w:type="default" r:id="rId36"/>
+      <w:footerReference w:type="even" r:id="rId37"/>
+      <w:footerReference w:type="default" r:id="rId38"/>
+      <w:headerReference w:type="first" r:id="rId39"/>
+      <w:footerReference w:type="first" r:id="rId40"/>
       <w:pgSz w:w="12240" w:h="15840"/>
       <w:pgMar w:top="1509" w:right="1436" w:bottom="1480" w:left="1440" w:header="720" w:footer="719" w:gutter="0"/>
       <w:cols w:space="720"/>
@@ -2881,7 +2431,7 @@
 </file>
 
 <file path=word/endnotes.xml><?xml version="1.0" encoding="utf-8"?>
-<w:endnotes xmlns:wpc="http://schemas.microsoft.com/office/word/2010/wordprocessingCanvas" xmlns:cx="http://schemas.microsoft.com/office/drawing/2014/chartex" xmlns:cx1="http://schemas.microsoft.com/office/drawing/2015/9/8/chartex" xmlns:cx2="http://schemas.microsoft.com/office/drawing/2015/10/21/chartex" xmlns:cx3="http://schemas.microsoft.com/office/drawing/2016/5/9/chartex" xmlns:cx4="http://schemas.microsoft.com/office/drawing/2016/5/10/chartex" xmlns:cx5="http://schemas.microsoft.com/office/drawing/2016/5/11/chartex" xmlns:cx6="http://schemas.microsoft.com/office/drawing/2016/5/12/chartex" xmlns:cx7="http://schemas.microsoft.com/office/drawing/2016/5/13/chartex" xmlns:cx8="http://schemas.microsoft.com/office/drawing/2016/5/14/chartex" xmlns:mc="http://schemas.openxmlformats.org/markup-compatibility/2006" xmlns:aink="http://schemas.microsoft.com/office/drawing/2016/ink" xmlns:am3d="http://schemas.microsoft.com/office/drawing/2017/model3d" xmlns:o="urn:schemas-microsoft-com:office:office" xmlns:oel="http://schemas.microsoft.com/office/2019/extlst" xmlns:r="http://schemas.openxmlformats.org/officeDocument/2006/relationships" xmlns:m="http://schemas.openxmlformats.org/officeDocument/2006/math" xmlns:v="urn:schemas-microsoft-com:vml" xmlns:wp14="http://schemas.microsoft.com/office/word/2010/wordprocessingDrawing" xmlns:wp="http://schemas.openxmlformats.org/drawingml/2006/wordprocessingDrawing" xmlns:w10="urn:schemas-microsoft-com:office:word" xmlns:w="http://schemas.openxmlformats.org/wordprocessingml/2006/main" xmlns:w14="http://schemas.microsoft.com/office/word/2010/wordml" xmlns:w15="http://schemas.microsoft.com/office/word/2012/wordml" xmlns:w16cex="http://schemas.microsoft.com/office/word/2018/wordml/cex" xmlns:w16cid="http://schemas.microsoft.com/office/word/2016/wordml/cid" xmlns:w16="http://schemas.microsoft.com/office/word/2018/wordml" xmlns:w16sdtdh="http://schemas.microsoft.com/office/word/2020/wordml/sdtdatahash" xmlns:w16se="http://schemas.microsoft.com/office/word/2015/wordml/symex" xmlns:wpg="http://schemas.microsoft.com/office/word/2010/wordprocessingGroup" xmlns:wpi="http://schemas.microsoft.com/office/word/2010/wordprocessingInk" xmlns:wne="http://schemas.microsoft.com/office/word/2006/wordml" xmlns:wps="http://schemas.microsoft.com/office/word/2010/wordprocessingShape" mc:Ignorable="w14 w15 w16se w16cid w16 w16cex w16sdtdh wp14">
+<w:endnotes xmlns:wpc="http://schemas.microsoft.com/office/word/2010/wordprocessingCanvas" xmlns:cx="http://schemas.microsoft.com/office/drawing/2014/chartex" xmlns:cx1="http://schemas.microsoft.com/office/drawing/2015/9/8/chartex" xmlns:cx2="http://schemas.microsoft.com/office/drawing/2015/10/21/chartex" xmlns:cx3="http://schemas.microsoft.com/office/drawing/2016/5/9/chartex" xmlns:cx4="http://schemas.microsoft.com/office/drawing/2016/5/10/chartex" xmlns:cx5="http://schemas.microsoft.com/office/drawing/2016/5/11/chartex" xmlns:cx6="http://schemas.microsoft.com/office/drawing/2016/5/12/chartex" xmlns:cx7="http://schemas.microsoft.com/office/drawing/2016/5/13/chartex" xmlns:cx8="http://schemas.microsoft.com/office/drawing/2016/5/14/chartex" xmlns:mc="http://schemas.openxmlformats.org/markup-compatibility/2006" xmlns:aink="http://schemas.microsoft.com/office/drawing/2016/ink" xmlns:am3d="http://schemas.microsoft.com/office/drawing/2017/model3d" xmlns:o="urn:schemas-microsoft-com:office:office" xmlns:oel="http://schemas.microsoft.com/office/2019/extlst" xmlns:r="http://schemas.openxmlformats.org/officeDocument/2006/relationships" xmlns:m="http://schemas.openxmlformats.org/officeDocument/2006/math" xmlns:v="urn:schemas-microsoft-com:vml" xmlns:wp14="http://schemas.microsoft.com/office/word/2010/wordprocessingDrawing" xmlns:wp="http://schemas.openxmlformats.org/drawingml/2006/wordprocessingDrawing" xmlns:w10="urn:schemas-microsoft-com:office:word" xmlns:w="http://schemas.openxmlformats.org/wordprocessingml/2006/main" xmlns:w14="http://schemas.microsoft.com/office/word/2010/wordml" xmlns:w15="http://schemas.microsoft.com/office/word/2012/wordml" xmlns:w16cex="http://schemas.microsoft.com/office/word/2018/wordml/cex" xmlns:w16cid="http://schemas.microsoft.com/office/word/2016/wordml/cid" xmlns:w16="http://schemas.microsoft.com/office/word/2018/wordml" xmlns:w16du="http://schemas.microsoft.com/office/word/2023/wordml/word16du" xmlns:w16sdtdh="http://schemas.microsoft.com/office/word/2020/wordml/sdtdatahash" xmlns:w16sdtfl="http://schemas.microsoft.com/office/word/2024/wordml/sdtformatlock" xmlns:w16se="http://schemas.microsoft.com/office/word/2015/wordml/symex" xmlns:wpg="http://schemas.microsoft.com/office/word/2010/wordprocessingGroup" xmlns:wpi="http://schemas.microsoft.com/office/word/2010/wordprocessingInk" xmlns:wne="http://schemas.microsoft.com/office/word/2006/wordml" xmlns:wps="http://schemas.microsoft.com/office/word/2010/wordprocessingShape" mc:Ignorable="w14 w15 w16se w16cid w16 w16cex w16sdtdh w16sdtfl w16du wp14">
   <w:endnote w:type="separator" w:id="-1">
     <w:p>
       <w:pPr>
@@ -2906,7 +2456,7 @@
 </file>
 
 <file path=word/footer1.xml><?xml version="1.0" encoding="utf-8"?>
-<w:ftr xmlns:wpc="http://schemas.microsoft.com/office/word/2010/wordprocessingCanvas" xmlns:cx="http://schemas.microsoft.com/office/drawing/2014/chartex" xmlns:cx1="http://schemas.microsoft.com/office/drawing/2015/9/8/chartex" xmlns:cx2="http://schemas.microsoft.com/office/drawing/2015/10/21/chartex" xmlns:cx3="http://schemas.microsoft.com/office/drawing/2016/5/9/chartex" xmlns:cx4="http://schemas.microsoft.com/office/drawing/2016/5/10/chartex" xmlns:cx5="http://schemas.microsoft.com/office/drawing/2016/5/11/chartex" xmlns:cx6="http://schemas.microsoft.com/office/drawing/2016/5/12/chartex" xmlns:cx7="http://schemas.microsoft.com/office/drawing/2016/5/13/chartex" xmlns:cx8="http://schemas.microsoft.com/office/drawing/2016/5/14/chartex" xmlns:mc="http://schemas.openxmlformats.org/markup-compatibility/2006" xmlns:aink="http://schemas.microsoft.com/office/drawing/2016/ink" xmlns:am3d="http://schemas.microsoft.com/office/drawing/2017/model3d" xmlns:o="urn:schemas-microsoft-com:office:office" xmlns:oel="http://schemas.microsoft.com/office/2019/extlst" xmlns:r="http://schemas.openxmlformats.org/officeDocument/2006/relationships" xmlns:m="http://schemas.openxmlformats.org/officeDocument/2006/math" xmlns:v="urn:schemas-microsoft-com:vml" xmlns:wp14="http://schemas.microsoft.com/office/word/2010/wordprocessingDrawing" xmlns:wp="http://schemas.openxmlformats.org/drawingml/2006/wordprocessingDrawing" xmlns:w10="urn:schemas-microsoft-com:office:word" xmlns:w="http://schemas.openxmlformats.org/wordprocessingml/2006/main" xmlns:w14="http://schemas.microsoft.com/office/word/2010/wordml" xmlns:w15="http://schemas.microsoft.com/office/word/2012/wordml" xmlns:w16cex="http://schemas.microsoft.com/office/word/2018/wordml/cex" xmlns:w16cid="http://schemas.microsoft.com/office/word/2016/wordml/cid" xmlns:w16="http://schemas.microsoft.com/office/word/2018/wordml" xmlns:w16sdtdh="http://schemas.microsoft.com/office/word/2020/wordml/sdtdatahash" xmlns:w16se="http://schemas.microsoft.com/office/word/2015/wordml/symex" xmlns:wpg="http://schemas.microsoft.com/office/word/2010/wordprocessingGroup" xmlns:wpi="http://schemas.microsoft.com/office/word/2010/wordprocessingInk" xmlns:wne="http://schemas.microsoft.com/office/word/2006/wordml" xmlns:wps="http://schemas.microsoft.com/office/word/2010/wordprocessingShape" mc:Ignorable="w14 w15 w16se w16cid w16 w16cex w16sdtdh wp14">
+<w:ftr xmlns:wpc="http://schemas.microsoft.com/office/word/2010/wordprocessingCanvas" xmlns:cx="http://schemas.microsoft.com/office/drawing/2014/chartex" xmlns:cx1="http://schemas.microsoft.com/office/drawing/2015/9/8/chartex" xmlns:cx2="http://schemas.microsoft.com/office/drawing/2015/10/21/chartex" xmlns:cx3="http://schemas.microsoft.com/office/drawing/2016/5/9/chartex" xmlns:cx4="http://schemas.microsoft.com/office/drawing/2016/5/10/chartex" xmlns:cx5="http://schemas.microsoft.com/office/drawing/2016/5/11/chartex" xmlns:cx6="http://schemas.microsoft.com/office/drawing/2016/5/12/chartex" xmlns:cx7="http://schemas.microsoft.com/office/drawing/2016/5/13/chartex" xmlns:cx8="http://schemas.microsoft.com/office/drawing/2016/5/14/chartex" xmlns:mc="http://schemas.openxmlformats.org/markup-compatibility/2006" xmlns:aink="http://schemas.microsoft.com/office/drawing/2016/ink" xmlns:am3d="http://schemas.microsoft.com/office/drawing/2017/model3d" xmlns:o="urn:schemas-microsoft-com:office:office" xmlns:oel="http://schemas.microsoft.com/office/2019/extlst" xmlns:r="http://schemas.openxmlformats.org/officeDocument/2006/relationships" xmlns:m="http://schemas.openxmlformats.org/officeDocument/2006/math" xmlns:v="urn:schemas-microsoft-com:vml" xmlns:wp14="http://schemas.microsoft.com/office/word/2010/wordprocessingDrawing" xmlns:wp="http://schemas.openxmlformats.org/drawingml/2006/wordprocessingDrawing" xmlns:w10="urn:schemas-microsoft-com:office:word" xmlns:w="http://schemas.openxmlformats.org/wordprocessingml/2006/main" xmlns:w14="http://schemas.microsoft.com/office/word/2010/wordml" xmlns:w15="http://schemas.microsoft.com/office/word/2012/wordml" xmlns:w16cex="http://schemas.microsoft.com/office/word/2018/wordml/cex" xmlns:w16cid="http://schemas.microsoft.com/office/word/2016/wordml/cid" xmlns:w16="http://schemas.microsoft.com/office/word/2018/wordml" xmlns:w16du="http://schemas.microsoft.com/office/word/2023/wordml/word16du" xmlns:w16sdtdh="http://schemas.microsoft.com/office/word/2020/wordml/sdtdatahash" xmlns:w16sdtfl="http://schemas.microsoft.com/office/word/2024/wordml/sdtformatlock" xmlns:w16se="http://schemas.microsoft.com/office/word/2015/wordml/symex" xmlns:wpg="http://schemas.microsoft.com/office/word/2010/wordprocessingGroup" xmlns:wpi="http://schemas.microsoft.com/office/word/2010/wordprocessingInk" xmlns:wne="http://schemas.microsoft.com/office/word/2006/wordml" xmlns:wps="http://schemas.microsoft.com/office/word/2010/wordprocessingShape" mc:Ignorable="w14 w15 w16se w16cid w16 w16cex w16sdtdh w16sdtfl w16du wp14">
   <w:p>
     <w:pPr>
       <w:spacing w:after="0" w:line="259" w:lineRule="auto"/>
@@ -2957,7 +2507,7 @@
 </file>
 
 <file path=word/footer2.xml><?xml version="1.0" encoding="utf-8"?>
-<w:ftr xmlns:wpc="http://schemas.microsoft.com/office/word/2010/wordprocessingCanvas" xmlns:cx="http://schemas.microsoft.com/office/drawing/2014/chartex" xmlns:cx1="http://schemas.microsoft.com/office/drawing/2015/9/8/chartex" xmlns:cx2="http://schemas.microsoft.com/office/drawing/2015/10/21/chartex" xmlns:cx3="http://schemas.microsoft.com/office/drawing/2016/5/9/chartex" xmlns:cx4="http://schemas.microsoft.com/office/drawing/2016/5/10/chartex" xmlns:cx5="http://schemas.microsoft.com/office/drawing/2016/5/11/chartex" xmlns:cx6="http://schemas.microsoft.com/office/drawing/2016/5/12/chartex" xmlns:cx7="http://schemas.microsoft.com/office/drawing/2016/5/13/chartex" xmlns:cx8="http://schemas.microsoft.com/office/drawing/2016/5/14/chartex" xmlns:mc="http://schemas.openxmlformats.org/markup-compatibility/2006" xmlns:aink="http://schemas.microsoft.com/office/drawing/2016/ink" xmlns:am3d="http://schemas.microsoft.com/office/drawing/2017/model3d" xmlns:o="urn:schemas-microsoft-com:office:office" xmlns:oel="http://schemas.microsoft.com/office/2019/extlst" xmlns:r="http://schemas.openxmlformats.org/officeDocument/2006/relationships" xmlns:m="http://schemas.openxmlformats.org/officeDocument/2006/math" xmlns:v="urn:schemas-microsoft-com:vml" xmlns:wp14="http://schemas.microsoft.com/office/word/2010/wordprocessingDrawing" xmlns:wp="http://schemas.openxmlformats.org/drawingml/2006/wordprocessingDrawing" xmlns:w10="urn:schemas-microsoft-com:office:word" xmlns:w="http://schemas.openxmlformats.org/wordprocessingml/2006/main" xmlns:w14="http://schemas.microsoft.com/office/word/2010/wordml" xmlns:w15="http://schemas.microsoft.com/office/word/2012/wordml" xmlns:w16cex="http://schemas.microsoft.com/office/word/2018/wordml/cex" xmlns:w16cid="http://schemas.microsoft.com/office/word/2016/wordml/cid" xmlns:w16="http://schemas.microsoft.com/office/word/2018/wordml" xmlns:w16sdtdh="http://schemas.microsoft.com/office/word/2020/wordml/sdtdatahash" xmlns:w16se="http://schemas.microsoft.com/office/word/2015/wordml/symex" xmlns:wpg="http://schemas.microsoft.com/office/word/2010/wordprocessingGroup" xmlns:wpi="http://schemas.microsoft.com/office/word/2010/wordprocessingInk" xmlns:wne="http://schemas.microsoft.com/office/word/2006/wordml" xmlns:wps="http://schemas.microsoft.com/office/word/2010/wordprocessingShape" mc:Ignorable="w14 w15 w16se w16cid w16 w16cex w16sdtdh wp14">
+<w:ftr xmlns:wpc="http://schemas.microsoft.com/office/word/2010/wordprocessingCanvas" xmlns:cx="http://schemas.microsoft.com/office/drawing/2014/chartex" xmlns:cx1="http://schemas.microsoft.com/office/drawing/2015/9/8/chartex" xmlns:cx2="http://schemas.microsoft.com/office/drawing/2015/10/21/chartex" xmlns:cx3="http://schemas.microsoft.com/office/drawing/2016/5/9/chartex" xmlns:cx4="http://schemas.microsoft.com/office/drawing/2016/5/10/chartex" xmlns:cx5="http://schemas.microsoft.com/office/drawing/2016/5/11/chartex" xmlns:cx6="http://schemas.microsoft.com/office/drawing/2016/5/12/chartex" xmlns:cx7="http://schemas.microsoft.com/office/drawing/2016/5/13/chartex" xmlns:cx8="http://schemas.microsoft.com/office/drawing/2016/5/14/chartex" xmlns:mc="http://schemas.openxmlformats.org/markup-compatibility/2006" xmlns:aink="http://schemas.microsoft.com/office/drawing/2016/ink" xmlns:am3d="http://schemas.microsoft.com/office/drawing/2017/model3d" xmlns:o="urn:schemas-microsoft-com:office:office" xmlns:oel="http://schemas.microsoft.com/office/2019/extlst" xmlns:r="http://schemas.openxmlformats.org/officeDocument/2006/relationships" xmlns:m="http://schemas.openxmlformats.org/officeDocument/2006/math" xmlns:v="urn:schemas-microsoft-com:vml" xmlns:wp14="http://schemas.microsoft.com/office/word/2010/wordprocessingDrawing" xmlns:wp="http://schemas.openxmlformats.org/drawingml/2006/wordprocessingDrawing" xmlns:w10="urn:schemas-microsoft-com:office:word" xmlns:w="http://schemas.openxmlformats.org/wordprocessingml/2006/main" xmlns:w14="http://schemas.microsoft.com/office/word/2010/wordml" xmlns:w15="http://schemas.microsoft.com/office/word/2012/wordml" xmlns:w16cex="http://schemas.microsoft.com/office/word/2018/wordml/cex" xmlns:w16cid="http://schemas.microsoft.com/office/word/2016/wordml/cid" xmlns:w16="http://schemas.microsoft.com/office/word/2018/wordml" xmlns:w16du="http://schemas.microsoft.com/office/word/2023/wordml/word16du" xmlns:w16sdtdh="http://schemas.microsoft.com/office/word/2020/wordml/sdtdatahash" xmlns:w16sdtfl="http://schemas.microsoft.com/office/word/2024/wordml/sdtformatlock" xmlns:w16se="http://schemas.microsoft.com/office/word/2015/wordml/symex" xmlns:wpg="http://schemas.microsoft.com/office/word/2010/wordprocessingGroup" xmlns:wpi="http://schemas.microsoft.com/office/word/2010/wordprocessingInk" xmlns:wne="http://schemas.microsoft.com/office/word/2006/wordml" xmlns:wps="http://schemas.microsoft.com/office/word/2010/wordprocessingShape" mc:Ignorable="w14 w15 w16se w16cid w16 w16cex w16sdtdh w16sdtfl w16du wp14">
   <w:p>
     <w:pPr>
       <w:spacing w:after="0" w:line="259" w:lineRule="auto"/>
@@ -3009,7 +2559,7 @@
 </file>
 
 <file path=word/footer3.xml><?xml version="1.0" encoding="utf-8"?>
-<w:ftr xmlns:wpc="http://schemas.microsoft.com/office/word/2010/wordprocessingCanvas" xmlns:cx="http://schemas.microsoft.com/office/drawing/2014/chartex" xmlns:cx1="http://schemas.microsoft.com/office/drawing/2015/9/8/chartex" xmlns:cx2="http://schemas.microsoft.com/office/drawing/2015/10/21/chartex" xmlns:cx3="http://schemas.microsoft.com/office/drawing/2016/5/9/chartex" xmlns:cx4="http://schemas.microsoft.com/office/drawing/2016/5/10/chartex" xmlns:cx5="http://schemas.microsoft.com/office/drawing/2016/5/11/chartex" xmlns:cx6="http://schemas.microsoft.com/office/drawing/2016/5/12/chartex" xmlns:cx7="http://schemas.microsoft.com/office/drawing/2016/5/13/chartex" xmlns:cx8="http://schemas.microsoft.com/office/drawing/2016/5/14/chartex" xmlns:mc="http://schemas.openxmlformats.org/markup-compatibility/2006" xmlns:aink="http://schemas.microsoft.com/office/drawing/2016/ink" xmlns:am3d="http://schemas.microsoft.com/office/drawing/2017/model3d" xmlns:o="urn:schemas-microsoft-com:office:office" xmlns:oel="http://schemas.microsoft.com/office/2019/extlst" xmlns:r="http://schemas.openxmlformats.org/officeDocument/2006/relationships" xmlns:m="http://schemas.openxmlformats.org/officeDocument/2006/math" xmlns:v="urn:schemas-microsoft-com:vml" xmlns:wp14="http://schemas.microsoft.com/office/word/2010/wordprocessingDrawing" xmlns:wp="http://schemas.openxmlformats.org/drawingml/2006/wordprocessingDrawing" xmlns:w10="urn:schemas-microsoft-com:office:word" xmlns:w="http://schemas.openxmlformats.org/wordprocessingml/2006/main" xmlns:w14="http://schemas.microsoft.com/office/word/2010/wordml" xmlns:w15="http://schemas.microsoft.com/office/word/2012/wordml" xmlns:w16cex="http://schemas.microsoft.com/office/word/2018/wordml/cex" xmlns:w16cid="http://schemas.microsoft.com/office/word/2016/wordml/cid" xmlns:w16="http://schemas.microsoft.com/office/word/2018/wordml" xmlns:w16sdtdh="http://schemas.microsoft.com/office/word/2020/wordml/sdtdatahash" xmlns:w16se="http://schemas.microsoft.com/office/word/2015/wordml/symex" xmlns:wpg="http://schemas.microsoft.com/office/word/2010/wordprocessingGroup" xmlns:wpi="http://schemas.microsoft.com/office/word/2010/wordprocessingInk" xmlns:wne="http://schemas.microsoft.com/office/word/2006/wordml" xmlns:wps="http://schemas.microsoft.com/office/word/2010/wordprocessingShape" mc:Ignorable="w14 w15 w16se w16cid w16 w16cex w16sdtdh wp14">
+<w:ftr xmlns:wpc="http://schemas.microsoft.com/office/word/2010/wordprocessingCanvas" xmlns:cx="http://schemas.microsoft.com/office/drawing/2014/chartex" xmlns:cx1="http://schemas.microsoft.com/office/drawing/2015/9/8/chartex" xmlns:cx2="http://schemas.microsoft.com/office/drawing/2015/10/21/chartex" xmlns:cx3="http://schemas.microsoft.com/office/drawing/2016/5/9/chartex" xmlns:cx4="http://schemas.microsoft.com/office/drawing/2016/5/10/chartex" xmlns:cx5="http://schemas.microsoft.com/office/drawing/2016/5/11/chartex" xmlns:cx6="http://schemas.microsoft.com/office/drawing/2016/5/12/chartex" xmlns:cx7="http://schemas.microsoft.com/office/drawing/2016/5/13/chartex" xmlns:cx8="http://schemas.microsoft.com/office/drawing/2016/5/14/chartex" xmlns:mc="http://schemas.openxmlformats.org/markup-compatibility/2006" xmlns:aink="http://schemas.microsoft.com/office/drawing/2016/ink" xmlns:am3d="http://schemas.microsoft.com/office/drawing/2017/model3d" xmlns:o="urn:schemas-microsoft-com:office:office" xmlns:oel="http://schemas.microsoft.com/office/2019/extlst" xmlns:r="http://schemas.openxmlformats.org/officeDocument/2006/relationships" xmlns:m="http://schemas.openxmlformats.org/officeDocument/2006/math" xmlns:v="urn:schemas-microsoft-com:vml" xmlns:wp14="http://schemas.microsoft.com/office/word/2010/wordprocessingDrawing" xmlns:wp="http://schemas.openxmlformats.org/drawingml/2006/wordprocessingDrawing" xmlns:w10="urn:schemas-microsoft-com:office:word" xmlns:w="http://schemas.openxmlformats.org/wordprocessingml/2006/main" xmlns:w14="http://schemas.microsoft.com/office/word/2010/wordml" xmlns:w15="http://schemas.microsoft.com/office/word/2012/wordml" xmlns:w16cex="http://schemas.microsoft.com/office/word/2018/wordml/cex" xmlns:w16cid="http://schemas.microsoft.com/office/word/2016/wordml/cid" xmlns:w16="http://schemas.microsoft.com/office/word/2018/wordml" xmlns:w16du="http://schemas.microsoft.com/office/word/2023/wordml/word16du" xmlns:w16sdtdh="http://schemas.microsoft.com/office/word/2020/wordml/sdtdatahash" xmlns:w16sdtfl="http://schemas.microsoft.com/office/word/2024/wordml/sdtformatlock" xmlns:w16se="http://schemas.microsoft.com/office/word/2015/wordml/symex" xmlns:wpg="http://schemas.microsoft.com/office/word/2010/wordprocessingGroup" xmlns:wpi="http://schemas.microsoft.com/office/word/2010/wordprocessingInk" xmlns:wne="http://schemas.microsoft.com/office/word/2006/wordml" xmlns:wps="http://schemas.microsoft.com/office/word/2010/wordprocessingShape" mc:Ignorable="w14 w15 w16se w16cid w16 w16cex w16sdtdh w16sdtfl w16du wp14">
   <w:p>
     <w:pPr>
       <w:spacing w:after="0" w:line="259" w:lineRule="auto"/>
@@ -3061,7 +2611,7 @@
 </file>
 
 <file path=word/footnotes.xml><?xml version="1.0" encoding="utf-8"?>
-<w:footnotes xmlns:wpc="http://schemas.microsoft.com/office/word/2010/wordprocessingCanvas" xmlns:cx="http://schemas.microsoft.com/office/drawing/2014/chartex" xmlns:cx1="http://schemas.microsoft.com/office/drawing/2015/9/8/chartex" xmlns:cx2="http://schemas.microsoft.com/office/drawing/2015/10/21/chartex" xmlns:cx3="http://schemas.microsoft.com/office/drawing/2016/5/9/chartex" xmlns:cx4="http://schemas.microsoft.com/office/drawing/2016/5/10/chartex" xmlns:cx5="http://schemas.microsoft.com/office/drawing/2016/5/11/chartex" xmlns:cx6="http://schemas.microsoft.com/office/drawing/2016/5/12/chartex" xmlns:cx7="http://schemas.microsoft.com/office/drawing/2016/5/13/chartex" xmlns:cx8="http://schemas.microsoft.com/office/drawing/2016/5/14/chartex" xmlns:mc="http://schemas.openxmlformats.org/markup-compatibility/2006" xmlns:aink="http://schemas.microsoft.com/office/drawing/2016/ink" xmlns:am3d="http://schemas.microsoft.com/office/drawing/2017/model3d" xmlns:o="urn:schemas-microsoft-com:office:office" xmlns:oel="http://schemas.microsoft.com/office/2019/extlst" xmlns:r="http://schemas.openxmlformats.org/officeDocument/2006/relationships" xmlns:m="http://schemas.openxmlformats.org/officeDocument/2006/math" xmlns:v="urn:schemas-microsoft-com:vml" xmlns:wp14="http://schemas.microsoft.com/office/word/2010/wordprocessingDrawing" xmlns:wp="http://schemas.openxmlformats.org/drawingml/2006/wordprocessingDrawing" xmlns:w10="urn:schemas-microsoft-com:office:word" xmlns:w="http://schemas.openxmlformats.org/wordprocessingml/2006/main" xmlns:w14="http://schemas.microsoft.com/office/word/2010/wordml" xmlns:w15="http://schemas.microsoft.com/office/word/2012/wordml" xmlns:w16cex="http://schemas.microsoft.com/office/word/2018/wordml/cex" xmlns:w16cid="http://schemas.microsoft.com/office/word/2016/wordml/cid" xmlns:w16="http://schemas.microsoft.com/office/word/2018/wordml" xmlns:w16sdtdh="http://schemas.microsoft.com/office/word/2020/wordml/sdtdatahash" xmlns:w16se="http://schemas.microsoft.com/office/word/2015/wordml/symex" xmlns:wpg="http://schemas.microsoft.com/office/word/2010/wordprocessingGroup" xmlns:wpi="http://schemas.microsoft.com/office/word/2010/wordprocessingInk" xmlns:wne="http://schemas.microsoft.com/office/word/2006/wordml" xmlns:wps="http://schemas.microsoft.com/office/word/2010/wordprocessingShape" mc:Ignorable="w14 w15 w16se w16cid w16 w16cex w16sdtdh wp14">
+<w:footnotes xmlns:wpc="http://schemas.microsoft.com/office/word/2010/wordprocessingCanvas" xmlns:cx="http://schemas.microsoft.com/office/drawing/2014/chartex" xmlns:cx1="http://schemas.microsoft.com/office/drawing/2015/9/8/chartex" xmlns:cx2="http://schemas.microsoft.com/office/drawing/2015/10/21/chartex" xmlns:cx3="http://schemas.microsoft.com/office/drawing/2016/5/9/chartex" xmlns:cx4="http://schemas.microsoft.com/office/drawing/2016/5/10/chartex" xmlns:cx5="http://schemas.microsoft.com/office/drawing/2016/5/11/chartex" xmlns:cx6="http://schemas.microsoft.com/office/drawing/2016/5/12/chartex" xmlns:cx7="http://schemas.microsoft.com/office/drawing/2016/5/13/chartex" xmlns:cx8="http://schemas.microsoft.com/office/drawing/2016/5/14/chartex" xmlns:mc="http://schemas.openxmlformats.org/markup-compatibility/2006" xmlns:aink="http://schemas.microsoft.com/office/drawing/2016/ink" xmlns:am3d="http://schemas.microsoft.com/office/drawing/2017/model3d" xmlns:o="urn:schemas-microsoft-com:office:office" xmlns:oel="http://schemas.microsoft.com/office/2019/extlst" xmlns:r="http://schemas.openxmlformats.org/officeDocument/2006/relationships" xmlns:m="http://schemas.openxmlformats.org/officeDocument/2006/math" xmlns:v="urn:schemas-microsoft-com:vml" xmlns:wp14="http://schemas.microsoft.com/office/word/2010/wordprocessingDrawing" xmlns:wp="http://schemas.openxmlformats.org/drawingml/2006/wordprocessingDrawing" xmlns:w10="urn:schemas-microsoft-com:office:word" xmlns:w="http://schemas.openxmlformats.org/wordprocessingml/2006/main" xmlns:w14="http://schemas.microsoft.com/office/word/2010/wordml" xmlns:w15="http://schemas.microsoft.com/office/word/2012/wordml" xmlns:w16cex="http://schemas.microsoft.com/office/word/2018/wordml/cex" xmlns:w16cid="http://schemas.microsoft.com/office/word/2016/wordml/cid" xmlns:w16="http://schemas.microsoft.com/office/word/2018/wordml" xmlns:w16du="http://schemas.microsoft.com/office/word/2023/wordml/word16du" xmlns:w16sdtdh="http://schemas.microsoft.com/office/word/2020/wordml/sdtdatahash" xmlns:w16sdtfl="http://schemas.microsoft.com/office/word/2024/wordml/sdtformatlock" xmlns:w16se="http://schemas.microsoft.com/office/word/2015/wordml/symex" xmlns:wpg="http://schemas.microsoft.com/office/word/2010/wordprocessingGroup" xmlns:wpi="http://schemas.microsoft.com/office/word/2010/wordprocessingInk" xmlns:wne="http://schemas.microsoft.com/office/word/2006/wordml" xmlns:wps="http://schemas.microsoft.com/office/word/2010/wordprocessingShape" mc:Ignorable="w14 w15 w16se w16cid w16 w16cex w16sdtdh w16sdtfl w16du wp14">
   <w:footnote w:type="separator" w:id="-1">
     <w:p>
       <w:pPr>
@@ -3086,7 +2636,7 @@
 </file>
 
 <file path=word/header1.xml><?xml version="1.0" encoding="utf-8"?>
-<w:hdr xmlns:wpc="http://schemas.microsoft.com/office/word/2010/wordprocessingCanvas" xmlns:cx="http://schemas.microsoft.com/office/drawing/2014/chartex" xmlns:cx1="http://schemas.microsoft.com/office/drawing/2015/9/8/chartex" xmlns:cx2="http://schemas.microsoft.com/office/drawing/2015/10/21/chartex" xmlns:cx3="http://schemas.microsoft.com/office/drawing/2016/5/9/chartex" xmlns:cx4="http://schemas.microsoft.com/office/drawing/2016/5/10/chartex" xmlns:cx5="http://schemas.microsoft.com/office/drawing/2016/5/11/chartex" xmlns:cx6="http://schemas.microsoft.com/office/drawing/2016/5/12/chartex" xmlns:cx7="http://schemas.microsoft.com/office/drawing/2016/5/13/chartex" xmlns:cx8="http://schemas.microsoft.com/office/drawing/2016/5/14/chartex" xmlns:mc="http://schemas.openxmlformats.org/markup-compatibility/2006" xmlns:aink="http://schemas.microsoft.com/office/drawing/2016/ink" xmlns:am3d="http://schemas.microsoft.com/office/drawing/2017/model3d" xmlns:o="urn:schemas-microsoft-com:office:office" xmlns:oel="http://schemas.microsoft.com/office/2019/extlst" xmlns:r="http://schemas.openxmlformats.org/officeDocument/2006/relationships" xmlns:m="http://schemas.openxmlformats.org/officeDocument/2006/math" xmlns:v="urn:schemas-microsoft-com:vml" xmlns:wp14="http://schemas.microsoft.com/office/word/2010/wordprocessingDrawing" xmlns:wp="http://schemas.openxmlformats.org/drawingml/2006/wordprocessingDrawing" xmlns:w10="urn:schemas-microsoft-com:office:word" xmlns:w="http://schemas.openxmlformats.org/wordprocessingml/2006/main" xmlns:w14="http://schemas.microsoft.com/office/word/2010/wordml" xmlns:w15="http://schemas.microsoft.com/office/word/2012/wordml" xmlns:w16cex="http://schemas.microsoft.com/office/word/2018/wordml/cex" xmlns:w16cid="http://schemas.microsoft.com/office/word/2016/wordml/cid" xmlns:w16="http://schemas.microsoft.com/office/word/2018/wordml" xmlns:w16sdtdh="http://schemas.microsoft.com/office/word/2020/wordml/sdtdatahash" xmlns:w16se="http://schemas.microsoft.com/office/word/2015/wordml/symex" xmlns:wpg="http://schemas.microsoft.com/office/word/2010/wordprocessingGroup" xmlns:wpi="http://schemas.microsoft.com/office/word/2010/wordprocessingInk" xmlns:wne="http://schemas.microsoft.com/office/word/2006/wordml" xmlns:wps="http://schemas.microsoft.com/office/word/2010/wordprocessingShape" mc:Ignorable="w14 w15 w16se w16cid w16 w16cex w16sdtdh wp14">
+<w:hdr xmlns:wpc="http://schemas.microsoft.com/office/word/2010/wordprocessingCanvas" xmlns:cx="http://schemas.microsoft.com/office/drawing/2014/chartex" xmlns:cx1="http://schemas.microsoft.com/office/drawing/2015/9/8/chartex" xmlns:cx2="http://schemas.microsoft.com/office/drawing/2015/10/21/chartex" xmlns:cx3="http://schemas.microsoft.com/office/drawing/2016/5/9/chartex" xmlns:cx4="http://schemas.microsoft.com/office/drawing/2016/5/10/chartex" xmlns:cx5="http://schemas.microsoft.com/office/drawing/2016/5/11/chartex" xmlns:cx6="http://schemas.microsoft.com/office/drawing/2016/5/12/chartex" xmlns:cx7="http://schemas.microsoft.com/office/drawing/2016/5/13/chartex" xmlns:cx8="http://schemas.microsoft.com/office/drawing/2016/5/14/chartex" xmlns:mc="http://schemas.openxmlformats.org/markup-compatibility/2006" xmlns:aink="http://schemas.microsoft.com/office/drawing/2016/ink" xmlns:am3d="http://schemas.microsoft.com/office/drawing/2017/model3d" xmlns:o="urn:schemas-microsoft-com:office:office" xmlns:oel="http://schemas.microsoft.com/office/2019/extlst" xmlns:r="http://schemas.openxmlformats.org/officeDocument/2006/relationships" xmlns:m="http://schemas.openxmlformats.org/officeDocument/2006/math" xmlns:v="urn:schemas-microsoft-com:vml" xmlns:wp14="http://schemas.microsoft.com/office/word/2010/wordprocessingDrawing" xmlns:wp="http://schemas.openxmlformats.org/drawingml/2006/wordprocessingDrawing" xmlns:w10="urn:schemas-microsoft-com:office:word" xmlns:w="http://schemas.openxmlformats.org/wordprocessingml/2006/main" xmlns:w14="http://schemas.microsoft.com/office/word/2010/wordml" xmlns:w15="http://schemas.microsoft.com/office/word/2012/wordml" xmlns:w16cex="http://schemas.microsoft.com/office/word/2018/wordml/cex" xmlns:w16cid="http://schemas.microsoft.com/office/word/2016/wordml/cid" xmlns:w16="http://schemas.microsoft.com/office/word/2018/wordml" xmlns:w16du="http://schemas.microsoft.com/office/word/2023/wordml/word16du" xmlns:w16sdtdh="http://schemas.microsoft.com/office/word/2020/wordml/sdtdatahash" xmlns:w16sdtfl="http://schemas.microsoft.com/office/word/2024/wordml/sdtformatlock" xmlns:w16se="http://schemas.microsoft.com/office/word/2015/wordml/symex" xmlns:wpg="http://schemas.microsoft.com/office/word/2010/wordprocessingGroup" xmlns:wpi="http://schemas.microsoft.com/office/word/2010/wordprocessingInk" xmlns:wne="http://schemas.microsoft.com/office/word/2006/wordml" xmlns:wps="http://schemas.microsoft.com/office/word/2010/wordprocessingShape" mc:Ignorable="w14 w15 w16se w16cid w16 w16cex w16sdtdh w16sdtfl w16du wp14">
   <w:p>
     <w:pPr>
       <w:spacing w:after="0" w:line="259" w:lineRule="auto"/>
@@ -3162,7 +2712,7 @@
 </file>
 
 <file path=word/header2.xml><?xml version="1.0" encoding="utf-8"?>
-<w:hdr xmlns:wpc="http://schemas.microsoft.com/office/word/2010/wordprocessingCanvas" xmlns:cx="http://schemas.microsoft.com/office/drawing/2014/chartex" xmlns:cx1="http://schemas.microsoft.com/office/drawing/2015/9/8/chartex" xmlns:cx2="http://schemas.microsoft.com/office/drawing/2015/10/21/chartex" xmlns:cx3="http://schemas.microsoft.com/office/drawing/2016/5/9/chartex" xmlns:cx4="http://schemas.microsoft.com/office/drawing/2016/5/10/chartex" xmlns:cx5="http://schemas.microsoft.com/office/drawing/2016/5/11/chartex" xmlns:cx6="http://schemas.microsoft.com/office/drawing/2016/5/12/chartex" xmlns:cx7="http://schemas.microsoft.com/office/drawing/2016/5/13/chartex" xmlns:cx8="http://schemas.microsoft.com/office/drawing/2016/5/14/chartex" xmlns:mc="http://schemas.openxmlformats.org/markup-compatibility/2006" xmlns:aink="http://schemas.microsoft.com/office/drawing/2016/ink" xmlns:am3d="http://schemas.microsoft.com/office/drawing/2017/model3d" xmlns:o="urn:schemas-microsoft-com:office:office" xmlns:oel="http://schemas.microsoft.com/office/2019/extlst" xmlns:r="http://schemas.openxmlformats.org/officeDocument/2006/relationships" xmlns:m="http://schemas.openxmlformats.org/officeDocument/2006/math" xmlns:v="urn:schemas-microsoft-com:vml" xmlns:wp14="http://schemas.microsoft.com/office/word/2010/wordprocessingDrawing" xmlns:wp="http://schemas.openxmlformats.org/drawingml/2006/wordprocessingDrawing" xmlns:w10="urn:schemas-microsoft-com:office:word" xmlns:w="http://schemas.openxmlformats.org/wordprocessingml/2006/main" xmlns:w14="http://schemas.microsoft.com/office/word/2010/wordml" xmlns:w15="http://schemas.microsoft.com/office/word/2012/wordml" xmlns:w16cex="http://schemas.microsoft.com/office/word/2018/wordml/cex" xmlns:w16cid="http://schemas.microsoft.com/office/word/2016/wordml/cid" xmlns:w16="http://schemas.microsoft.com/office/word/2018/wordml" xmlns:w16sdtdh="http://schemas.microsoft.com/office/word/2020/wordml/sdtdatahash" xmlns:w16se="http://schemas.microsoft.com/office/word/2015/wordml/symex" xmlns:wpg="http://schemas.microsoft.com/office/word/2010/wordprocessingGroup" xmlns:wpi="http://schemas.microsoft.com/office/word/2010/wordprocessingInk" xmlns:wne="http://schemas.microsoft.com/office/word/2006/wordml" xmlns:wps="http://schemas.microsoft.com/office/word/2010/wordprocessingShape" mc:Ignorable="w14 w15 w16se w16cid w16 w16cex w16sdtdh wp14">
+<w:hdr xmlns:wpc="http://schemas.microsoft.com/office/word/2010/wordprocessingCanvas" xmlns:cx="http://schemas.microsoft.com/office/drawing/2014/chartex" xmlns:cx1="http://schemas.microsoft.com/office/drawing/2015/9/8/chartex" xmlns:cx2="http://schemas.microsoft.com/office/drawing/2015/10/21/chartex" xmlns:cx3="http://schemas.microsoft.com/office/drawing/2016/5/9/chartex" xmlns:cx4="http://schemas.microsoft.com/office/drawing/2016/5/10/chartex" xmlns:cx5="http://schemas.microsoft.com/office/drawing/2016/5/11/chartex" xmlns:cx6="http://schemas.microsoft.com/office/drawing/2016/5/12/chartex" xmlns:cx7="http://schemas.microsoft.com/office/drawing/2016/5/13/chartex" xmlns:cx8="http://schemas.microsoft.com/office/drawing/2016/5/14/chartex" xmlns:mc="http://schemas.openxmlformats.org/markup-compatibility/2006" xmlns:aink="http://schemas.microsoft.com/office/drawing/2016/ink" xmlns:am3d="http://schemas.microsoft.com/office/drawing/2017/model3d" xmlns:o="urn:schemas-microsoft-com:office:office" xmlns:oel="http://schemas.microsoft.com/office/2019/extlst" xmlns:r="http://schemas.openxmlformats.org/officeDocument/2006/relationships" xmlns:m="http://schemas.openxmlformats.org/officeDocument/2006/math" xmlns:v="urn:schemas-microsoft-com:vml" xmlns:wp14="http://schemas.microsoft.com/office/word/2010/wordprocessingDrawing" xmlns:wp="http://schemas.openxmlformats.org/drawingml/2006/wordprocessingDrawing" xmlns:w10="urn:schemas-microsoft-com:office:word" xmlns:w="http://schemas.openxmlformats.org/wordprocessingml/2006/main" xmlns:w14="http://schemas.microsoft.com/office/word/2010/wordml" xmlns:w15="http://schemas.microsoft.com/office/word/2012/wordml" xmlns:w16cex="http://schemas.microsoft.com/office/word/2018/wordml/cex" xmlns:w16cid="http://schemas.microsoft.com/office/word/2016/wordml/cid" xmlns:w16="http://schemas.microsoft.com/office/word/2018/wordml" xmlns:w16du="http://schemas.microsoft.com/office/word/2023/wordml/word16du" xmlns:w16sdtdh="http://schemas.microsoft.com/office/word/2020/wordml/sdtdatahash" xmlns:w16sdtfl="http://schemas.microsoft.com/office/word/2024/wordml/sdtformatlock" xmlns:w16se="http://schemas.microsoft.com/office/word/2015/wordml/symex" xmlns:wpg="http://schemas.microsoft.com/office/word/2010/wordprocessingGroup" xmlns:wpi="http://schemas.microsoft.com/office/word/2010/wordprocessingInk" xmlns:wne="http://schemas.microsoft.com/office/word/2006/wordml" xmlns:wps="http://schemas.microsoft.com/office/word/2010/wordprocessingShape" mc:Ignorable="w14 w15 w16se w16cid w16 w16cex w16sdtdh w16sdtfl w16du wp14">
   <w:p>
     <w:pPr>
       <w:spacing w:after="0" w:line="259" w:lineRule="auto"/>
@@ -3204,7 +2754,15 @@
         <w:bCs/>
         <w:noProof/>
       </w:rPr>
-      <w:t>498</w:t>
+      <w:t>48</w:t>
+    </w:r>
+    <w:r>
+      <w:rPr>
+        <w:b/>
+        <w:bCs/>
+        <w:noProof/>
+      </w:rPr>
+      <w:t>4</w:t>
     </w:r>
     <w:r>
       <w:rPr>
@@ -3227,7 +2785,7 @@
 </file>
 
 <file path=word/header3.xml><?xml version="1.0" encoding="utf-8"?>
-<w:hdr xmlns:wpc="http://schemas.microsoft.com/office/word/2010/wordprocessingCanvas" xmlns:cx="http://schemas.microsoft.com/office/drawing/2014/chartex" xmlns:cx1="http://schemas.microsoft.com/office/drawing/2015/9/8/chartex" xmlns:cx2="http://schemas.microsoft.com/office/drawing/2015/10/21/chartex" xmlns:cx3="http://schemas.microsoft.com/office/drawing/2016/5/9/chartex" xmlns:cx4="http://schemas.microsoft.com/office/drawing/2016/5/10/chartex" xmlns:cx5="http://schemas.microsoft.com/office/drawing/2016/5/11/chartex" xmlns:cx6="http://schemas.microsoft.com/office/drawing/2016/5/12/chartex" xmlns:cx7="http://schemas.microsoft.com/office/drawing/2016/5/13/chartex" xmlns:cx8="http://schemas.microsoft.com/office/drawing/2016/5/14/chartex" xmlns:mc="http://schemas.openxmlformats.org/markup-compatibility/2006" xmlns:aink="http://schemas.microsoft.com/office/drawing/2016/ink" xmlns:am3d="http://schemas.microsoft.com/office/drawing/2017/model3d" xmlns:o="urn:schemas-microsoft-com:office:office" xmlns:oel="http://schemas.microsoft.com/office/2019/extlst" xmlns:r="http://schemas.openxmlformats.org/officeDocument/2006/relationships" xmlns:m="http://schemas.openxmlformats.org/officeDocument/2006/math" xmlns:v="urn:schemas-microsoft-com:vml" xmlns:wp14="http://schemas.microsoft.com/office/word/2010/wordprocessingDrawing" xmlns:wp="http://schemas.openxmlformats.org/drawingml/2006/wordprocessingDrawing" xmlns:w10="urn:schemas-microsoft-com:office:word" xmlns:w="http://schemas.openxmlformats.org/wordprocessingml/2006/main" xmlns:w14="http://schemas.microsoft.com/office/word/2010/wordml" xmlns:w15="http://schemas.microsoft.com/office/word/2012/wordml" xmlns:w16cex="http://schemas.microsoft.com/office/word/2018/wordml/cex" xmlns:w16cid="http://schemas.microsoft.com/office/word/2016/wordml/cid" xmlns:w16="http://schemas.microsoft.com/office/word/2018/wordml" xmlns:w16sdtdh="http://schemas.microsoft.com/office/word/2020/wordml/sdtdatahash" xmlns:w16se="http://schemas.microsoft.com/office/word/2015/wordml/symex" xmlns:wpg="http://schemas.microsoft.com/office/word/2010/wordprocessingGroup" xmlns:wpi="http://schemas.microsoft.com/office/word/2010/wordprocessingInk" xmlns:wne="http://schemas.microsoft.com/office/word/2006/wordml" xmlns:wps="http://schemas.microsoft.com/office/word/2010/wordprocessingShape" mc:Ignorable="w14 w15 w16se w16cid w16 w16cex w16sdtdh wp14">
+<w:hdr xmlns:wpc="http://schemas.microsoft.com/office/word/2010/wordprocessingCanvas" xmlns:cx="http://schemas.microsoft.com/office/drawing/2014/chartex" xmlns:cx1="http://schemas.microsoft.com/office/drawing/2015/9/8/chartex" xmlns:cx2="http://schemas.microsoft.com/office/drawing/2015/10/21/chartex" xmlns:cx3="http://schemas.microsoft.com/office/drawing/2016/5/9/chartex" xmlns:cx4="http://schemas.microsoft.com/office/drawing/2016/5/10/chartex" xmlns:cx5="http://schemas.microsoft.com/office/drawing/2016/5/11/chartex" xmlns:cx6="http://schemas.microsoft.com/office/drawing/2016/5/12/chartex" xmlns:cx7="http://schemas.microsoft.com/office/drawing/2016/5/13/chartex" xmlns:cx8="http://schemas.microsoft.com/office/drawing/2016/5/14/chartex" xmlns:mc="http://schemas.openxmlformats.org/markup-compatibility/2006" xmlns:aink="http://schemas.microsoft.com/office/drawing/2016/ink" xmlns:am3d="http://schemas.microsoft.com/office/drawing/2017/model3d" xmlns:o="urn:schemas-microsoft-com:office:office" xmlns:oel="http://schemas.microsoft.com/office/2019/extlst" xmlns:r="http://schemas.openxmlformats.org/officeDocument/2006/relationships" xmlns:m="http://schemas.openxmlformats.org/officeDocument/2006/math" xmlns:v="urn:schemas-microsoft-com:vml" xmlns:wp14="http://schemas.microsoft.com/office/word/2010/wordprocessingDrawing" xmlns:wp="http://schemas.openxmlformats.org/drawingml/2006/wordprocessingDrawing" xmlns:w10="urn:schemas-microsoft-com:office:word" xmlns:w="http://schemas.openxmlformats.org/wordprocessingml/2006/main" xmlns:w14="http://schemas.microsoft.com/office/word/2010/wordml" xmlns:w15="http://schemas.microsoft.com/office/word/2012/wordml" xmlns:w16cex="http://schemas.microsoft.com/office/word/2018/wordml/cex" xmlns:w16cid="http://schemas.microsoft.com/office/word/2016/wordml/cid" xmlns:w16="http://schemas.microsoft.com/office/word/2018/wordml" xmlns:w16du="http://schemas.microsoft.com/office/word/2023/wordml/word16du" xmlns:w16sdtdh="http://schemas.microsoft.com/office/word/2020/wordml/sdtdatahash" xmlns:w16sdtfl="http://schemas.microsoft.com/office/word/2024/wordml/sdtformatlock" xmlns:w16se="http://schemas.microsoft.com/office/word/2015/wordml/symex" xmlns:wpg="http://schemas.microsoft.com/office/word/2010/wordprocessingGroup" xmlns:wpi="http://schemas.microsoft.com/office/word/2010/wordprocessingInk" xmlns:wne="http://schemas.microsoft.com/office/word/2006/wordml" xmlns:wps="http://schemas.microsoft.com/office/word/2010/wordprocessingShape" mc:Ignorable="w14 w15 w16se w16cid w16 w16cex w16sdtdh w16sdtfl w16du wp14">
   <w:p>
     <w:pPr>
       <w:spacing w:after="0" w:line="259" w:lineRule="auto"/>
@@ -3291,7 +2849,7 @@
 </file>
 
 <file path=word/numbering.xml><?xml version="1.0" encoding="utf-8"?>
-<w:numbering xmlns:wpc="http://schemas.microsoft.com/office/word/2010/wordprocessingCanvas" xmlns:cx="http://schemas.microsoft.com/office/drawing/2014/chartex" xmlns:cx1="http://schemas.microsoft.com/office/drawing/2015/9/8/chartex" xmlns:cx2="http://schemas.microsoft.com/office/drawing/2015/10/21/chartex" xmlns:cx3="http://schemas.microsoft.com/office/drawing/2016/5/9/chartex" xmlns:cx4="http://schemas.microsoft.com/office/drawing/2016/5/10/chartex" xmlns:cx5="http://schemas.microsoft.com/office/drawing/2016/5/11/chartex" xmlns:cx6="http://schemas.microsoft.com/office/drawing/2016/5/12/chartex" xmlns:cx7="http://schemas.microsoft.com/office/drawing/2016/5/13/chartex" xmlns:cx8="http://schemas.microsoft.com/office/drawing/2016/5/14/chartex" xmlns:mc="http://schemas.openxmlformats.org/markup-compatibility/2006" xmlns:aink="http://schemas.microsoft.com/office/drawing/2016/ink" xmlns:am3d="http://schemas.microsoft.com/office/drawing/2017/model3d" xmlns:o="urn:schemas-microsoft-com:office:office" xmlns:oel="http://schemas.microsoft.com/office/2019/extlst" xmlns:r="http://schemas.openxmlformats.org/officeDocument/2006/relationships" xmlns:m="http://schemas.openxmlformats.org/officeDocument/2006/math" xmlns:v="urn:schemas-microsoft-com:vml" xmlns:wp14="http://schemas.microsoft.com/office/word/2010/wordprocessingDrawing" xmlns:wp="http://schemas.openxmlformats.org/drawingml/2006/wordprocessingDrawing" xmlns:w10="urn:schemas-microsoft-com:office:word" xmlns:w="http://schemas.openxmlformats.org/wordprocessingml/2006/main" xmlns:w14="http://schemas.microsoft.com/office/word/2010/wordml" xmlns:w15="http://schemas.microsoft.com/office/word/2012/wordml" xmlns:w16cex="http://schemas.microsoft.com/office/word/2018/wordml/cex" xmlns:w16cid="http://schemas.microsoft.com/office/word/2016/wordml/cid" xmlns:w16="http://schemas.microsoft.com/office/word/2018/wordml" xmlns:w16sdtdh="http://schemas.microsoft.com/office/word/2020/wordml/sdtdatahash" xmlns:w16se="http://schemas.microsoft.com/office/word/2015/wordml/symex" xmlns:wpg="http://schemas.microsoft.com/office/word/2010/wordprocessingGroup" xmlns:wpi="http://schemas.microsoft.com/office/word/2010/wordprocessingInk" xmlns:wne="http://schemas.microsoft.com/office/word/2006/wordml" xmlns:wps="http://schemas.microsoft.com/office/word/2010/wordprocessingShape" mc:Ignorable="w14 w15 w16se w16cid w16 w16cex w16sdtdh wp14">
+<w:numbering xmlns:wpc="http://schemas.microsoft.com/office/word/2010/wordprocessingCanvas" xmlns:cx="http://schemas.microsoft.com/office/drawing/2014/chartex" xmlns:cx1="http://schemas.microsoft.com/office/drawing/2015/9/8/chartex" xmlns:cx2="http://schemas.microsoft.com/office/drawing/2015/10/21/chartex" xmlns:cx3="http://schemas.microsoft.com/office/drawing/2016/5/9/chartex" xmlns:cx4="http://schemas.microsoft.com/office/drawing/2016/5/10/chartex" xmlns:cx5="http://schemas.microsoft.com/office/drawing/2016/5/11/chartex" xmlns:cx6="http://schemas.microsoft.com/office/drawing/2016/5/12/chartex" xmlns:cx7="http://schemas.microsoft.com/office/drawing/2016/5/13/chartex" xmlns:cx8="http://schemas.microsoft.com/office/drawing/2016/5/14/chartex" xmlns:mc="http://schemas.openxmlformats.org/markup-compatibility/2006" xmlns:aink="http://schemas.microsoft.com/office/drawing/2016/ink" xmlns:am3d="http://schemas.microsoft.com/office/drawing/2017/model3d" xmlns:o="urn:schemas-microsoft-com:office:office" xmlns:oel="http://schemas.microsoft.com/office/2019/extlst" xmlns:r="http://schemas.openxmlformats.org/officeDocument/2006/relationships" xmlns:m="http://schemas.openxmlformats.org/officeDocument/2006/math" xmlns:v="urn:schemas-microsoft-com:vml" xmlns:wp14="http://schemas.microsoft.com/office/word/2010/wordprocessingDrawing" xmlns:wp="http://schemas.openxmlformats.org/drawingml/2006/wordprocessingDrawing" xmlns:w10="urn:schemas-microsoft-com:office:word" xmlns:w="http://schemas.openxmlformats.org/wordprocessingml/2006/main" xmlns:w14="http://schemas.microsoft.com/office/word/2010/wordml" xmlns:w15="http://schemas.microsoft.com/office/word/2012/wordml" xmlns:w16cex="http://schemas.microsoft.com/office/word/2018/wordml/cex" xmlns:w16cid="http://schemas.microsoft.com/office/word/2016/wordml/cid" xmlns:w16="http://schemas.microsoft.com/office/word/2018/wordml" xmlns:w16du="http://schemas.microsoft.com/office/word/2023/wordml/word16du" xmlns:w16sdtdh="http://schemas.microsoft.com/office/word/2020/wordml/sdtdatahash" xmlns:w16sdtfl="http://schemas.microsoft.com/office/word/2024/wordml/sdtformatlock" xmlns:w16se="http://schemas.microsoft.com/office/word/2015/wordml/symex" xmlns:wpg="http://schemas.microsoft.com/office/word/2010/wordprocessingGroup" xmlns:wpi="http://schemas.microsoft.com/office/word/2010/wordprocessingInk" xmlns:wne="http://schemas.microsoft.com/office/word/2006/wordml" xmlns:wps="http://schemas.microsoft.com/office/word/2010/wordprocessingShape" mc:Ignorable="w14 w15 w16se w16cid w16 w16cex w16sdtdh w16sdtfl w16du wp14">
   <w:abstractNum w:abstractNumId="0" w15:restartNumberingAfterBreak="0">
     <w:nsid w:val="00531572"/>
     <w:multiLevelType w:val="hybridMultilevel"/>
@@ -6730,7 +6288,7 @@
 </file>
 
 <file path=word/styles.xml><?xml version="1.0" encoding="utf-8"?>
-<w:styles xmlns:mc="http://schemas.openxmlformats.org/markup-compatibility/2006" xmlns:r="http://schemas.openxmlformats.org/officeDocument/2006/relationships" xmlns:w="http://schemas.openxmlformats.org/wordprocessingml/2006/main" xmlns:w14="http://schemas.microsoft.com/office/word/2010/wordml" xmlns:w15="http://schemas.microsoft.com/office/word/2012/wordml" xmlns:w16cex="http://schemas.microsoft.com/office/word/2018/wordml/cex" xmlns:w16cid="http://schemas.microsoft.com/office/word/2016/wordml/cid" xmlns:w16="http://schemas.microsoft.com/office/word/2018/wordml" xmlns:w16sdtdh="http://schemas.microsoft.com/office/word/2020/wordml/sdtdatahash" xmlns:w16se="http://schemas.microsoft.com/office/word/2015/wordml/symex" mc:Ignorable="w14 w15 w16se w16cid w16 w16cex w16sdtdh">
+<w:styles xmlns:mc="http://schemas.openxmlformats.org/markup-compatibility/2006" xmlns:r="http://schemas.openxmlformats.org/officeDocument/2006/relationships" xmlns:w="http://schemas.openxmlformats.org/wordprocessingml/2006/main" xmlns:w14="http://schemas.microsoft.com/office/word/2010/wordml" xmlns:w15="http://schemas.microsoft.com/office/word/2012/wordml" xmlns:w16cex="http://schemas.microsoft.com/office/word/2018/wordml/cex" xmlns:w16cid="http://schemas.microsoft.com/office/word/2016/wordml/cid" xmlns:w16="http://schemas.microsoft.com/office/word/2018/wordml" xmlns:w16du="http://schemas.microsoft.com/office/word/2023/wordml/word16du" xmlns:w16sdtdh="http://schemas.microsoft.com/office/word/2020/wordml/sdtdatahash" xmlns:w16sdtfl="http://schemas.microsoft.com/office/word/2024/wordml/sdtformatlock" xmlns:w16se="http://schemas.microsoft.com/office/word/2015/wordml/symex" mc:Ignorable="w14 w15 w16se w16cid w16 w16cex w16sdtdh w16sdtfl w16du">
   <w:docDefaults>
     <w:rPrDefault>
       <w:rPr>

--- a/Advanced-Digital-Design/howTo/howTo 08 Build IP For Zynq.docx
+++ b/Advanced-Digital-Design/howTo/howTo 08 Build IP For Zynq.docx
@@ -628,6 +628,9 @@
       <w:r>
         <w:t xml:space="preserve">You have just created an empty shell of the new IP.  </w:t>
       </w:r>
+      <w:r>
+        <w:t>Open the IP Catalog by clicking on the associated link in the Flow Manager on the left side of the screen.</w:t>
+      </w:r>
     </w:p>
     <w:p/>
     <w:p>
@@ -729,18 +732,23 @@
     <w:p/>
     <w:p>
       <w:r>
-        <w:t>It’s time to fill that shell with your custom logic. To do go to the IP Catalog tab, expand the User Repository -&gt; AXI Peripheral and then right click on “enhancedPwm_ip_v1.0” and select “Edit in Packager”</w:t>
-      </w:r>
-    </w:p>
-    <w:p/>
+        <w:t xml:space="preserve">It’s time to fill that shell with your custom logic. To do go to the IP Catalog tab, expand the User Repository -&gt; AXI Peripheral and then right click on “enhancedPwm_ip_v1.0” and select “Edit in </w:t>
+      </w:r>
+      <w:r>
+        <w:t xml:space="preserve">IP </w:t>
+      </w:r>
+      <w:r>
+        <w:t>Packager”</w:t>
+      </w:r>
+    </w:p>
     <w:p>
       <w:r>
         <w:rPr>
           <w:noProof/>
         </w:rPr>
         <w:drawing>
-          <wp:inline distT="0" distB="0" distL="0" distR="0" wp14:anchorId="3D03AB4A" wp14:editId="3909D70A">
-            <wp:extent cx="5946140" cy="1891665"/>
+          <wp:inline distT="0" distB="0" distL="0" distR="0" wp14:anchorId="3D03AB4A" wp14:editId="07DFF582">
+            <wp:extent cx="4019550" cy="1278753"/>
             <wp:effectExtent l="0" t="0" r="0" b="0"/>
             <wp:docPr id="2004350409" name="Picture 1"/>
             <wp:cNvGraphicFramePr>
@@ -762,7 +770,7 @@
                   <pic:spPr>
                     <a:xfrm>
                       <a:off x="0" y="0"/>
-                      <a:ext cx="5946140" cy="1891665"/>
+                      <a:ext cx="4034971" cy="1283659"/>
                     </a:xfrm>
                     <a:prstGeom prst="rect">
                       <a:avLst/>
@@ -822,18 +830,28 @@
         <w:t xml:space="preserve"> component </w:t>
       </w:r>
       <w:r>
-        <w:t xml:space="preserve">into a form that will make it compatible to the AXI bus used by the Zynq processor.  Start by adding </w:t>
-      </w:r>
-      <w:proofErr w:type="spellStart"/>
-      <w:r>
-        <w:t>enhancedPwm</w:t>
-      </w:r>
-      <w:proofErr w:type="spellEnd"/>
-      <w:r>
-        <w:t xml:space="preserve"> </w:t>
-      </w:r>
-      <w:r>
-        <w:t xml:space="preserve">to the project.  Do this by right clicking on Design Sources and selecting Add Sources… </w:t>
+        <w:t xml:space="preserve">into a form that will make it compatible </w:t>
+      </w:r>
+      <w:proofErr w:type="gramStart"/>
+      <w:r>
+        <w:t>to</w:t>
+      </w:r>
+      <w:proofErr w:type="gramEnd"/>
+      <w:r>
+        <w:t xml:space="preserve"> the AXI bus used by the Zynq processor.  </w:t>
+      </w:r>
+    </w:p>
+    <w:p>
+      <w:r>
+        <w:t xml:space="preserve">Before you start make sure that you have a pair of files in the Design Sources that </w:t>
+      </w:r>
+      <w:proofErr w:type="gramStart"/>
+      <w:r>
+        <w:t>looks</w:t>
+      </w:r>
+      <w:proofErr w:type="gramEnd"/>
+      <w:r>
+        <w:t xml:space="preserve"> like the following.  If you don’t follow the instructions below before proceeding.</w:t>
       </w:r>
     </w:p>
     <w:p>
@@ -841,7 +859,138 @@
         <w:rPr>
           <w:noProof/>
         </w:rPr>
+        <w:drawing>
+          <wp:inline distT="0" distB="0" distL="0" distR="0" wp14:anchorId="100576BC" wp14:editId="253B9E5F">
+            <wp:extent cx="4076700" cy="1557472"/>
+            <wp:effectExtent l="0" t="0" r="0" b="5080"/>
+            <wp:docPr id="1759269283" name="Picture 1" descr="A screenshot of a computer&#10;&#10;AI-generated content may be incorrect."/>
+            <wp:cNvGraphicFramePr>
+              <a:graphicFrameLocks xmlns:a="http://schemas.openxmlformats.org/drawingml/2006/main" noChangeAspect="1"/>
+            </wp:cNvGraphicFramePr>
+            <a:graphic xmlns:a="http://schemas.openxmlformats.org/drawingml/2006/main">
+              <a:graphicData uri="http://schemas.openxmlformats.org/drawingml/2006/picture">
+                <pic:pic xmlns:pic="http://schemas.openxmlformats.org/drawingml/2006/picture">
+                  <pic:nvPicPr>
+                    <pic:cNvPr id="1759269283" name="Picture 1" descr="A screenshot of a computer&#10;&#10;AI-generated content may be incorrect."/>
+                    <pic:cNvPicPr/>
+                  </pic:nvPicPr>
+                  <pic:blipFill>
+                    <a:blip r:embed="rId17"/>
+                    <a:stretch>
+                      <a:fillRect/>
+                    </a:stretch>
+                  </pic:blipFill>
+                  <pic:spPr>
+                    <a:xfrm>
+                      <a:off x="0" y="0"/>
+                      <a:ext cx="4087637" cy="1561650"/>
+                    </a:xfrm>
+                    <a:prstGeom prst="rect">
+                      <a:avLst/>
+                    </a:prstGeom>
+                  </pic:spPr>
+                </pic:pic>
+              </a:graphicData>
+            </a:graphic>
+          </wp:inline>
+        </w:drawing>
+      </w:r>
+    </w:p>
+    <w:p>
+      <w:r>
         <w:lastRenderedPageBreak/>
+        <w:t xml:space="preserve">If you have just a single file (just </w:t>
+      </w:r>
+      <w:r>
+        <w:t>enhancePwm_2024_slave_lite_v1_0_S00_AXI</w:t>
+      </w:r>
+      <w:r>
+        <w:t xml:space="preserve">) then close this IP instance of </w:t>
+      </w:r>
+      <w:proofErr w:type="spellStart"/>
+      <w:r>
+        <w:t>Vivado</w:t>
+      </w:r>
+      <w:proofErr w:type="spellEnd"/>
+      <w:r>
+        <w:t xml:space="preserve"> (File -&gt; Exit), saving if prompted.  Then back in the original project, Reopen the </w:t>
+      </w:r>
+      <w:proofErr w:type="spellStart"/>
+      <w:r>
+        <w:t>enhancedPwm</w:t>
+      </w:r>
+      <w:proofErr w:type="spellEnd"/>
+      <w:r>
+        <w:t xml:space="preserve"> IP by right clicking on it and selecting Edit in IP Packer.  Ignore the warning about overwriting the project, you have no edits that will be overwritten.</w:t>
+      </w:r>
+    </w:p>
+    <w:p>
+      <w:r>
+        <w:rPr>
+          <w:noProof/>
+        </w:rPr>
+        <w:drawing>
+          <wp:inline distT="0" distB="0" distL="0" distR="0" wp14:anchorId="122B2D49" wp14:editId="09B027A8">
+            <wp:extent cx="3486150" cy="2170467"/>
+            <wp:effectExtent l="0" t="0" r="0" b="1270"/>
+            <wp:docPr id="1385542806" name="Picture 1" descr="A screenshot of a computer&#10;&#10;AI-generated content may be incorrect."/>
+            <wp:cNvGraphicFramePr>
+              <a:graphicFrameLocks xmlns:a="http://schemas.openxmlformats.org/drawingml/2006/main" noChangeAspect="1"/>
+            </wp:cNvGraphicFramePr>
+            <a:graphic xmlns:a="http://schemas.openxmlformats.org/drawingml/2006/main">
+              <a:graphicData uri="http://schemas.openxmlformats.org/drawingml/2006/picture">
+                <pic:pic xmlns:pic="http://schemas.openxmlformats.org/drawingml/2006/picture">
+                  <pic:nvPicPr>
+                    <pic:cNvPr id="1385542806" name="Picture 1" descr="A screenshot of a computer&#10;&#10;AI-generated content may be incorrect."/>
+                    <pic:cNvPicPr/>
+                  </pic:nvPicPr>
+                  <pic:blipFill>
+                    <a:blip r:embed="rId18"/>
+                    <a:stretch>
+                      <a:fillRect/>
+                    </a:stretch>
+                  </pic:blipFill>
+                  <pic:spPr>
+                    <a:xfrm>
+                      <a:off x="0" y="0"/>
+                      <a:ext cx="3488436" cy="2171890"/>
+                    </a:xfrm>
+                    <a:prstGeom prst="rect">
+                      <a:avLst/>
+                    </a:prstGeom>
+                  </pic:spPr>
+                </pic:pic>
+              </a:graphicData>
+            </a:graphic>
+          </wp:inline>
+        </w:drawing>
+      </w:r>
+    </w:p>
+    <w:p/>
+    <w:p>
+      <w:r>
+        <w:t xml:space="preserve">Start by adding </w:t>
+      </w:r>
+      <w:proofErr w:type="spellStart"/>
+      <w:r>
+        <w:t>enhancedPwm</w:t>
+      </w:r>
+      <w:r>
+        <w:t>.vhdl</w:t>
+      </w:r>
+      <w:proofErr w:type="spellEnd"/>
+      <w:r>
+        <w:t xml:space="preserve"> </w:t>
+      </w:r>
+      <w:r>
+        <w:t xml:space="preserve">to the project.  Do this by right clicking on Design Sources and selecting Add Sources… </w:t>
+      </w:r>
+    </w:p>
+    <w:p>
+      <w:r>
+        <w:rPr>
+          <w:noProof/>
+        </w:rPr>
         <w:drawing>
           <wp:inline distT="0" distB="0" distL="0" distR="0" wp14:anchorId="1C16F99F" wp14:editId="387316EA">
             <wp:extent cx="1800000" cy="1410098"/>
@@ -858,7 +1007,7 @@
                     <pic:cNvPicPr/>
                   </pic:nvPicPr>
                   <pic:blipFill>
-                    <a:blip r:embed="rId17"/>
+                    <a:blip r:embed="rId19"/>
                     <a:stretch>
                       <a:fillRect/>
                     </a:stretch>
@@ -905,7 +1054,7 @@
                     <pic:cNvPicPr/>
                   </pic:nvPicPr>
                   <pic:blipFill>
-                    <a:blip r:embed="rId18"/>
+                    <a:blip r:embed="rId20"/>
                     <a:stretch>
                       <a:fillRect/>
                     </a:stretch>
@@ -936,6 +1085,7 @@
         <w:rPr>
           <w:noProof/>
         </w:rPr>
+        <w:lastRenderedPageBreak/>
         <w:drawing>
           <wp:inline distT="0" distB="0" distL="0" distR="0" wp14:anchorId="7F4015D3" wp14:editId="32316447">
             <wp:extent cx="3683156" cy="2500132"/>
@@ -954,7 +1104,7 @@
                     </pic:cNvPicPr>
                   </pic:nvPicPr>
                   <pic:blipFill>
-                    <a:blip r:embed="rId19">
+                    <a:blip r:embed="rId21">
                       <a:extLst>
                         <a:ext uri="{28A0092B-C50C-407E-A947-70E740481C1C}">
                           <a14:useLocalDpi xmlns:a14="http://schemas.microsoft.com/office/drawing/2010/main" val="0"/>
@@ -1058,7 +1208,6 @@
           <w:sz w:val="36"/>
           <w:szCs w:val="36"/>
         </w:rPr>
-        <w:lastRenderedPageBreak/>
         <w:t>Edits to:</w:t>
       </w:r>
       <w:r>
@@ -1067,32 +1216,78 @@
           <w:szCs w:val="36"/>
         </w:rPr>
         <w:tab/>
-        <w:t>enhancedPwm</w:t>
       </w:r>
       <w:r>
         <w:rPr>
           <w:sz w:val="36"/>
           <w:szCs w:val="36"/>
         </w:rPr>
-        <w:t>_ip_v1_0_S00_AXI</w:t>
-      </w:r>
-      <w:r>
-        <w:rPr>
-          <w:sz w:val="36"/>
-          <w:szCs w:val="36"/>
-        </w:rPr>
+        <w:t>enhancePwm_2024_slave_lite_v1_0_S00_AXI</w:t>
+      </w:r>
+    </w:p>
+    <w:p>
+      <w:r>
+        <w:t xml:space="preserve">Start by </w:t>
+      </w:r>
+      <w:r>
+        <w:t xml:space="preserve">declaring the </w:t>
+      </w:r>
+      <w:proofErr w:type="spellStart"/>
+      <w:r>
+        <w:t>enhancedPwm</w:t>
+      </w:r>
+      <w:proofErr w:type="spellEnd"/>
+      <w:r>
         <w:t xml:space="preserve"> </w:t>
       </w:r>
-    </w:p>
-    <w:p>
-      <w:r>
-        <w:t xml:space="preserve">Start by </w:t>
-      </w:r>
-      <w:r>
-        <w:t xml:space="preserve">declaring the </w:t>
+      <w:r>
+        <w:t xml:space="preserve">as a component </w:t>
+      </w:r>
+      <w:r>
+        <w:t>inside</w:t>
+      </w:r>
+      <w:r>
+        <w:t xml:space="preserve"> </w:t>
+      </w:r>
+      <w:proofErr w:type="gramStart"/>
+      <w:r>
+        <w:t>enhancePwm_2024_slave_lite_v1_0_S00_AXI</w:t>
+      </w:r>
+      <w:r>
+        <w:t>.</w:t>
+      </w:r>
+      <w:r>
+        <w:t xml:space="preserve">vhd  </w:t>
+      </w:r>
+      <w:r>
+        <w:t>Open</w:t>
+      </w:r>
+      <w:proofErr w:type="gramEnd"/>
+      <w:r>
+        <w:t xml:space="preserve"> </w:t>
+      </w:r>
+      <w:r>
+        <w:t xml:space="preserve">the </w:t>
       </w:r>
       <w:proofErr w:type="spellStart"/>
       <w:r>
+        <w:t>enhancedPwm.vhd</w:t>
+      </w:r>
+      <w:proofErr w:type="spellEnd"/>
+      <w:r>
+        <w:t xml:space="preserve"> file, cop</w:t>
+      </w:r>
+      <w:r>
+        <w:t>y</w:t>
+      </w:r>
+      <w:r>
+        <w:t xml:space="preserve"> the entity description </w:t>
+      </w:r>
+      <w:r>
+        <w:t xml:space="preserve">for the </w:t>
+      </w:r>
+      <w:proofErr w:type="spellStart"/>
+      <w:r>
         <w:t>enhancedPwm</w:t>
       </w:r>
       <w:proofErr w:type="spellEnd"/>
@@ -1100,81 +1295,54 @@
         <w:t xml:space="preserve"> </w:t>
       </w:r>
       <w:r>
-        <w:t xml:space="preserve">as a component </w:t>
-      </w:r>
-      <w:r>
-        <w:t xml:space="preserve">inside </w:t>
+        <w:t xml:space="preserve">and then paste it into </w:t>
       </w:r>
       <w:proofErr w:type="gramStart"/>
       <w:r>
-        <w:t>enhancedPwm_v1_0_S00_AXI</w:t>
-      </w:r>
-      <w:r>
-        <w:t xml:space="preserve">.vhd  </w:t>
-      </w:r>
-      <w:r>
-        <w:t>Open</w:t>
+        <w:t xml:space="preserve">the  </w:t>
+      </w:r>
+      <w:r>
+        <w:t>enhancePwm_2024_slave_lite_v1_0_S00_AXI</w:t>
+      </w:r>
+      <w:r>
+        <w:t>.vhd</w:t>
       </w:r>
       <w:proofErr w:type="gramEnd"/>
       <w:r>
-        <w:t xml:space="preserve"> </w:t>
-      </w:r>
-      <w:r>
-        <w:t xml:space="preserve">the </w:t>
+        <w:t xml:space="preserve"> file </w:t>
+      </w:r>
+      <w:r>
+        <w:t xml:space="preserve">below the signal declarations and just before the begin statement </w:t>
+      </w:r>
+      <w:r>
+        <w:t>in the architecture</w:t>
+      </w:r>
+      <w:r>
+        <w:t>.  Then change the entity description into a component description as shown below.</w:t>
+      </w:r>
+      <w:r>
+        <w:t xml:space="preserve">  </w:t>
+      </w:r>
+    </w:p>
+    <w:p>
+      <w:r>
+        <w:t xml:space="preserve">While we are here, include the definition of the </w:t>
       </w:r>
       <w:proofErr w:type="spellStart"/>
       <w:r>
-        <w:t>enhancedPwm.vhd</w:t>
+        <w:t>pwmCount_int</w:t>
       </w:r>
       <w:proofErr w:type="spellEnd"/>
       <w:r>
-        <w:t xml:space="preserve"> file, cop</w:t>
-      </w:r>
-      <w:r>
-        <w:t>y</w:t>
-      </w:r>
-      <w:r>
-        <w:t xml:space="preserve"> the entity description </w:t>
-      </w:r>
-      <w:r>
-        <w:t xml:space="preserve">for the </w:t>
+        <w:t xml:space="preserve"> signal that we will use to communicate the </w:t>
       </w:r>
       <w:proofErr w:type="spellStart"/>
       <w:r>
-        <w:t>enhancedPwm</w:t>
+        <w:t>pwm</w:t>
       </w:r>
       <w:proofErr w:type="spellEnd"/>
       <w:r>
-        <w:t xml:space="preserve"> </w:t>
-      </w:r>
-      <w:r>
-        <w:t xml:space="preserve">and then paste it into </w:t>
-      </w:r>
-      <w:proofErr w:type="gramStart"/>
-      <w:r>
-        <w:t xml:space="preserve">the  </w:t>
-      </w:r>
-      <w:r>
-        <w:t>enhancedPwm_v1_0_S00_AXI</w:t>
-      </w:r>
-      <w:r>
-        <w:t>.vhd</w:t>
-      </w:r>
-      <w:proofErr w:type="gramEnd"/>
-      <w:r>
-        <w:t xml:space="preserve"> file </w:t>
-      </w:r>
-      <w:r>
-        <w:t xml:space="preserve">below the signal declarations and just before the begin statement </w:t>
-      </w:r>
-      <w:r>
-        <w:t>in the architecture</w:t>
-      </w:r>
-      <w:r>
-        <w:t>.  Then change the entity description into a component description as shown below.</w:t>
-      </w:r>
-      <w:r>
-        <w:t xml:space="preserve">  </w:t>
+        <w:t xml:space="preserve"> count value to the Arm through the AXI interface.</w:t>
       </w:r>
     </w:p>
     <w:p>
@@ -1183,10 +1351,10 @@
           <w:noProof/>
         </w:rPr>
         <w:drawing>
-          <wp:inline distT="0" distB="0" distL="0" distR="0" wp14:anchorId="77217ECE" wp14:editId="2138DEE0">
-            <wp:extent cx="3240000" cy="1120477"/>
-            <wp:effectExtent l="0" t="0" r="0" b="3810"/>
-            <wp:docPr id="200257499" name="Picture 1"/>
+          <wp:inline distT="0" distB="0" distL="0" distR="0" wp14:anchorId="20C9C787" wp14:editId="747942DA">
+            <wp:extent cx="5536658" cy="1828800"/>
+            <wp:effectExtent l="0" t="0" r="6985" b="0"/>
+            <wp:docPr id="1049287100" name="Picture 1" descr="A computer code with text&#10;&#10;AI-generated content may be incorrect."/>
             <wp:cNvGraphicFramePr>
               <a:graphicFrameLocks xmlns:a="http://schemas.openxmlformats.org/drawingml/2006/main" noChangeAspect="1"/>
             </wp:cNvGraphicFramePr>
@@ -1194,250 +1362,7 @@
               <a:graphicData uri="http://schemas.openxmlformats.org/drawingml/2006/picture">
                 <pic:pic xmlns:pic="http://schemas.openxmlformats.org/drawingml/2006/picture">
                   <pic:nvPicPr>
-                    <pic:cNvPr id="200257499" name=""/>
-                    <pic:cNvPicPr/>
-                  </pic:nvPicPr>
-                  <pic:blipFill>
-                    <a:blip r:embed="rId20"/>
-                    <a:stretch>
-                      <a:fillRect/>
-                    </a:stretch>
-                  </pic:blipFill>
-                  <pic:spPr>
-                    <a:xfrm>
-                      <a:off x="0" y="0"/>
-                      <a:ext cx="3240000" cy="1120477"/>
-                    </a:xfrm>
-                    <a:prstGeom prst="rect">
-                      <a:avLst/>
-                    </a:prstGeom>
-                  </pic:spPr>
-                </pic:pic>
-              </a:graphicData>
-            </a:graphic>
-          </wp:inline>
-        </w:drawing>
-      </w:r>
-    </w:p>
-    <w:p>
-      <w:r>
-        <w:t>*Please note, your line numbers will be different as this screen shot represent the file when it was completed.  You have only just started editing the file.</w:t>
-      </w:r>
-    </w:p>
-    <w:p>
-      <w:pPr>
-        <w:ind w:left="0" w:firstLine="0"/>
-      </w:pPr>
-    </w:p>
-    <w:p>
-      <w:r>
-        <w:t xml:space="preserve">You now need to instantiate the </w:t>
-      </w:r>
-      <w:proofErr w:type="spellStart"/>
-      <w:r>
-        <w:t>enhancedPwm</w:t>
-      </w:r>
-      <w:proofErr w:type="spellEnd"/>
-      <w:r>
-        <w:t xml:space="preserve"> component inside the AXI file.  Do this as follows.</w:t>
-      </w:r>
-    </w:p>
-    <w:p>
-      <w:r>
-        <w:t xml:space="preserve">In the “add user logic” section of the AXI file, instantiate the </w:t>
-      </w:r>
-      <w:proofErr w:type="spellStart"/>
-      <w:r>
-        <w:t>enhancedPwm</w:t>
-      </w:r>
-      <w:proofErr w:type="spellEnd"/>
-      <w:r>
-        <w:t xml:space="preserve"> component.  The instantiation will:</w:t>
-      </w:r>
-    </w:p>
-    <w:p>
-      <w:pPr>
-        <w:pStyle w:val="ListParagraph"/>
-        <w:numPr>
-          <w:ilvl w:val="0"/>
-          <w:numId w:val="25"/>
-        </w:numPr>
-        <w:spacing w:after="0" w:line="240" w:lineRule="auto"/>
-      </w:pPr>
-      <w:r>
-        <w:t xml:space="preserve">Have the ARM set the value of the </w:t>
-      </w:r>
-      <w:proofErr w:type="spellStart"/>
-      <w:r>
-        <w:t>dutyCycle</w:t>
-      </w:r>
-      <w:proofErr w:type="spellEnd"/>
-      <w:r>
-        <w:t xml:space="preserve"> input through the slv_reg0.</w:t>
-      </w:r>
-    </w:p>
-    <w:p>
-      <w:pPr>
-        <w:pStyle w:val="ListParagraph"/>
-        <w:numPr>
-          <w:ilvl w:val="0"/>
-          <w:numId w:val="25"/>
-        </w:numPr>
-        <w:spacing w:after="0" w:line="240" w:lineRule="auto"/>
-      </w:pPr>
-      <w:r>
-        <w:t xml:space="preserve">Send the </w:t>
-      </w:r>
-      <w:proofErr w:type="spellStart"/>
-      <w:r>
-        <w:t>pwmCount</w:t>
-      </w:r>
-      <w:proofErr w:type="spellEnd"/>
-      <w:r>
-        <w:t xml:space="preserve"> output to </w:t>
-      </w:r>
-      <w:r>
-        <w:t xml:space="preserve">a local signal called </w:t>
-      </w:r>
-      <w:proofErr w:type="spellStart"/>
-      <w:r>
-        <w:t>pwmCount_int</w:t>
-      </w:r>
-      <w:proofErr w:type="spellEnd"/>
-      <w:r>
-        <w:t xml:space="preserve"> and on </w:t>
-      </w:r>
-      <w:r>
-        <w:t>the ARM through slv_reg1.</w:t>
-      </w:r>
-    </w:p>
-    <w:p>
-      <w:pPr>
-        <w:pStyle w:val="ListParagraph"/>
-        <w:numPr>
-          <w:ilvl w:val="0"/>
-          <w:numId w:val="25"/>
-        </w:numPr>
-        <w:spacing w:after="0" w:line="240" w:lineRule="auto"/>
-      </w:pPr>
-      <w:r>
-        <w:t xml:space="preserve">The </w:t>
-      </w:r>
-      <w:proofErr w:type="spellStart"/>
-      <w:r>
-        <w:t>clk</w:t>
-      </w:r>
-      <w:proofErr w:type="spellEnd"/>
-      <w:r>
-        <w:t xml:space="preserve"> is provided by some external signal, S_AXI_CLK.  You will see later that this is the common bus shared by all peripherals.  This is important because it keeps your custom hardware synchronized with the ZYNQ processor.</w:t>
-      </w:r>
-    </w:p>
-    <w:p>
-      <w:r>
-        <w:rPr>
-          <w:noProof/>
-        </w:rPr>
-        <w:drawing>
-          <wp:inline distT="0" distB="0" distL="0" distR="0" wp14:anchorId="6294A2EA" wp14:editId="2EA51B6C">
-            <wp:extent cx="4749800" cy="1824037"/>
-            <wp:effectExtent l="0" t="0" r="0" b="5080"/>
-            <wp:docPr id="2000275511" name="Picture 1"/>
-            <wp:cNvGraphicFramePr>
-              <a:graphicFrameLocks xmlns:a="http://schemas.openxmlformats.org/drawingml/2006/main" noChangeAspect="1"/>
-            </wp:cNvGraphicFramePr>
-            <a:graphic xmlns:a="http://schemas.openxmlformats.org/drawingml/2006/main">
-              <a:graphicData uri="http://schemas.openxmlformats.org/drawingml/2006/picture">
-                <pic:pic xmlns:pic="http://schemas.openxmlformats.org/drawingml/2006/picture">
-                  <pic:nvPicPr>
-                    <pic:cNvPr id="2000275511" name=""/>
-                    <pic:cNvPicPr/>
-                  </pic:nvPicPr>
-                  <pic:blipFill>
-                    <a:blip r:embed="rId21"/>
-                    <a:stretch>
-                      <a:fillRect/>
-                    </a:stretch>
-                  </pic:blipFill>
-                  <pic:spPr>
-                    <a:xfrm>
-                      <a:off x="0" y="0"/>
-                      <a:ext cx="4790443" cy="1839645"/>
-                    </a:xfrm>
-                    <a:prstGeom prst="rect">
-                      <a:avLst/>
-                    </a:prstGeom>
-                  </pic:spPr>
-                </pic:pic>
-              </a:graphicData>
-            </a:graphic>
-          </wp:inline>
-        </w:drawing>
-      </w:r>
-    </w:p>
-    <w:p>
-      <w:r>
-        <w:t>*Please note, your line numbers will be different as this screen shot represent the file when it was completed.  You have only just started editing the file.</w:t>
-      </w:r>
-    </w:p>
-    <w:p>
-      <w:r>
-        <w:t xml:space="preserve">Line 370: Add the </w:t>
-      </w:r>
-      <w:proofErr w:type="spellStart"/>
-      <w:r>
-        <w:t>pwmCount_int</w:t>
-      </w:r>
-      <w:proofErr w:type="spellEnd"/>
-      <w:r>
-        <w:t xml:space="preserve"> signal as the value for </w:t>
-      </w:r>
-      <w:proofErr w:type="spellStart"/>
-      <w:r>
-        <w:t>reg_data_out</w:t>
-      </w:r>
-      <w:proofErr w:type="spellEnd"/>
-      <w:r>
-        <w:t xml:space="preserve"> in place of slv_reg1.  This will allow the </w:t>
-      </w:r>
-      <w:proofErr w:type="spellStart"/>
-      <w:r>
-        <w:t>pwm</w:t>
-      </w:r>
-      <w:proofErr w:type="spellEnd"/>
-      <w:r>
-        <w:t xml:space="preserve"> counter to be read by the Zynq processor when the Zynq processor tries to read slv_reg1.</w:t>
-      </w:r>
-      <w:r>
-        <w:t xml:space="preserve">  Also add </w:t>
-      </w:r>
-      <w:proofErr w:type="spellStart"/>
-      <w:r>
-        <w:t>pwmCount_int</w:t>
-      </w:r>
-      <w:proofErr w:type="spellEnd"/>
-      <w:r>
-        <w:t xml:space="preserve"> to the sensitivity list.</w:t>
-      </w:r>
-    </w:p>
-    <w:p>
-      <w:r>
-        <w:rPr>
-          <w:noProof/>
-        </w:rPr>
-        <w:lastRenderedPageBreak/>
-        <w:drawing>
-          <wp:inline distT="0" distB="0" distL="0" distR="0" wp14:anchorId="3CCE260E" wp14:editId="74F90D2F">
-            <wp:extent cx="3488247" cy="1511300"/>
-            <wp:effectExtent l="0" t="0" r="0" b="0"/>
-            <wp:docPr id="298956379" name="Picture 1"/>
-            <wp:cNvGraphicFramePr>
-              <a:graphicFrameLocks xmlns:a="http://schemas.openxmlformats.org/drawingml/2006/main" noChangeAspect="1"/>
-            </wp:cNvGraphicFramePr>
-            <a:graphic xmlns:a="http://schemas.openxmlformats.org/drawingml/2006/main">
-              <a:graphicData uri="http://schemas.openxmlformats.org/drawingml/2006/picture">
-                <pic:pic xmlns:pic="http://schemas.openxmlformats.org/drawingml/2006/picture">
-                  <pic:nvPicPr>
-                    <pic:cNvPr id="298956379" name=""/>
+                    <pic:cNvPr id="1049287100" name="Picture 1" descr="A computer code with text&#10;&#10;AI-generated content may be incorrect."/>
                     <pic:cNvPicPr/>
                   </pic:nvPicPr>
                   <pic:blipFill>
@@ -1449,7 +1374,7 @@
                   <pic:spPr>
                     <a:xfrm>
                       <a:off x="0" y="0"/>
-                      <a:ext cx="3493060" cy="1513385"/>
+                      <a:ext cx="5536658" cy="1828800"/>
                     </a:xfrm>
                     <a:prstGeom prst="rect">
                       <a:avLst/>
@@ -1462,10 +1387,27 @@
         </w:drawing>
       </w:r>
     </w:p>
-    <w:p/>
-    <w:p>
-      <w:r>
-        <w:t xml:space="preserve">Just below your </w:t>
+    <w:p>
+      <w:r>
+        <w:t xml:space="preserve">*Please note, your line numbers will be different as this screen shot </w:t>
+      </w:r>
+      <w:proofErr w:type="gramStart"/>
+      <w:r>
+        <w:t>represent</w:t>
+      </w:r>
+      <w:proofErr w:type="gramEnd"/>
+      <w:r>
+        <w:t xml:space="preserve"> the file when it was completed.  You have only just started editing the file.</w:t>
+      </w:r>
+    </w:p>
+    <w:p>
+      <w:pPr>
+        <w:ind w:left="0" w:firstLine="0"/>
+      </w:pPr>
+    </w:p>
+    <w:p>
+      <w:r>
+        <w:t xml:space="preserve">You now need to instantiate the </w:t>
       </w:r>
       <w:proofErr w:type="spellStart"/>
       <w:r>
@@ -1473,28 +1415,116 @@
       </w:r>
       <w:proofErr w:type="spellEnd"/>
       <w:r>
-        <w:t xml:space="preserve"> component declaration you added earlier, add the declaration of </w:t>
+        <w:t xml:space="preserve"> component inside the AXI file.  Do this </w:t>
+      </w:r>
+      <w:r>
+        <w:t xml:space="preserve">at the bottom of the file </w:t>
+      </w:r>
+      <w:r>
+        <w:t>as follows.</w:t>
+      </w:r>
+      <w:r>
+        <w:t xml:space="preserve"> </w:t>
+      </w:r>
+      <w:r>
+        <w:t xml:space="preserve">In the “add user logic” section of the AXI file, instantiate the </w:t>
       </w:r>
       <w:proofErr w:type="spellStart"/>
       <w:r>
+        <w:t>enhancedPwm</w:t>
+      </w:r>
+      <w:proofErr w:type="spellEnd"/>
+      <w:r>
+        <w:t xml:space="preserve"> component.  The instantiation will:</w:t>
+      </w:r>
+    </w:p>
+    <w:p>
+      <w:pPr>
+        <w:pStyle w:val="ListParagraph"/>
+        <w:numPr>
+          <w:ilvl w:val="0"/>
+          <w:numId w:val="25"/>
+        </w:numPr>
+        <w:spacing w:after="0" w:line="240" w:lineRule="auto"/>
+      </w:pPr>
+      <w:r>
+        <w:t xml:space="preserve">Have the ARM set the value of the </w:t>
+      </w:r>
+      <w:proofErr w:type="spellStart"/>
+      <w:r>
+        <w:t>dutyCycle</w:t>
+      </w:r>
+      <w:proofErr w:type="spellEnd"/>
+      <w:r>
+        <w:t xml:space="preserve"> input through the slv_reg0.</w:t>
+      </w:r>
+    </w:p>
+    <w:p>
+      <w:pPr>
+        <w:pStyle w:val="ListParagraph"/>
+        <w:numPr>
+          <w:ilvl w:val="0"/>
+          <w:numId w:val="25"/>
+        </w:numPr>
+        <w:spacing w:after="0" w:line="240" w:lineRule="auto"/>
+      </w:pPr>
+      <w:r>
+        <w:t xml:space="preserve">Send the </w:t>
+      </w:r>
+      <w:proofErr w:type="spellStart"/>
+      <w:r>
+        <w:t>pwmCount</w:t>
+      </w:r>
+      <w:proofErr w:type="spellEnd"/>
+      <w:r>
+        <w:t xml:space="preserve"> output to </w:t>
+      </w:r>
+      <w:r>
+        <w:t xml:space="preserve">a local signal called </w:t>
+      </w:r>
+      <w:proofErr w:type="spellStart"/>
+      <w:r>
         <w:t>pwmCount_int</w:t>
       </w:r>
       <w:proofErr w:type="spellEnd"/>
       <w:r>
-        <w:t xml:space="preserve"> signal. </w:t>
-      </w:r>
-    </w:p>
-    <w:p/>
+        <w:t xml:space="preserve"> and on </w:t>
+      </w:r>
+      <w:r>
+        <w:t>the ARM through slv_reg1.</w:t>
+      </w:r>
+    </w:p>
+    <w:p>
+      <w:pPr>
+        <w:pStyle w:val="ListParagraph"/>
+        <w:numPr>
+          <w:ilvl w:val="0"/>
+          <w:numId w:val="25"/>
+        </w:numPr>
+        <w:spacing w:after="0" w:line="240" w:lineRule="auto"/>
+      </w:pPr>
+      <w:r>
+        <w:t xml:space="preserve">The </w:t>
+      </w:r>
+      <w:proofErr w:type="spellStart"/>
+      <w:r>
+        <w:t>clk</w:t>
+      </w:r>
+      <w:proofErr w:type="spellEnd"/>
+      <w:r>
+        <w:t xml:space="preserve"> is provided by some external signal, S_AXI_CLK.  You will see later that this is the common bus shared by all peripherals.  This is important because it keeps your custom hardware synchronized with the ZYNQ processor.</w:t>
+      </w:r>
+    </w:p>
     <w:p>
       <w:r>
         <w:rPr>
           <w:noProof/>
         </w:rPr>
         <w:drawing>
-          <wp:inline distT="0" distB="0" distL="0" distR="0" wp14:anchorId="7E025CE0" wp14:editId="3A44746A">
-            <wp:extent cx="2519680" cy="570416"/>
-            <wp:effectExtent l="0" t="0" r="0" b="1270"/>
-            <wp:docPr id="2122796477" name="Picture 1"/>
+          <wp:inline distT="0" distB="0" distL="0" distR="0" wp14:anchorId="75B7ED4C" wp14:editId="1164DF06">
+            <wp:extent cx="3617424" cy="1828800"/>
+            <wp:effectExtent l="0" t="0" r="2540" b="0"/>
+            <wp:docPr id="2103211555" name="Picture 1" descr="A screenshot of a computer code&#10;&#10;AI-generated content may be incorrect."/>
             <wp:cNvGraphicFramePr>
               <a:graphicFrameLocks xmlns:a="http://schemas.openxmlformats.org/drawingml/2006/main" noChangeAspect="1"/>
             </wp:cNvGraphicFramePr>
@@ -1502,7 +1532,7 @@
               <a:graphicData uri="http://schemas.openxmlformats.org/drawingml/2006/picture">
                 <pic:pic xmlns:pic="http://schemas.openxmlformats.org/drawingml/2006/picture">
                   <pic:nvPicPr>
-                    <pic:cNvPr id="2122796477" name=""/>
+                    <pic:cNvPr id="2103211555" name="Picture 1" descr="A screenshot of a computer code&#10;&#10;AI-generated content may be incorrect."/>
                     <pic:cNvPicPr/>
                   </pic:nvPicPr>
                   <pic:blipFill>
@@ -1514,7 +1544,7 @@
                   <pic:spPr>
                     <a:xfrm>
                       <a:off x="0" y="0"/>
-                      <a:ext cx="2543718" cy="575858"/>
+                      <a:ext cx="3617424" cy="1828800"/>
                     </a:xfrm>
                     <a:prstGeom prst="rect">
                       <a:avLst/>
@@ -1528,16 +1558,101 @@
       </w:r>
     </w:p>
     <w:p>
+      <w:r>
+        <w:t xml:space="preserve">*Please note, your line numbers will be different as this screen shot </w:t>
+      </w:r>
+      <w:proofErr w:type="gramStart"/>
+      <w:r>
+        <w:t>represent</w:t>
+      </w:r>
+      <w:proofErr w:type="gramEnd"/>
+      <w:r>
+        <w:t xml:space="preserve"> the file when it was completed.  You have only just started editing the file.</w:t>
+      </w:r>
+    </w:p>
+    <w:p>
+      <w:r>
+        <w:t xml:space="preserve">Line </w:t>
+      </w:r>
+      <w:r>
+        <w:t>317</w:t>
+      </w:r>
+      <w:r>
+        <w:t xml:space="preserve">: Add the </w:t>
+      </w:r>
+      <w:proofErr w:type="spellStart"/>
+      <w:r>
+        <w:t>pwmCount_int</w:t>
+      </w:r>
+      <w:proofErr w:type="spellEnd"/>
+      <w:r>
+        <w:t xml:space="preserve"> signal as the value for slv_reg1.  This will allow the </w:t>
+      </w:r>
+      <w:proofErr w:type="spellStart"/>
+      <w:r>
+        <w:t>pwm</w:t>
+      </w:r>
+      <w:proofErr w:type="spellEnd"/>
+      <w:r>
+        <w:t xml:space="preserve"> counter to be read by the Zynq processor when the Zynq processor tries to read slv_reg1.</w:t>
+      </w:r>
+      <w:r>
+        <w:t xml:space="preserve">  </w:t>
+      </w:r>
+    </w:p>
+    <w:p>
+      <w:r>
+        <w:rPr>
+          <w:noProof/>
+        </w:rPr>
+        <w:drawing>
+          <wp:inline distT="0" distB="0" distL="0" distR="0" wp14:anchorId="15FD6A59" wp14:editId="0726C845">
+            <wp:extent cx="5946140" cy="922020"/>
+            <wp:effectExtent l="0" t="0" r="0" b="0"/>
+            <wp:docPr id="91985194" name="Picture 1" descr="A close up of text&#10;&#10;AI-generated content may be incorrect."/>
+            <wp:cNvGraphicFramePr>
+              <a:graphicFrameLocks xmlns:a="http://schemas.openxmlformats.org/drawingml/2006/main" noChangeAspect="1"/>
+            </wp:cNvGraphicFramePr>
+            <a:graphic xmlns:a="http://schemas.openxmlformats.org/drawingml/2006/main">
+              <a:graphicData uri="http://schemas.openxmlformats.org/drawingml/2006/picture">
+                <pic:pic xmlns:pic="http://schemas.openxmlformats.org/drawingml/2006/picture">
+                  <pic:nvPicPr>
+                    <pic:cNvPr id="91985194" name="Picture 1" descr="A close up of text&#10;&#10;AI-generated content may be incorrect."/>
+                    <pic:cNvPicPr/>
+                  </pic:nvPicPr>
+                  <pic:blipFill>
+                    <a:blip r:embed="rId24"/>
+                    <a:stretch>
+                      <a:fillRect/>
+                    </a:stretch>
+                  </pic:blipFill>
+                  <pic:spPr>
+                    <a:xfrm>
+                      <a:off x="0" y="0"/>
+                      <a:ext cx="5946140" cy="922020"/>
+                    </a:xfrm>
+                    <a:prstGeom prst="rect">
+                      <a:avLst/>
+                    </a:prstGeom>
+                  </pic:spPr>
+                </pic:pic>
+              </a:graphicData>
+            </a:graphic>
+          </wp:inline>
+        </w:drawing>
+      </w:r>
+    </w:p>
+    <w:p>
       <w:pPr>
         <w:ind w:left="0" w:firstLine="0"/>
       </w:pPr>
     </w:p>
     <w:p>
       <w:r>
-        <w:t>Line 19: Add signals to the port description of enhancedPwm</w:t>
-      </w:r>
-      <w:r>
-        <w:t>_ip_v1_0_S00_AXI</w:t>
+        <w:t xml:space="preserve">Line 19: Add signals to the port description of </w:t>
+      </w:r>
+      <w:r>
+        <w:t>enhancePwm_2024_slave_lite_v1_0_S00_AXI</w:t>
       </w:r>
       <w:r>
         <w:t xml:space="preserve">.  You will need to route these signals outside the Zynq chip.  The 1-bits </w:t>
@@ -1591,7 +1706,7 @@
                     <pic:cNvPicPr/>
                   </pic:nvPicPr>
                   <pic:blipFill>
-                    <a:blip r:embed="rId24"/>
+                    <a:blip r:embed="rId25"/>
                     <a:stretch>
                       <a:fillRect/>
                     </a:stretch>
@@ -1615,19 +1730,24 @@
     <w:p/>
     <w:p>
       <w:r>
-        <w:t>You are done editing enhancedPwm</w:t>
-      </w:r>
-      <w:r>
-        <w:t>_ip_v1_0_S00_AXI</w:t>
-      </w:r>
-      <w:r>
-        <w:t>.  It’s now time to edit this file’s wrapper enhancedPwm</w:t>
-      </w:r>
-      <w:r>
-        <w:t>_ip_v1_0</w:t>
-      </w:r>
-    </w:p>
-    <w:p/>
+        <w:lastRenderedPageBreak/>
+        <w:t xml:space="preserve">You are done editing </w:t>
+      </w:r>
+      <w:r>
+        <w:t>enhancePwm_2024_slave_lite_v1_0_S00_AXI</w:t>
+      </w:r>
+      <w:r>
+        <w:t xml:space="preserve">.  It’s now time to edit this file’s wrapper </w:t>
+      </w:r>
+      <w:r>
+        <w:t>enhancePwm_2024</w:t>
+      </w:r>
+    </w:p>
+    <w:p>
+      <w:pPr>
+        <w:ind w:left="0" w:firstLine="0"/>
+      </w:pPr>
+    </w:p>
     <w:p>
       <w:pPr>
         <w:rPr>
@@ -1640,14 +1760,14 @@
           <w:sz w:val="36"/>
           <w:szCs w:val="36"/>
         </w:rPr>
-        <w:t>Edits to: enhancedPwm</w:t>
+        <w:t xml:space="preserve">Edits to: </w:t>
       </w:r>
       <w:r>
         <w:rPr>
           <w:sz w:val="36"/>
           <w:szCs w:val="36"/>
         </w:rPr>
-        <w:t>_ip_v1_0</w:t>
+        <w:t>enhancePwm_2024</w:t>
       </w:r>
     </w:p>
     <w:p>
@@ -1660,10 +1780,7 @@
       </w:r>
       <w:proofErr w:type="spellEnd"/>
       <w:r>
-        <w:t>,</w:t>
-      </w:r>
-      <w:r>
-        <w:t xml:space="preserve"> </w:t>
+        <w:t xml:space="preserve">, </w:t>
       </w:r>
       <w:proofErr w:type="spellStart"/>
       <w:r>
@@ -1679,33 +1796,35 @@
       </w:r>
       <w:proofErr w:type="spellEnd"/>
       <w:r>
-        <w:t xml:space="preserve"> signals outside this module.  It’s fairly straightforward.</w:t>
-      </w:r>
-    </w:p>
-    <w:p/>
-    <w:p>
-      <w:r>
-        <w:t>Line 94: Add signals to instantiation of enhancedPwm</w:t>
-      </w:r>
-      <w:r>
-        <w:t>_ip_v1_0_S00_AXI</w:t>
-      </w:r>
-      <w:r>
-        <w:t xml:space="preserve">. </w:t>
-      </w:r>
-    </w:p>
-    <w:p/>
+        <w:t xml:space="preserve"> signals outside this module.  It’s </w:t>
+      </w:r>
+      <w:proofErr w:type="gramStart"/>
+      <w:r>
+        <w:t>fairly straightforward</w:t>
+      </w:r>
+      <w:proofErr w:type="gramEnd"/>
+      <w:r>
+        <w:t>.</w:t>
+      </w:r>
+    </w:p>
+    <w:p>
+      <w:r>
+        <w:t xml:space="preserve">Line 19: Add signals to port description of </w:t>
+      </w:r>
+      <w:r>
+        <w:t>enhancePwm_2024</w:t>
+      </w:r>
+    </w:p>
     <w:p>
       <w:r>
         <w:rPr>
           <w:noProof/>
         </w:rPr>
-        <w:lastRenderedPageBreak/>
         <w:drawing>
-          <wp:inline distT="0" distB="0" distL="0" distR="0" wp14:anchorId="00158A16" wp14:editId="57E40FFD">
-            <wp:extent cx="3105150" cy="1480175"/>
-            <wp:effectExtent l="0" t="0" r="0" b="6350"/>
-            <wp:docPr id="1769259630" name="Picture 1"/>
+          <wp:inline distT="0" distB="0" distL="0" distR="0" wp14:anchorId="69005BF5" wp14:editId="4DD4AC81">
+            <wp:extent cx="2774462" cy="1143000"/>
+            <wp:effectExtent l="0" t="0" r="6985" b="0"/>
+            <wp:docPr id="1040816448" name="Picture 1" descr="A text with red circle&#10;&#10;AI-generated content may be incorrect."/>
             <wp:cNvGraphicFramePr>
               <a:graphicFrameLocks xmlns:a="http://schemas.openxmlformats.org/drawingml/2006/main" noChangeAspect="1"/>
             </wp:cNvGraphicFramePr>
@@ -1713,113 +1832,11 @@
               <a:graphicData uri="http://schemas.openxmlformats.org/drawingml/2006/picture">
                 <pic:pic xmlns:pic="http://schemas.openxmlformats.org/drawingml/2006/picture">
                   <pic:nvPicPr>
-                    <pic:cNvPr id="1769259630" name=""/>
-                    <pic:cNvPicPr/>
-                  </pic:nvPicPr>
-                  <pic:blipFill>
-                    <a:blip r:embed="rId25"/>
-                    <a:stretch>
-                      <a:fillRect/>
-                    </a:stretch>
-                  </pic:blipFill>
-                  <pic:spPr>
-                    <a:xfrm>
-                      <a:off x="0" y="0"/>
-                      <a:ext cx="3110250" cy="1482606"/>
-                    </a:xfrm>
-                    <a:prstGeom prst="rect">
-                      <a:avLst/>
-                    </a:prstGeom>
-                  </pic:spPr>
-                </pic:pic>
-              </a:graphicData>
-            </a:graphic>
-          </wp:inline>
-        </w:drawing>
-      </w:r>
-    </w:p>
-    <w:p/>
-    <w:p>
-      <w:r>
-        <w:t xml:space="preserve">Line 59: Add signals to component declaration of </w:t>
-      </w:r>
-      <w:r>
-        <w:t>my_counter_ip_v1_0_S00_AXI</w:t>
-      </w:r>
-    </w:p>
-    <w:p>
-      <w:r>
-        <w:rPr>
-          <w:noProof/>
-        </w:rPr>
-        <w:drawing>
-          <wp:inline distT="0" distB="0" distL="0" distR="0" wp14:anchorId="46D95C2F" wp14:editId="33639F9E">
-            <wp:extent cx="2844800" cy="1240589"/>
-            <wp:effectExtent l="0" t="0" r="0" b="0"/>
-            <wp:docPr id="687080397" name="Picture 1"/>
-            <wp:cNvGraphicFramePr>
-              <a:graphicFrameLocks xmlns:a="http://schemas.openxmlformats.org/drawingml/2006/main" noChangeAspect="1"/>
-            </wp:cNvGraphicFramePr>
-            <a:graphic xmlns:a="http://schemas.openxmlformats.org/drawingml/2006/main">
-              <a:graphicData uri="http://schemas.openxmlformats.org/drawingml/2006/picture">
-                <pic:pic xmlns:pic="http://schemas.openxmlformats.org/drawingml/2006/picture">
-                  <pic:nvPicPr>
-                    <pic:cNvPr id="687080397" name=""/>
+                    <pic:cNvPr id="1040816448" name="Picture 1" descr="A text with red circle&#10;&#10;AI-generated content may be incorrect."/>
                     <pic:cNvPicPr/>
                   </pic:nvPicPr>
                   <pic:blipFill>
                     <a:blip r:embed="rId26"/>
-                    <a:stretch>
-                      <a:fillRect/>
-                    </a:stretch>
-                  </pic:blipFill>
-                  <pic:spPr>
-                    <a:xfrm>
-                      <a:off x="0" y="0"/>
-                      <a:ext cx="2849225" cy="1242519"/>
-                    </a:xfrm>
-                    <a:prstGeom prst="rect">
-                      <a:avLst/>
-                    </a:prstGeom>
-                  </pic:spPr>
-                </pic:pic>
-              </a:graphicData>
-            </a:graphic>
-          </wp:inline>
-        </w:drawing>
-      </w:r>
-    </w:p>
-    <w:p/>
-    <w:p>
-      <w:r>
-        <w:t xml:space="preserve">Line 19: Add signals to port description of </w:t>
-      </w:r>
-      <w:r>
-        <w:t>my_counter_ip_v1_0</w:t>
-      </w:r>
-    </w:p>
-    <w:p>
-      <w:r>
-        <w:rPr>
-          <w:noProof/>
-        </w:rPr>
-        <w:drawing>
-          <wp:inline distT="0" distB="0" distL="0" distR="0" wp14:anchorId="1CA89059" wp14:editId="75D29E2B">
-            <wp:extent cx="2774462" cy="1143000"/>
-            <wp:effectExtent l="0" t="0" r="6985" b="0"/>
-            <wp:docPr id="298960482" name="Picture 1"/>
-            <wp:cNvGraphicFramePr>
-              <a:graphicFrameLocks xmlns:a="http://schemas.openxmlformats.org/drawingml/2006/main" noChangeAspect="1"/>
-            </wp:cNvGraphicFramePr>
-            <a:graphic xmlns:a="http://schemas.openxmlformats.org/drawingml/2006/main">
-              <a:graphicData uri="http://schemas.openxmlformats.org/drawingml/2006/picture">
-                <pic:pic xmlns:pic="http://schemas.openxmlformats.org/drawingml/2006/picture">
-                  <pic:nvPicPr>
-                    <pic:cNvPr id="298960482" name=""/>
-                    <pic:cNvPicPr/>
-                  </pic:nvPicPr>
-                  <pic:blipFill>
-                    <a:blip r:embed="rId27"/>
                     <a:stretch>
                       <a:fillRect/>
                     </a:stretch>
@@ -1843,15 +1860,25 @@
     <w:p/>
     <w:p>
       <w:r>
-        <w:t xml:space="preserve">Save all the files and check the sources area of the project manager tab once it is done updating.  The </w:t>
-      </w:r>
-      <w:proofErr w:type="spellStart"/>
-      <w:r>
-        <w:t>enhancedPwm</w:t>
-      </w:r>
-      <w:proofErr w:type="spellEnd"/>
-      <w:r>
-        <w:t xml:space="preserve"> component should be part of the hierarchy and there should be no syntax errors.</w:t>
+        <w:t xml:space="preserve">Line </w:t>
+      </w:r>
+      <w:r>
+        <w:t>58</w:t>
+      </w:r>
+      <w:r>
+        <w:t>: Add signals to</w:t>
+      </w:r>
+      <w:r>
+        <w:t xml:space="preserve"> the</w:t>
+      </w:r>
+      <w:r>
+        <w:t xml:space="preserve"> instantiation of </w:t>
+      </w:r>
+      <w:r>
+        <w:t>enhancePwm_2024_slave_lite_v1_0_S00_AXI</w:t>
+      </w:r>
+      <w:r>
+        <w:t xml:space="preserve">. </w:t>
       </w:r>
     </w:p>
     <w:p>
@@ -1860,10 +1887,10 @@
           <w:noProof/>
         </w:rPr>
         <w:drawing>
-          <wp:inline distT="0" distB="0" distL="0" distR="0" wp14:anchorId="0E607C18" wp14:editId="26856E3A">
-            <wp:extent cx="2160000" cy="1255615"/>
-            <wp:effectExtent l="0" t="0" r="0" b="1905"/>
-            <wp:docPr id="1002561740" name="Picture 1"/>
+          <wp:inline distT="0" distB="0" distL="0" distR="0" wp14:anchorId="6744F643" wp14:editId="50563BCC">
+            <wp:extent cx="3311352" cy="1371600"/>
+            <wp:effectExtent l="0" t="0" r="3810" b="0"/>
+            <wp:docPr id="1065468007" name="Picture 1" descr="A screenshot of a computer code&#10;&#10;AI-generated content may be incorrect."/>
             <wp:cNvGraphicFramePr>
               <a:graphicFrameLocks xmlns:a="http://schemas.openxmlformats.org/drawingml/2006/main" noChangeAspect="1"/>
             </wp:cNvGraphicFramePr>
@@ -1871,7 +1898,65 @@
               <a:graphicData uri="http://schemas.openxmlformats.org/drawingml/2006/picture">
                 <pic:pic xmlns:pic="http://schemas.openxmlformats.org/drawingml/2006/picture">
                   <pic:nvPicPr>
-                    <pic:cNvPr id="1002561740" name=""/>
+                    <pic:cNvPr id="1065468007" name="Picture 1" descr="A screenshot of a computer code&#10;&#10;AI-generated content may be incorrect."/>
+                    <pic:cNvPicPr/>
+                  </pic:nvPicPr>
+                  <pic:blipFill>
+                    <a:blip r:embed="rId27"/>
+                    <a:stretch>
+                      <a:fillRect/>
+                    </a:stretch>
+                  </pic:blipFill>
+                  <pic:spPr>
+                    <a:xfrm>
+                      <a:off x="0" y="0"/>
+                      <a:ext cx="3311352" cy="1371600"/>
+                    </a:xfrm>
+                    <a:prstGeom prst="rect">
+                      <a:avLst/>
+                    </a:prstGeom>
+                  </pic:spPr>
+                </pic:pic>
+              </a:graphicData>
+            </a:graphic>
+          </wp:inline>
+        </w:drawing>
+      </w:r>
+    </w:p>
+    <w:p>
+      <w:pPr>
+        <w:ind w:left="0" w:firstLine="0"/>
+      </w:pPr>
+    </w:p>
+    <w:p>
+      <w:r>
+        <w:t xml:space="preserve">Line 96: Pass through the signal into </w:t>
+      </w:r>
+      <w:r>
+        <w:t>enhancePwm_2024_slave_lite_v1_0_S00_AXI</w:t>
+      </w:r>
+      <w:r>
+        <w:t>.</w:t>
+      </w:r>
+    </w:p>
+    <w:p>
+      <w:r>
+        <w:rPr>
+          <w:noProof/>
+        </w:rPr>
+        <w:drawing>
+          <wp:inline distT="0" distB="0" distL="0" distR="0" wp14:anchorId="6FEC8B89" wp14:editId="7AF3B181">
+            <wp:extent cx="5946140" cy="1837055"/>
+            <wp:effectExtent l="0" t="0" r="0" b="0"/>
+            <wp:docPr id="1313902843" name="Picture 1" descr="A screenshot of a computer code&#10;&#10;AI-generated content may be incorrect."/>
+            <wp:cNvGraphicFramePr>
+              <a:graphicFrameLocks xmlns:a="http://schemas.openxmlformats.org/drawingml/2006/main" noChangeAspect="1"/>
+            </wp:cNvGraphicFramePr>
+            <a:graphic xmlns:a="http://schemas.openxmlformats.org/drawingml/2006/main">
+              <a:graphicData uri="http://schemas.openxmlformats.org/drawingml/2006/picture">
+                <pic:pic xmlns:pic="http://schemas.openxmlformats.org/drawingml/2006/picture">
+                  <pic:nvPicPr>
+                    <pic:cNvPr id="1313902843" name="Picture 1" descr="A screenshot of a computer code&#10;&#10;AI-generated content may be incorrect."/>
                     <pic:cNvPicPr/>
                   </pic:nvPicPr>
                   <pic:blipFill>
@@ -1883,7 +1968,7 @@
                   <pic:spPr>
                     <a:xfrm>
                       <a:off x="0" y="0"/>
-                      <a:ext cx="2160000" cy="1255615"/>
+                      <a:ext cx="5946140" cy="1837055"/>
                     </a:xfrm>
                     <a:prstGeom prst="rect">
                       <a:avLst/>
@@ -1897,7 +1982,96 @@
       </w:r>
     </w:p>
     <w:p/>
-    <w:p>
+    <w:p/>
+    <w:p/>
+    <w:p>
+      <w:r>
+        <w:lastRenderedPageBreak/>
+        <w:t xml:space="preserve">Save </w:t>
+      </w:r>
+      <w:r>
+        <w:t xml:space="preserve">the file </w:t>
+      </w:r>
+      <w:r>
+        <w:t xml:space="preserve">and check the sources area of the project manager tab once it is done updating.  The </w:t>
+      </w:r>
+      <w:proofErr w:type="spellStart"/>
+      <w:r>
+        <w:t>enhancedPwm</w:t>
+      </w:r>
+      <w:proofErr w:type="spellEnd"/>
+      <w:r>
+        <w:t xml:space="preserve"> component should be part of the hierarchy and there should be no syntax errors.</w:t>
+      </w:r>
+    </w:p>
+    <w:p>
+      <w:r>
+        <w:rPr>
+          <w:noProof/>
+        </w:rPr>
+        <w:drawing>
+          <wp:inline distT="0" distB="0" distL="0" distR="0" wp14:anchorId="0DED2455" wp14:editId="06016496">
+            <wp:extent cx="3086100" cy="1252104"/>
+            <wp:effectExtent l="0" t="0" r="0" b="5715"/>
+            <wp:docPr id="985794809" name="Picture 1" descr="A screenshot of a computer&#10;&#10;AI-generated content may be incorrect."/>
+            <wp:cNvGraphicFramePr>
+              <a:graphicFrameLocks xmlns:a="http://schemas.openxmlformats.org/drawingml/2006/main" noChangeAspect="1"/>
+            </wp:cNvGraphicFramePr>
+            <a:graphic xmlns:a="http://schemas.openxmlformats.org/drawingml/2006/main">
+              <a:graphicData uri="http://schemas.openxmlformats.org/drawingml/2006/picture">
+                <pic:pic xmlns:pic="http://schemas.openxmlformats.org/drawingml/2006/picture">
+                  <pic:nvPicPr>
+                    <pic:cNvPr id="985794809" name="Picture 1" descr="A screenshot of a computer&#10;&#10;AI-generated content may be incorrect."/>
+                    <pic:cNvPicPr/>
+                  </pic:nvPicPr>
+                  <pic:blipFill>
+                    <a:blip r:embed="rId29"/>
+                    <a:stretch>
+                      <a:fillRect/>
+                    </a:stretch>
+                  </pic:blipFill>
+                  <pic:spPr>
+                    <a:xfrm>
+                      <a:off x="0" y="0"/>
+                      <a:ext cx="3106021" cy="1260186"/>
+                    </a:xfrm>
+                    <a:prstGeom prst="rect">
+                      <a:avLst/>
+                    </a:prstGeom>
+                  </pic:spPr>
+                </pic:pic>
+              </a:graphicData>
+            </a:graphic>
+          </wp:inline>
+        </w:drawing>
+      </w:r>
+    </w:p>
+    <w:p>
+      <w:pPr>
+        <w:ind w:left="0" w:firstLine="0"/>
+      </w:pPr>
+      <w:r>
+        <w:t>I’d suggest an extra layer of syntax checking by running a behavioral simulation.  You should only do this to check for warnings and errors in the Messages area at the bottom of the screen.  Only pay attention to syntax-related errors.  Ignore things like “Spawn Error”</w:t>
+      </w:r>
+      <w:r>
+        <w:t>.   You can also</w:t>
+      </w:r>
+      <w:r>
+        <w:t xml:space="preserve"> try to Generate Bitstream to weed out all elaboration errors from vector size </w:t>
+      </w:r>
+      <w:proofErr w:type="gramStart"/>
+      <w:r>
+        <w:t>mis-matches</w:t>
+      </w:r>
+      <w:proofErr w:type="gramEnd"/>
+      <w:r>
+        <w:t xml:space="preserve">.  </w:t>
+      </w:r>
+    </w:p>
+    <w:p>
+      <w:pPr>
+        <w:ind w:left="0" w:firstLine="0"/>
+      </w:pPr>
       <w:r>
         <w:t>Now it’s time to finish packaging your IP.  You will go through the packing steps in the Package IP tab.  Each of these is taken in turn below.</w:t>
       </w:r>
@@ -1994,7 +2168,7 @@
                     <pic:cNvPicPr/>
                   </pic:nvPicPr>
                   <pic:blipFill>
-                    <a:blip r:embed="rId29"/>
+                    <a:blip r:embed="rId30"/>
                     <a:stretch>
                       <a:fillRect/>
                     </a:stretch>
@@ -2056,7 +2230,7 @@
                     <pic:cNvPicPr/>
                   </pic:nvPicPr>
                   <pic:blipFill>
-                    <a:blip r:embed="rId30"/>
+                    <a:blip r:embed="rId31"/>
                     <a:stretch>
                       <a:fillRect/>
                     </a:stretch>
@@ -2089,10 +2263,17 @@
           <w:b/>
           <w:bCs/>
         </w:rPr>
+        <w:lastRenderedPageBreak/>
         <w:t>Ports and Interfaces</w:t>
       </w:r>
       <w:r>
-        <w:t xml:space="preserve"> – Notice that your </w:t>
+        <w:t xml:space="preserve"> – </w:t>
+      </w:r>
+      <w:r>
+        <w:t>Check</w:t>
+      </w:r>
+      <w:r>
+        <w:t xml:space="preserve"> that your </w:t>
       </w:r>
       <w:proofErr w:type="spellStart"/>
       <w:r>
@@ -2140,7 +2321,7 @@
                     <pic:cNvPicPr/>
                   </pic:nvPicPr>
                   <pic:blipFill>
-                    <a:blip r:embed="rId31"/>
+                    <a:blip r:embed="rId32"/>
                     <a:stretch>
                       <a:fillRect/>
                     </a:stretch>
@@ -2179,7 +2360,6 @@
         <w:rPr>
           <w:noProof/>
         </w:rPr>
-        <w:lastRenderedPageBreak/>
         <w:drawing>
           <wp:inline distT="0" distB="0" distL="0" distR="0" wp14:anchorId="7EB10F4D" wp14:editId="69A5032B">
             <wp:extent cx="2880000" cy="1386462"/>
@@ -2196,7 +2376,7 @@
                     <pic:cNvPicPr/>
                   </pic:nvPicPr>
                   <pic:blipFill>
-                    <a:blip r:embed="rId32"/>
+                    <a:blip r:embed="rId33"/>
                     <a:stretch>
                       <a:fillRect/>
                     </a:stretch>
@@ -2291,7 +2471,7 @@
                     <pic:cNvPicPr/>
                   </pic:nvPicPr>
                   <pic:blipFill>
-                    <a:blip r:embed="rId33"/>
+                    <a:blip r:embed="rId34"/>
                     <a:stretch>
                       <a:fillRect/>
                     </a:stretch>
@@ -2318,38 +2498,7 @@
         <w:ind w:left="0" w:firstLine="0"/>
       </w:pPr>
       <w:r>
-        <w:t>Before completing the final step of the IP process, it is much easier if you clear up any syntax errors that you may have created.  To do this, I like to run a simulation with the intention of weeding out errors, not to actually perform a simulation.  The error will most likely be contained in a file in the source project that you created to generate this IP.  In my case, this was:</w:t>
-      </w:r>
-    </w:p>
-    <w:p>
-      <w:pPr>
-        <w:ind w:left="0" w:firstLine="0"/>
-        <w:rPr>
-          <w:sz w:val="14"/>
-          <w:szCs w:val="14"/>
-        </w:rPr>
-      </w:pPr>
-      <w:r>
-        <w:rPr>
-          <w:sz w:val="14"/>
-          <w:szCs w:val="14"/>
-        </w:rPr>
-        <w:t>lab04_oscopeHardware\lab04_oscopeHardware.tmp\acquirewithhdmi_v1_0_project\acquireWithHDMI_v1_0_project.sim\sim_1\behav\xsim</w:t>
-      </w:r>
-    </w:p>
-    <w:p>
-      <w:pPr>
-        <w:ind w:left="0" w:firstLine="0"/>
-      </w:pPr>
-      <w:r>
-        <w:t xml:space="preserve">After weeding out the easy errors from the simulation.  You might as well try to Generate Bitstream to weed out all elaboration errors from vector size mis-matches.  </w:t>
-      </w:r>
-    </w:p>
-    <w:p>
-      <w:pPr>
-        <w:ind w:left="0" w:firstLine="0"/>
-      </w:pPr>
-      <w:r>
+        <w:lastRenderedPageBreak/>
         <w:t>When you get all the errors corrected, you should be safe to complete the process to generate your IP.</w:t>
       </w:r>
     </w:p>
@@ -2370,7 +2519,6 @@
         <w:rPr>
           <w:noProof/>
         </w:rPr>
-        <w:lastRenderedPageBreak/>
         <w:drawing>
           <wp:inline distT="0" distB="0" distL="0" distR="0" wp14:anchorId="0A67CFBF" wp14:editId="4B9978E6">
             <wp:extent cx="2880000" cy="1209846"/>
@@ -2387,7 +2535,7 @@
                     <pic:cNvPicPr/>
                   </pic:nvPicPr>
                   <pic:blipFill>
-                    <a:blip r:embed="rId34"/>
+                    <a:blip r:embed="rId35"/>
                     <a:stretch>
                       <a:fillRect/>
                     </a:stretch>
@@ -2415,12 +2563,12 @@
       </w:r>
     </w:p>
     <w:sectPr>
-      <w:headerReference w:type="even" r:id="rId35"/>
-      <w:headerReference w:type="default" r:id="rId36"/>
-      <w:footerReference w:type="even" r:id="rId37"/>
-      <w:footerReference w:type="default" r:id="rId38"/>
-      <w:headerReference w:type="first" r:id="rId39"/>
-      <w:footerReference w:type="first" r:id="rId40"/>
+      <w:headerReference w:type="even" r:id="rId36"/>
+      <w:headerReference w:type="default" r:id="rId37"/>
+      <w:footerReference w:type="even" r:id="rId38"/>
+      <w:footerReference w:type="default" r:id="rId39"/>
+      <w:headerReference w:type="first" r:id="rId40"/>
+      <w:footerReference w:type="first" r:id="rId41"/>
       <w:pgSz w:w="12240" w:h="15840"/>
       <w:pgMar w:top="1509" w:right="1436" w:bottom="1480" w:left="1440" w:header="720" w:footer="719" w:gutter="0"/>
       <w:cols w:space="720"/>

--- a/Advanced-Digital-Design/howTo/howTo 08 Build IP For Zynq.docx
+++ b/Advanced-Digital-Design/howTo/howTo 08 Build IP For Zynq.docx
@@ -3,6 +3,83 @@
 <w:document xmlns:wpc="http://schemas.microsoft.com/office/word/2010/wordprocessingCanvas" xmlns:cx="http://schemas.microsoft.com/office/drawing/2014/chartex" xmlns:cx1="http://schemas.microsoft.com/office/drawing/2015/9/8/chartex" xmlns:cx2="http://schemas.microsoft.com/office/drawing/2015/10/21/chartex" xmlns:cx3="http://schemas.microsoft.com/office/drawing/2016/5/9/chartex" xmlns:cx4="http://schemas.microsoft.com/office/drawing/2016/5/10/chartex" xmlns:cx5="http://schemas.microsoft.com/office/drawing/2016/5/11/chartex" xmlns:cx6="http://schemas.microsoft.com/office/drawing/2016/5/12/chartex" xmlns:cx7="http://schemas.microsoft.com/office/drawing/2016/5/13/chartex" xmlns:cx8="http://schemas.microsoft.com/office/drawing/2016/5/14/chartex" xmlns:mc="http://schemas.openxmlformats.org/markup-compatibility/2006" xmlns:aink="http://schemas.microsoft.com/office/drawing/2016/ink" xmlns:am3d="http://schemas.microsoft.com/office/drawing/2017/model3d" xmlns:o="urn:schemas-microsoft-com:office:office" xmlns:oel="http://schemas.microsoft.com/office/2019/extlst" xmlns:r="http://schemas.openxmlformats.org/officeDocument/2006/relationships" xmlns:m="http://schemas.openxmlformats.org/officeDocument/2006/math" xmlns:v="urn:schemas-microsoft-com:vml" xmlns:wp14="http://schemas.microsoft.com/office/word/2010/wordprocessingDrawing" xmlns:wp="http://schemas.openxmlformats.org/drawingml/2006/wordprocessingDrawing" xmlns:w10="urn:schemas-microsoft-com:office:word" xmlns:w="http://schemas.openxmlformats.org/wordprocessingml/2006/main" xmlns:w14="http://schemas.microsoft.com/office/word/2010/wordml" xmlns:w15="http://schemas.microsoft.com/office/word/2012/wordml" xmlns:w16cex="http://schemas.microsoft.com/office/word/2018/wordml/cex" xmlns:w16cid="http://schemas.microsoft.com/office/word/2016/wordml/cid" xmlns:w16="http://schemas.microsoft.com/office/word/2018/wordml" xmlns:w16du="http://schemas.microsoft.com/office/word/2023/wordml/word16du" xmlns:w16sdtdh="http://schemas.microsoft.com/office/word/2020/wordml/sdtdatahash" xmlns:w16sdtfl="http://schemas.microsoft.com/office/word/2024/wordml/sdtformatlock" xmlns:w16se="http://schemas.microsoft.com/office/word/2015/wordml/symex" xmlns:wpg="http://schemas.microsoft.com/office/word/2010/wordprocessingGroup" xmlns:wpi="http://schemas.microsoft.com/office/word/2010/wordprocessingInk" xmlns:wne="http://schemas.microsoft.com/office/word/2006/wordml" xmlns:wps="http://schemas.microsoft.com/office/word/2010/wordprocessingShape" mc:Ignorable="w14 w15 w16se w16cid w16 w16cex w16sdtdh w16sdtfl w16du wp14">
   <w:body>
     <w:p>
+      <w:proofErr w:type="spellStart"/>
+      <w:r>
+        <w:t>HowTo</w:t>
+      </w:r>
+      <w:proofErr w:type="spellEnd"/>
+      <w:r>
+        <w:t xml:space="preserve"> Build IP for the Zynq </w:t>
+      </w:r>
+    </w:p>
+    <w:p>
+      <w:pPr>
+        <w:rPr>
+          <w:u w:val="single"/>
+        </w:rPr>
+      </w:pPr>
+      <w:r>
+        <w:rPr>
+          <w:u w:val="single"/>
+        </w:rPr>
+        <w:t xml:space="preserve">These instructions are written for </w:t>
+      </w:r>
+      <w:proofErr w:type="spellStart"/>
+      <w:r>
+        <w:rPr>
+          <w:u w:val="single"/>
+        </w:rPr>
+        <w:t>Vivado</w:t>
+      </w:r>
+      <w:proofErr w:type="spellEnd"/>
+      <w:r>
+        <w:rPr>
+          <w:u w:val="single"/>
+        </w:rPr>
+        <w:t xml:space="preserve"> 2024.2 or later.  If you are running an earlier version of </w:t>
+      </w:r>
+      <w:proofErr w:type="spellStart"/>
+      <w:r>
+        <w:rPr>
+          <w:u w:val="single"/>
+        </w:rPr>
+        <w:t>Vivado</w:t>
+      </w:r>
+      <w:proofErr w:type="spellEnd"/>
+      <w:r>
+        <w:rPr>
+          <w:u w:val="single"/>
+        </w:rPr>
+        <w:t xml:space="preserve"> upgrade </w:t>
+      </w:r>
+      <w:r>
+        <w:rPr>
+          <w:u w:val="single"/>
+        </w:rPr>
+        <w:t xml:space="preserve">both </w:t>
+      </w:r>
+      <w:proofErr w:type="spellStart"/>
+      <w:r>
+        <w:rPr>
+          <w:u w:val="single"/>
+        </w:rPr>
+        <w:t>Vivado</w:t>
+      </w:r>
+      <w:proofErr w:type="spellEnd"/>
+      <w:r>
+        <w:rPr>
+          <w:u w:val="single"/>
+        </w:rPr>
+        <w:t xml:space="preserve"> and Vitis before proceeding</w:t>
+      </w:r>
+      <w:r>
+        <w:rPr>
+          <w:u w:val="single"/>
+        </w:rPr>
+        <w:t>.</w:t>
+      </w:r>
+    </w:p>
+    <w:p>
       <w:r>
         <w:t xml:space="preserve">You will need to start the process of creating custom IP from some existing </w:t>
       </w:r>
@@ -71,14 +148,11 @@
         <w:keepNext/>
       </w:pPr>
       <w:r>
-        <w:rPr>
-          <w:noProof/>
-        </w:rPr>
         <w:drawing>
-          <wp:inline distT="0" distB="0" distL="0" distR="0" wp14:anchorId="6F2A92F9" wp14:editId="5C793445">
-            <wp:extent cx="5946140" cy="2818765"/>
-            <wp:effectExtent l="0" t="0" r="0" b="635"/>
-            <wp:docPr id="31548873" name="Picture 1"/>
+          <wp:inline distT="0" distB="0" distL="0" distR="0" wp14:anchorId="0C64AD9A" wp14:editId="062EB3E4">
+            <wp:extent cx="5946140" cy="2843530"/>
+            <wp:effectExtent l="0" t="0" r="0" b="0"/>
+            <wp:docPr id="619097783" name="Picture 1" descr="A screenshot of a computer&#10;&#10;AI-generated content may be incorrect."/>
             <wp:cNvGraphicFramePr>
               <a:graphicFrameLocks xmlns:a="http://schemas.openxmlformats.org/drawingml/2006/main" noChangeAspect="1"/>
             </wp:cNvGraphicFramePr>
@@ -86,7 +160,7 @@
               <a:graphicData uri="http://schemas.openxmlformats.org/drawingml/2006/picture">
                 <pic:pic xmlns:pic="http://schemas.openxmlformats.org/drawingml/2006/picture">
                   <pic:nvPicPr>
-                    <pic:cNvPr id="31548873" name=""/>
+                    <pic:cNvPr id="619097783" name="Picture 1" descr="A screenshot of a computer&#10;&#10;AI-generated content may be incorrect."/>
                     <pic:cNvPicPr/>
                   </pic:nvPicPr>
                   <pic:blipFill>
@@ -98,7 +172,7 @@
                   <pic:spPr>
                     <a:xfrm>
                       <a:off x="0" y="0"/>
-                      <a:ext cx="5946140" cy="2818765"/>
+                      <a:ext cx="5946140" cy="2843530"/>
                     </a:xfrm>
                     <a:prstGeom prst="rect">
                       <a:avLst/>
@@ -180,7 +254,15 @@
         <w:t xml:space="preserve"> reset</w:t>
       </w:r>
       <w:r>
-        <w:t xml:space="preserve"> will come from the S_AXI signals coming in through the enhancedPwm_ip_v1_0_S00_AXI interface.</w:t>
+        <w:t xml:space="preserve"> will come from the S_AXI signals coming in through the </w:t>
+      </w:r>
+      <w:proofErr w:type="spellStart"/>
+      <w:r>
+        <w:t>enhancedPwm_AXI</w:t>
+      </w:r>
+      <w:proofErr w:type="spellEnd"/>
+      <w:r>
+        <w:t xml:space="preserve"> interface.</w:t>
       </w:r>
     </w:p>
     <w:p>
@@ -288,7 +370,18 @@
         <w:fldChar w:fldCharType="end"/>
       </w:r>
       <w:r>
-        <w:t xml:space="preserve"> are part of the AXI interface and as such, not your concern – leave them alone.  When a signal from your custom IP needs to leave the Zynq chip, you must add that signal to the two “enhancedPwm_ip_v1_0” interfaces. </w:t>
+        <w:t xml:space="preserve"> are part of the AXI interface and as such, not your concern – leave them alone.  When a signal from your custom IP needs to leave the Zynq chip, you must add that signal to the two “</w:t>
+      </w:r>
+      <w:proofErr w:type="spellStart"/>
+      <w:r>
+        <w:t>enhancedPwm_</w:t>
+      </w:r>
+      <w:r>
+        <w:t>AXI</w:t>
+      </w:r>
+      <w:proofErr w:type="spellEnd"/>
+      <w:r>
+        <w:t xml:space="preserve">” interfaces. </w:t>
       </w:r>
     </w:p>
     <w:p>
@@ -331,17 +424,46 @@
           <w:sz w:val="36"/>
           <w:szCs w:val="36"/>
         </w:rPr>
+        <w:lastRenderedPageBreak/>
         <w:t>Create Custom IP:</w:t>
       </w:r>
     </w:p>
     <w:p>
       <w:r>
+        <w:t xml:space="preserve">Create a folder just off your root directory called </w:t>
+      </w:r>
+      <w:proofErr w:type="spellStart"/>
+      <w:r>
+        <w:t>myRepo</w:t>
+      </w:r>
+      <w:proofErr w:type="spellEnd"/>
+      <w:r>
+        <w:t xml:space="preserve">.  This is where all your IP will be stored.  </w:t>
+      </w:r>
+      <w:proofErr w:type="spellStart"/>
+      <w:r>
+        <w:t>Vivado</w:t>
+      </w:r>
+      <w:proofErr w:type="spellEnd"/>
+      <w:r>
+        <w:t xml:space="preserve"> does NOT like spaces in the path name to files, so please </w:t>
+      </w:r>
+      <w:r>
+        <w:rPr>
+          <w:b/>
+          <w:bCs/>
+          <w:u w:val="single"/>
+        </w:rPr>
+        <w:t>DO NOT PUT SPACED IN THE PATH NAME TO YOUR REPOSITORY.</w:t>
+      </w:r>
+    </w:p>
+    <w:p>
+      <w:r>
         <w:t>Start by selecting Tools =&gt; Create and Package New IP….</w:t>
       </w:r>
     </w:p>
     <w:p>
       <w:r>
-        <w:lastRenderedPageBreak/>
         <w:t>You will be presented with the Create and Package New IP wizard:</w:t>
       </w:r>
     </w:p>
@@ -465,7 +587,27 @@
         <w:t>Peripheral Details:</w:t>
       </w:r>
       <w:r>
-        <w:t xml:space="preserve"> Complete name and IP location.  Click Next.</w:t>
+        <w:t xml:space="preserve"> </w:t>
+      </w:r>
+      <w:r>
+        <w:t xml:space="preserve">For Name please use </w:t>
+      </w:r>
+      <w:proofErr w:type="spellStart"/>
+      <w:r>
+        <w:t>enhancedPwm_AXI</w:t>
+      </w:r>
+      <w:proofErr w:type="spellEnd"/>
+      <w:r>
+        <w:t xml:space="preserve">.  Point to your </w:t>
+      </w:r>
+      <w:r>
+        <w:t>IP location</w:t>
+      </w:r>
+      <w:r>
+        <w:t xml:space="preserve"> created at the start</w:t>
+      </w:r>
+      <w:r>
+        <w:t>.  Click Next.</w:t>
       </w:r>
     </w:p>
     <w:p>
@@ -473,6 +615,7 @@
         <w:rPr>
           <w:noProof/>
         </w:rPr>
+        <w:lastRenderedPageBreak/>
         <w:drawing>
           <wp:inline distT="0" distB="0" distL="0" distR="0" wp14:anchorId="54B4A429" wp14:editId="7953A465">
             <wp:extent cx="2880000" cy="1955472"/>
@@ -520,7 +663,6 @@
           <w:b/>
           <w:bCs/>
         </w:rPr>
-        <w:lastRenderedPageBreak/>
         <w:t>Add Interfaces:</w:t>
       </w:r>
       <w:r>
@@ -626,6 +768,7 @@
     <w:p/>
     <w:p>
       <w:r>
+        <w:lastRenderedPageBreak/>
         <w:t xml:space="preserve">You have just created an empty shell of the new IP.  </w:t>
       </w:r>
       <w:r>
@@ -677,13 +820,25 @@
     </w:p>
     <w:p>
       <w:r>
-        <w:t xml:space="preserve">Before moving on, check to make sure that your IP wrapper will be created in VHDL.  Do this my right mouse clicking on the enhancedPWM_v1.0 IP element and selecting IP Settings…  </w:t>
-      </w:r>
-    </w:p>
-    <w:p/>
-    <w:p>
-      <w:r>
-        <w:lastRenderedPageBreak/>
+        <w:t xml:space="preserve">Before moving on, check to make sure that your IP wrapper will be created in VHDL.  Do this my right mouse clicking on the </w:t>
+      </w:r>
+      <w:proofErr w:type="spellStart"/>
+      <w:r>
+        <w:t>enhancedPWM_</w:t>
+      </w:r>
+      <w:r>
+        <w:t>AXI</w:t>
+      </w:r>
+      <w:proofErr w:type="spellEnd"/>
+      <w:r>
+        <w:t xml:space="preserve"> </w:t>
+      </w:r>
+      <w:r>
+        <w:t xml:space="preserve">IP element and selecting IP Settings…  </w:t>
+      </w:r>
+    </w:p>
+    <w:p>
+      <w:r>
         <w:t>In the Settings pop-up, select Project in the Tool Settings area.  Make sure that VHDL is selected as the Target Language.</w:t>
       </w:r>
     </w:p>
@@ -732,7 +887,18 @@
     <w:p/>
     <w:p>
       <w:r>
-        <w:t xml:space="preserve">It’s time to fill that shell with your custom logic. To do go to the IP Catalog tab, expand the User Repository -&gt; AXI Peripheral and then right click on “enhancedPwm_ip_v1.0” and select “Edit in </w:t>
+        <w:t>It’s time to fill that shell with your custom logic. To do go to the IP Catalog tab, expand the User Repository -&gt; AXI Peripheral and then right click on “</w:t>
+      </w:r>
+      <w:proofErr w:type="spellStart"/>
+      <w:r>
+        <w:t>enhancedPwm_</w:t>
+      </w:r>
+      <w:r>
+        <w:t>AXI</w:t>
+      </w:r>
+      <w:proofErr w:type="spellEnd"/>
+      <w:r>
+        <w:t xml:space="preserve">” and select “Edit in </w:t>
       </w:r>
       <w:r>
         <w:t xml:space="preserve">IP </w:t>
@@ -785,6 +951,7 @@
     </w:p>
     <w:p>
       <w:r>
+        <w:lastRenderedPageBreak/>
         <w:t xml:space="preserve">Leave the defaults.  Click OK.  If you are asked, click OK, to overwrite the previous version.  A new </w:t>
       </w:r>
       <w:r>
@@ -830,28 +997,15 @@
         <w:t xml:space="preserve"> component </w:t>
       </w:r>
       <w:r>
-        <w:t xml:space="preserve">into a form that will make it compatible </w:t>
-      </w:r>
-      <w:proofErr w:type="gramStart"/>
-      <w:r>
-        <w:t>to</w:t>
-      </w:r>
-      <w:proofErr w:type="gramEnd"/>
-      <w:r>
-        <w:t xml:space="preserve"> the AXI bus used by the Zynq processor.  </w:t>
-      </w:r>
-    </w:p>
-    <w:p>
-      <w:r>
-        <w:t xml:space="preserve">Before you start make sure that you have a pair of files in the Design Sources that </w:t>
-      </w:r>
-      <w:proofErr w:type="gramStart"/>
-      <w:r>
-        <w:t>looks</w:t>
-      </w:r>
-      <w:proofErr w:type="gramEnd"/>
-      <w:r>
-        <w:t xml:space="preserve"> like the following.  If you don’t follow the instructions below before proceeding.</w:t>
+        <w:t xml:space="preserve">into a form that will make it compatible to the AXI bus used by the Zynq processor.  </w:t>
+      </w:r>
+    </w:p>
+    <w:p>
+      <w:r>
+        <w:t>Before you start make sure that you have a pair of files in the Design Sources that looks like the following.  If you don’t follow the instructions below before proceeding.</w:t>
+      </w:r>
+      <w:r>
+        <w:t xml:space="preserve">  Note, I named my top-level slightly differently than you have been instructed.</w:t>
       </w:r>
     </w:p>
     <w:p>
@@ -898,7 +1052,6 @@
     </w:p>
     <w:p>
       <w:r>
-        <w:lastRenderedPageBreak/>
         <w:t xml:space="preserve">If you have just a single file (just </w:t>
       </w:r>
       <w:r>
@@ -918,6 +1071,9 @@
       <w:proofErr w:type="spellStart"/>
       <w:r>
         <w:t>enhancedPwm</w:t>
+      </w:r>
+      <w:r>
+        <w:t>_AXI</w:t>
       </w:r>
       <w:proofErr w:type="spellEnd"/>
       <w:r>
@@ -991,6 +1147,7 @@
         <w:rPr>
           <w:noProof/>
         </w:rPr>
+        <w:lastRenderedPageBreak/>
         <w:drawing>
           <wp:inline distT="0" distB="0" distL="0" distR="0" wp14:anchorId="1C16F99F" wp14:editId="387316EA">
             <wp:extent cx="1800000" cy="1410098"/>
@@ -1085,7 +1242,6 @@
         <w:rPr>
           <w:noProof/>
         </w:rPr>
-        <w:lastRenderedPageBreak/>
         <w:drawing>
           <wp:inline distT="0" distB="0" distL="0" distR="0" wp14:anchorId="7F4015D3" wp14:editId="32316447">
             <wp:extent cx="3683156" cy="2500132"/>
@@ -1208,6 +1364,7 @@
           <w:sz w:val="36"/>
           <w:szCs w:val="36"/>
         </w:rPr>
+        <w:lastRenderedPageBreak/>
         <w:t>Edits to:</w:t>
       </w:r>
       <w:r>
@@ -1249,7 +1406,6 @@
       <w:r>
         <w:t xml:space="preserve"> </w:t>
       </w:r>
-      <w:proofErr w:type="gramStart"/>
       <w:r>
         <w:t>enhancePwm_2024_slave_lite_v1_0_S00_AXI</w:t>
       </w:r>
@@ -1260,56 +1416,44 @@
         <w:t xml:space="preserve">vhd  </w:t>
       </w:r>
       <w:r>
-        <w:t>Open</w:t>
-      </w:r>
-      <w:proofErr w:type="gramEnd"/>
+        <w:t xml:space="preserve">Open </w:t>
+      </w:r>
+      <w:r>
+        <w:t xml:space="preserve">the </w:t>
+      </w:r>
+      <w:proofErr w:type="spellStart"/>
+      <w:r>
+        <w:t>enhancedPwm.vhd</w:t>
+      </w:r>
+      <w:proofErr w:type="spellEnd"/>
+      <w:r>
+        <w:t xml:space="preserve"> file, cop</w:t>
+      </w:r>
+      <w:r>
+        <w:t>y</w:t>
+      </w:r>
+      <w:r>
+        <w:t xml:space="preserve"> the entity description </w:t>
+      </w:r>
+      <w:r>
+        <w:t xml:space="preserve">for the </w:t>
+      </w:r>
+      <w:proofErr w:type="spellStart"/>
+      <w:r>
+        <w:t>enhancedPwm</w:t>
+      </w:r>
+      <w:proofErr w:type="spellEnd"/>
       <w:r>
         <w:t xml:space="preserve"> </w:t>
       </w:r>
       <w:r>
-        <w:t xml:space="preserve">the </w:t>
-      </w:r>
-      <w:proofErr w:type="spellStart"/>
-      <w:r>
-        <w:t>enhancedPwm.vhd</w:t>
-      </w:r>
-      <w:proofErr w:type="spellEnd"/>
-      <w:r>
-        <w:t xml:space="preserve"> file, cop</w:t>
-      </w:r>
-      <w:r>
-        <w:t>y</w:t>
-      </w:r>
-      <w:r>
-        <w:t xml:space="preserve"> the entity description </w:t>
-      </w:r>
-      <w:r>
-        <w:t xml:space="preserve">for the </w:t>
-      </w:r>
-      <w:proofErr w:type="spellStart"/>
-      <w:r>
-        <w:t>enhancedPwm</w:t>
-      </w:r>
-      <w:proofErr w:type="spellEnd"/>
-      <w:r>
-        <w:t xml:space="preserve"> </w:t>
-      </w:r>
-      <w:r>
-        <w:t xml:space="preserve">and then paste it into </w:t>
-      </w:r>
-      <w:proofErr w:type="gramStart"/>
-      <w:r>
-        <w:t xml:space="preserve">the  </w:t>
+        <w:t xml:space="preserve">and then paste it into the  </w:t>
       </w:r>
       <w:r>
         <w:t>enhancePwm_2024_slave_lite_v1_0_S00_AXI</w:t>
       </w:r>
       <w:r>
-        <w:t>.vhd</w:t>
-      </w:r>
-      <w:proofErr w:type="gramEnd"/>
-      <w:r>
-        <w:t xml:space="preserve"> file </w:t>
+        <w:t xml:space="preserve">.vhd file </w:t>
       </w:r>
       <w:r>
         <w:t xml:space="preserve">below the signal declarations and just before the begin statement </w:t>
@@ -1389,15 +1533,7 @@
     </w:p>
     <w:p>
       <w:r>
-        <w:t xml:space="preserve">*Please note, your line numbers will be different as this screen shot </w:t>
-      </w:r>
-      <w:proofErr w:type="gramStart"/>
-      <w:r>
-        <w:t>represent</w:t>
-      </w:r>
-      <w:proofErr w:type="gramEnd"/>
-      <w:r>
-        <w:t xml:space="preserve"> the file when it was completed.  You have only just started editing the file.</w:t>
+        <w:t>*Please note, your line numbers will be different as this screen shot represent the file when it was completed.  You have only just started editing the file.</w:t>
       </w:r>
     </w:p>
     <w:p>
@@ -1559,15 +1695,8 @@
     </w:p>
     <w:p>
       <w:r>
-        <w:t xml:space="preserve">*Please note, your line numbers will be different as this screen shot </w:t>
-      </w:r>
-      <w:proofErr w:type="gramStart"/>
-      <w:r>
-        <w:t>represent</w:t>
-      </w:r>
-      <w:proofErr w:type="gramEnd"/>
-      <w:r>
-        <w:t xml:space="preserve"> the file when it was completed.  You have only just started editing the file.</w:t>
+        <w:lastRenderedPageBreak/>
+        <w:t>*Please note, your line numbers will be different as this screen shot represent the file when it was completed.  You have only just started editing the file.</w:t>
       </w:r>
     </w:p>
     <w:p>
@@ -1730,7 +1859,6 @@
     <w:p/>
     <w:p>
       <w:r>
-        <w:lastRenderedPageBreak/>
         <w:t xml:space="preserve">You are done editing </w:t>
       </w:r>
       <w:r>
@@ -1796,15 +1924,7 @@
       </w:r>
       <w:proofErr w:type="spellEnd"/>
       <w:r>
-        <w:t xml:space="preserve"> signals outside this module.  It’s </w:t>
-      </w:r>
-      <w:proofErr w:type="gramStart"/>
-      <w:r>
-        <w:t>fairly straightforward</w:t>
-      </w:r>
-      <w:proofErr w:type="gramEnd"/>
-      <w:r>
-        <w:t>.</w:t>
+        <w:t xml:space="preserve"> signals outside this module.  It’s fairly straightforward.</w:t>
       </w:r>
     </w:p>
     <w:p>
@@ -1886,6 +2006,7 @@
         <w:rPr>
           <w:noProof/>
         </w:rPr>
+        <w:lastRenderedPageBreak/>
         <w:drawing>
           <wp:inline distT="0" distB="0" distL="0" distR="0" wp14:anchorId="6744F643" wp14:editId="50563BCC">
             <wp:extent cx="3311352" cy="1371600"/>
@@ -1986,7 +2107,6 @@
     <w:p/>
     <w:p>
       <w:r>
-        <w:lastRenderedPageBreak/>
         <w:t xml:space="preserve">Save </w:t>
       </w:r>
       <w:r>
@@ -2054,18 +2174,7 @@
         <w:t>I’d suggest an extra layer of syntax checking by running a behavioral simulation.  You should only do this to check for warnings and errors in the Messages area at the bottom of the screen.  Only pay attention to syntax-related errors.  Ignore things like “Spawn Error”</w:t>
       </w:r>
       <w:r>
-        <w:t>.   You can also</w:t>
-      </w:r>
-      <w:r>
-        <w:t xml:space="preserve"> try to Generate Bitstream to weed out all elaboration errors from vector size </w:t>
-      </w:r>
-      <w:proofErr w:type="gramStart"/>
-      <w:r>
-        <w:t>mis-matches</w:t>
-      </w:r>
-      <w:proofErr w:type="gramEnd"/>
-      <w:r>
-        <w:t xml:space="preserve">.  </w:t>
+        <w:t xml:space="preserve">.   You can also try to Generate Bitstream to weed out all elaboration errors from vector size mis-matches.  </w:t>
       </w:r>
     </w:p>
     <w:p>
@@ -2108,6 +2217,7 @@
           <w:b/>
           <w:bCs/>
         </w:rPr>
+        <w:lastRenderedPageBreak/>
         <w:t>Compatibility</w:t>
       </w:r>
       <w:r>
@@ -2123,26 +2233,16 @@
         <w:t>File Groups</w:t>
       </w:r>
       <w:r>
-        <w:t xml:space="preserve"> – Click on “Merge changes from File Groups </w:t>
-      </w:r>
-      <w:proofErr w:type="gramStart"/>
-      <w:r>
-        <w:t>Wizard”</w:t>
-      </w:r>
-      <w:r>
-        <w:t xml:space="preserve">  This</w:t>
-      </w:r>
-      <w:proofErr w:type="gramEnd"/>
-      <w:r>
-        <w:t xml:space="preserve"> step saves the state of the project.  You MUST do this before quitting otherwise you will </w:t>
+        <w:t xml:space="preserve"> – Click on “Merge changes from File Groups Wizard”</w:t>
+      </w:r>
+      <w:r>
+        <w:t xml:space="preserve">  This step saves the state of the project.  You MUST do this before quitting otherwise you will </w:t>
       </w:r>
       <w:proofErr w:type="spellStart"/>
-      <w:proofErr w:type="gramStart"/>
       <w:r>
         <w:t>loose</w:t>
       </w:r>
       <w:proofErr w:type="spellEnd"/>
-      <w:proofErr w:type="gramEnd"/>
       <w:r>
         <w:t xml:space="preserve"> all your work.  Ask me how I know :/</w:t>
       </w:r>
@@ -2263,7 +2363,6 @@
           <w:b/>
           <w:bCs/>
         </w:rPr>
-        <w:lastRenderedPageBreak/>
         <w:t>Ports and Interfaces</w:t>
       </w:r>
       <w:r>
@@ -2360,6 +2459,7 @@
         <w:rPr>
           <w:noProof/>
         </w:rPr>
+        <w:lastRenderedPageBreak/>
         <w:drawing>
           <wp:inline distT="0" distB="0" distL="0" distR="0" wp14:anchorId="7EB10F4D" wp14:editId="69A5032B">
             <wp:extent cx="2880000" cy="1386462"/>
@@ -2498,7 +2598,6 @@
         <w:ind w:left="0" w:firstLine="0"/>
       </w:pPr>
       <w:r>
-        <w:lastRenderedPageBreak/>
         <w:t>When you get all the errors corrected, you should be safe to complete the process to generate your IP.</w:t>
       </w:r>
     </w:p>
@@ -2559,6 +2658,7 @@
     <w:p/>
     <w:p>
       <w:r>
+        <w:lastRenderedPageBreak/>
         <w:t>Click the Re-Package IP button and agree to close the project.  You can close this project when it’s done.</w:t>
       </w:r>
     </w:p>
